--- a/sec_sem/mobile/Lab_3/ФЕП-41(2)_3_Фіняк_Олег.docx
+++ b/sec_sem/mobile/Lab_3/ФЕП-41(2)_3_Фіняк_Олег.docx
@@ -414,8 +414,6 @@
         </w:rPr>
         <w:t>Проф. Сергій РЕНДЗІНЯК</w:t>
       </w:r>
-      <w:bookmarkStart w:id="0" w:name="_GoBack"/>
-      <w:bookmarkEnd w:id="0"/>
     </w:p>
     <w:p>
       <w:pPr>
@@ -490,6 +488,6953 @@
         </w:rPr>
         <w:t>Львів – 2026</w:t>
       </w:r>
+    </w:p>
+    <w:p>
+      <w:pPr>
+        <w:jc w:val="center"/>
+        <w:rPr>
+          <w:rFonts w:ascii="Times New Roman" w:hAnsi="Times New Roman" w:cs="Times New Roman"/>
+          <w:sz w:val="32"/>
+          <w:szCs w:val="32"/>
+        </w:rPr>
+      </w:pPr>
+    </w:p>
+    <w:p>
+      <w:pPr>
+        <w:jc w:val="center"/>
+        <w:rPr>
+          <w:rFonts w:ascii="Times New Roman" w:hAnsi="Times New Roman" w:cs="Times New Roman"/>
+          <w:sz w:val="32"/>
+          <w:szCs w:val="32"/>
+        </w:rPr>
+      </w:pPr>
+    </w:p>
+    <w:p>
+      <w:pPr>
+        <w:jc w:val="both"/>
+        <w:rPr>
+          <w:rFonts w:ascii="Times New Roman" w:hAnsi="Times New Roman" w:cs="Times New Roman"/>
+          <w:b/>
+          <w:sz w:val="28"/>
+          <w:szCs w:val="28"/>
+        </w:rPr>
+      </w:pPr>
+      <w:r>
+        <w:rPr>
+          <w:rFonts w:ascii="Times New Roman" w:hAnsi="Times New Roman" w:cs="Times New Roman"/>
+          <w:b/>
+          <w:sz w:val="28"/>
+          <w:szCs w:val="28"/>
+        </w:rPr>
+        <w:lastRenderedPageBreak/>
+        <w:t xml:space="preserve">Мета роботи: </w:t>
+      </w:r>
+    </w:p>
+    <w:p>
+      <w:pPr>
+        <w:jc w:val="both"/>
+        <w:rPr>
+          <w:rFonts w:ascii="Times New Roman" w:hAnsi="Times New Roman" w:cs="Times New Roman"/>
+          <w:sz w:val="28"/>
+          <w:szCs w:val="28"/>
+        </w:rPr>
+      </w:pPr>
+      <w:r>
+        <w:rPr>
+          <w:rFonts w:ascii="Times New Roman" w:hAnsi="Times New Roman" w:cs="Times New Roman"/>
+          <w:sz w:val="28"/>
+          <w:szCs w:val="28"/>
+        </w:rPr>
+        <w:t xml:space="preserve">1) ознайомитись з основними характеристиками </w:t>
+      </w:r>
+      <w:proofErr w:type="spellStart"/>
+      <w:r>
+        <w:rPr>
+          <w:rFonts w:ascii="Times New Roman" w:hAnsi="Times New Roman" w:cs="Times New Roman"/>
+          <w:sz w:val="28"/>
+          <w:szCs w:val="28"/>
+        </w:rPr>
+        <w:t>Wi</w:t>
+      </w:r>
+      <w:proofErr w:type="spellEnd"/>
+      <w:r>
+        <w:rPr>
+          <w:rFonts w:ascii="Times New Roman" w:hAnsi="Times New Roman" w:cs="Times New Roman"/>
+          <w:sz w:val="28"/>
+          <w:szCs w:val="28"/>
+        </w:rPr>
+        <w:t>-</w:t>
+      </w:r>
+      <w:proofErr w:type="spellStart"/>
+      <w:r>
+        <w:rPr>
+          <w:rFonts w:ascii="Times New Roman" w:hAnsi="Times New Roman" w:cs="Times New Roman"/>
+          <w:sz w:val="28"/>
+          <w:szCs w:val="28"/>
+        </w:rPr>
+        <w:t>Fi</w:t>
+      </w:r>
+      <w:proofErr w:type="spellEnd"/>
+      <w:r>
+        <w:rPr>
+          <w:rFonts w:ascii="Times New Roman" w:hAnsi="Times New Roman" w:cs="Times New Roman"/>
+          <w:sz w:val="28"/>
+          <w:szCs w:val="28"/>
+        </w:rPr>
+        <w:t xml:space="preserve">-мереж; </w:t>
+      </w:r>
+    </w:p>
+    <w:p>
+      <w:pPr>
+        <w:jc w:val="both"/>
+        <w:rPr>
+          <w:rFonts w:ascii="Times New Roman" w:hAnsi="Times New Roman" w:cs="Times New Roman"/>
+          <w:sz w:val="28"/>
+          <w:szCs w:val="28"/>
+        </w:rPr>
+      </w:pPr>
+      <w:r>
+        <w:rPr>
+          <w:rFonts w:ascii="Times New Roman" w:hAnsi="Times New Roman" w:cs="Times New Roman"/>
+          <w:sz w:val="28"/>
+          <w:szCs w:val="28"/>
+        </w:rPr>
+        <w:t xml:space="preserve">2) навчитися визначати параметри та характеристики </w:t>
+      </w:r>
+      <w:proofErr w:type="spellStart"/>
+      <w:r>
+        <w:rPr>
+          <w:rFonts w:ascii="Times New Roman" w:hAnsi="Times New Roman" w:cs="Times New Roman"/>
+          <w:sz w:val="28"/>
+          <w:szCs w:val="28"/>
+        </w:rPr>
+        <w:t>Wi</w:t>
+      </w:r>
+      <w:proofErr w:type="spellEnd"/>
+      <w:r>
+        <w:rPr>
+          <w:rFonts w:ascii="Times New Roman" w:hAnsi="Times New Roman" w:cs="Times New Roman"/>
+          <w:sz w:val="28"/>
+          <w:szCs w:val="28"/>
+        </w:rPr>
+        <w:t>-</w:t>
+      </w:r>
+      <w:proofErr w:type="spellStart"/>
+      <w:r>
+        <w:rPr>
+          <w:rFonts w:ascii="Times New Roman" w:hAnsi="Times New Roman" w:cs="Times New Roman"/>
+          <w:sz w:val="28"/>
+          <w:szCs w:val="28"/>
+        </w:rPr>
+        <w:t>Fi</w:t>
+      </w:r>
+      <w:proofErr w:type="spellEnd"/>
+      <w:r>
+        <w:rPr>
+          <w:rFonts w:ascii="Times New Roman" w:hAnsi="Times New Roman" w:cs="Times New Roman"/>
+          <w:sz w:val="28"/>
+          <w:szCs w:val="28"/>
+        </w:rPr>
+        <w:t>-мере</w:t>
+      </w:r>
+    </w:p>
+    <w:p>
+      <w:pPr>
+        <w:jc w:val="both"/>
+        <w:rPr>
+          <w:rFonts w:ascii="Times New Roman" w:hAnsi="Times New Roman" w:cs="Times New Roman"/>
+          <w:sz w:val="28"/>
+          <w:szCs w:val="28"/>
+        </w:rPr>
+      </w:pPr>
+    </w:p>
+    <w:p>
+      <w:pPr>
+        <w:jc w:val="both"/>
+        <w:rPr>
+          <w:rFonts w:ascii="Times New Roman" w:hAnsi="Times New Roman" w:cs="Times New Roman"/>
+          <w:sz w:val="28"/>
+          <w:szCs w:val="28"/>
+        </w:rPr>
+      </w:pPr>
+      <w:r>
+        <w:rPr>
+          <w:rFonts w:ascii="Times New Roman" w:hAnsi="Times New Roman" w:cs="Times New Roman"/>
+          <w:b/>
+          <w:sz w:val="28"/>
+          <w:szCs w:val="28"/>
+        </w:rPr>
+        <w:t>ЗАВДАННЯ НА ВИКОНАННЯ ЛАБОРАТОРНОЇ РОБОТИ</w:t>
+      </w:r>
+      <w:r>
+        <w:rPr>
+          <w:rFonts w:ascii="Times New Roman" w:hAnsi="Times New Roman" w:cs="Times New Roman"/>
+          <w:sz w:val="28"/>
+          <w:szCs w:val="28"/>
+        </w:rPr>
+        <w:t xml:space="preserve"> </w:t>
+      </w:r>
+    </w:p>
+    <w:p>
+      <w:pPr>
+        <w:pStyle w:val="a5"/>
+        <w:numPr>
+          <w:ilvl w:val="0"/>
+          <w:numId w:val="8"/>
+        </w:numPr>
+        <w:jc w:val="both"/>
+        <w:rPr>
+          <w:rFonts w:ascii="Times New Roman" w:hAnsi="Times New Roman" w:cs="Times New Roman"/>
+          <w:sz w:val="28"/>
+          <w:szCs w:val="28"/>
+        </w:rPr>
+      </w:pPr>
+      <w:r>
+        <w:rPr>
+          <w:rFonts w:ascii="Times New Roman" w:hAnsi="Times New Roman" w:cs="Times New Roman"/>
+          <w:sz w:val="28"/>
+          <w:szCs w:val="28"/>
+        </w:rPr>
+        <w:t xml:space="preserve">Отримані підчас сканування </w:t>
+      </w:r>
+      <w:proofErr w:type="spellStart"/>
+      <w:r>
+        <w:rPr>
+          <w:rFonts w:ascii="Times New Roman" w:hAnsi="Times New Roman" w:cs="Times New Roman"/>
+          <w:sz w:val="28"/>
+          <w:szCs w:val="28"/>
+        </w:rPr>
+        <w:t>Wi</w:t>
+      </w:r>
+      <w:proofErr w:type="spellEnd"/>
+      <w:r>
+        <w:rPr>
+          <w:rFonts w:ascii="Times New Roman" w:hAnsi="Times New Roman" w:cs="Times New Roman"/>
+          <w:sz w:val="28"/>
+          <w:szCs w:val="28"/>
+        </w:rPr>
+        <w:t>-</w:t>
+      </w:r>
+      <w:proofErr w:type="spellStart"/>
+      <w:r>
+        <w:rPr>
+          <w:rFonts w:ascii="Times New Roman" w:hAnsi="Times New Roman" w:cs="Times New Roman"/>
+          <w:sz w:val="28"/>
+          <w:szCs w:val="28"/>
+        </w:rPr>
+        <w:t>Fi</w:t>
+      </w:r>
+      <w:proofErr w:type="spellEnd"/>
+      <w:r>
+        <w:rPr>
+          <w:rFonts w:ascii="Times New Roman" w:hAnsi="Times New Roman" w:cs="Times New Roman"/>
+          <w:sz w:val="28"/>
+          <w:szCs w:val="28"/>
+        </w:rPr>
+        <w:t xml:space="preserve">-мереж (до 5) результати записати в табл. 1. За можливості відобразити дані для різних діапазонів </w:t>
+      </w:r>
+      <w:proofErr w:type="spellStart"/>
+      <w:r>
+        <w:rPr>
+          <w:rFonts w:ascii="Times New Roman" w:hAnsi="Times New Roman" w:cs="Times New Roman"/>
+          <w:sz w:val="28"/>
+          <w:szCs w:val="28"/>
+        </w:rPr>
+        <w:t>Wi-Fi</w:t>
+      </w:r>
+      <w:proofErr w:type="spellEnd"/>
+      <w:r>
+        <w:rPr>
+          <w:rFonts w:ascii="Times New Roman" w:hAnsi="Times New Roman" w:cs="Times New Roman"/>
+          <w:sz w:val="28"/>
+          <w:szCs w:val="28"/>
+        </w:rPr>
+        <w:t>.</w:t>
+      </w:r>
+    </w:p>
+    <w:p>
+      <w:pPr>
+        <w:ind w:left="360"/>
+        <w:jc w:val="both"/>
+        <w:rPr>
+          <w:rFonts w:ascii="Times New Roman" w:hAnsi="Times New Roman" w:cs="Times New Roman"/>
+          <w:sz w:val="28"/>
+          <w:szCs w:val="28"/>
+          <w:lang w:val="en-US"/>
+        </w:rPr>
+      </w:pPr>
+      <w:r>
+        <w:rPr>
+          <w:rFonts w:ascii="Times New Roman" w:hAnsi="Times New Roman" w:cs="Times New Roman"/>
+          <w:sz w:val="28"/>
+          <w:szCs w:val="28"/>
+        </w:rPr>
+        <w:t xml:space="preserve">Сканування за допомогою </w:t>
+      </w:r>
+      <w:r>
+        <w:rPr>
+          <w:rFonts w:ascii="Times New Roman" w:hAnsi="Times New Roman" w:cs="Times New Roman"/>
+          <w:sz w:val="28"/>
+          <w:szCs w:val="28"/>
+          <w:lang w:val="en-US"/>
+        </w:rPr>
+        <w:t xml:space="preserve">AirPort-Utility </w:t>
+      </w:r>
+      <w:r>
+        <w:rPr>
+          <w:rFonts w:ascii="Times New Roman" w:hAnsi="Times New Roman" w:cs="Times New Roman"/>
+          <w:sz w:val="28"/>
+          <w:szCs w:val="28"/>
+        </w:rPr>
+        <w:t xml:space="preserve">на </w:t>
+      </w:r>
+      <w:proofErr w:type="spellStart"/>
+      <w:r>
+        <w:rPr>
+          <w:rFonts w:ascii="Times New Roman" w:hAnsi="Times New Roman" w:cs="Times New Roman"/>
+          <w:sz w:val="28"/>
+          <w:szCs w:val="28"/>
+          <w:lang w:val="en-US"/>
+        </w:rPr>
+        <w:t>Iphone</w:t>
+      </w:r>
+      <w:proofErr w:type="spellEnd"/>
+      <w:r>
+        <w:rPr>
+          <w:rFonts w:ascii="Times New Roman" w:hAnsi="Times New Roman" w:cs="Times New Roman"/>
+          <w:sz w:val="28"/>
+          <w:szCs w:val="28"/>
+          <w:lang w:val="en-US"/>
+        </w:rPr>
+        <w:t xml:space="preserve"> 13 Pro Max</w:t>
+      </w:r>
+    </w:p>
+    <w:tbl>
+      <w:tblPr>
+        <w:tblW w:w="0" w:type="auto"/>
+        <w:tblCellSpacing w:w="15" w:type="dxa"/>
+        <w:tblCellMar>
+          <w:left w:w="0" w:type="dxa"/>
+          <w:right w:w="0" w:type="dxa"/>
+        </w:tblCellMar>
+        <w:tblLook w:val="04A0" w:firstRow="1" w:lastRow="0" w:firstColumn="1" w:lastColumn="0" w:noHBand="0" w:noVBand="1"/>
+      </w:tblPr>
+      <w:tblGrid>
+        <w:gridCol w:w="684"/>
+        <w:gridCol w:w="1313"/>
+        <w:gridCol w:w="1447"/>
+        <w:gridCol w:w="1481"/>
+        <w:gridCol w:w="1210"/>
+        <w:gridCol w:w="1466"/>
+        <w:gridCol w:w="2022"/>
+      </w:tblGrid>
+      <w:tr>
+        <w:trPr>
+          <w:tblHeader/>
+          <w:tblCellSpacing w:w="15" w:type="dxa"/>
+        </w:trPr>
+        <w:tc>
+          <w:tcPr>
+            <w:tcW w:w="0" w:type="auto"/>
+            <w:tcBorders>
+              <w:top w:val="single" w:sz="6" w:space="0" w:color="auto"/>
+              <w:left w:val="single" w:sz="6" w:space="0" w:color="auto"/>
+              <w:bottom w:val="single" w:sz="6" w:space="0" w:color="auto"/>
+              <w:right w:val="single" w:sz="6" w:space="0" w:color="auto"/>
+            </w:tcBorders>
+            <w:tcMar>
+              <w:top w:w="240" w:type="dxa"/>
+              <w:left w:w="0" w:type="dxa"/>
+              <w:bottom w:w="240" w:type="dxa"/>
+              <w:right w:w="180" w:type="dxa"/>
+            </w:tcMar>
+            <w:vAlign w:val="center"/>
+            <w:hideMark/>
+          </w:tcPr>
+          <w:p>
+            <w:pPr>
+              <w:spacing w:after="0" w:line="240" w:lineRule="auto"/>
+              <w:jc w:val="both"/>
+              <w:rPr>
+                <w:rFonts w:ascii="Times New Roman" w:eastAsia="Times New Roman" w:hAnsi="Times New Roman" w:cs="Times New Roman"/>
+                <w:color w:val="1F1F1F"/>
+                <w:sz w:val="28"/>
+                <w:szCs w:val="28"/>
+                <w:lang w:eastAsia="uk-UA"/>
+              </w:rPr>
+            </w:pPr>
+            <w:r>
+              <w:rPr>
+                <w:rFonts w:ascii="Times New Roman" w:eastAsia="Times New Roman" w:hAnsi="Times New Roman" w:cs="Times New Roman"/>
+                <w:b/>
+                <w:bCs/>
+                <w:color w:val="1F1F1F"/>
+                <w:sz w:val="28"/>
+                <w:szCs w:val="28"/>
+                <w:bdr w:val="none" w:sz="0" w:space="0" w:color="auto" w:frame="1"/>
+                <w:lang w:eastAsia="uk-UA"/>
+              </w:rPr>
+              <w:t>№ п/п</w:t>
+            </w:r>
+          </w:p>
+        </w:tc>
+        <w:tc>
+          <w:tcPr>
+            <w:tcW w:w="0" w:type="auto"/>
+            <w:tcBorders>
+              <w:top w:val="single" w:sz="6" w:space="0" w:color="auto"/>
+              <w:left w:val="single" w:sz="6" w:space="0" w:color="auto"/>
+              <w:bottom w:val="single" w:sz="6" w:space="0" w:color="auto"/>
+              <w:right w:val="single" w:sz="6" w:space="0" w:color="auto"/>
+            </w:tcBorders>
+            <w:tcMar>
+              <w:top w:w="240" w:type="dxa"/>
+              <w:left w:w="0" w:type="dxa"/>
+              <w:bottom w:w="240" w:type="dxa"/>
+              <w:right w:w="180" w:type="dxa"/>
+            </w:tcMar>
+            <w:vAlign w:val="center"/>
+            <w:hideMark/>
+          </w:tcPr>
+          <w:p>
+            <w:pPr>
+              <w:spacing w:after="0" w:line="240" w:lineRule="auto"/>
+              <w:jc w:val="both"/>
+              <w:rPr>
+                <w:rFonts w:ascii="Times New Roman" w:eastAsia="Times New Roman" w:hAnsi="Times New Roman" w:cs="Times New Roman"/>
+                <w:color w:val="1F1F1F"/>
+                <w:sz w:val="28"/>
+                <w:szCs w:val="28"/>
+                <w:lang w:eastAsia="uk-UA"/>
+              </w:rPr>
+            </w:pPr>
+            <w:r>
+              <w:rPr>
+                <w:rFonts w:ascii="Times New Roman" w:eastAsia="Times New Roman" w:hAnsi="Times New Roman" w:cs="Times New Roman"/>
+                <w:b/>
+                <w:bCs/>
+                <w:color w:val="1F1F1F"/>
+                <w:sz w:val="28"/>
+                <w:szCs w:val="28"/>
+                <w:bdr w:val="none" w:sz="0" w:space="0" w:color="auto" w:frame="1"/>
+                <w:lang w:eastAsia="uk-UA"/>
+              </w:rPr>
+              <w:t>Ім'я мережі (SSID)</w:t>
+            </w:r>
+          </w:p>
+        </w:tc>
+        <w:tc>
+          <w:tcPr>
+            <w:tcW w:w="0" w:type="auto"/>
+            <w:tcBorders>
+              <w:top w:val="single" w:sz="6" w:space="0" w:color="auto"/>
+              <w:left w:val="single" w:sz="6" w:space="0" w:color="auto"/>
+              <w:bottom w:val="single" w:sz="6" w:space="0" w:color="auto"/>
+              <w:right w:val="single" w:sz="6" w:space="0" w:color="auto"/>
+            </w:tcBorders>
+            <w:tcMar>
+              <w:top w:w="240" w:type="dxa"/>
+              <w:left w:w="0" w:type="dxa"/>
+              <w:bottom w:w="240" w:type="dxa"/>
+              <w:right w:w="180" w:type="dxa"/>
+            </w:tcMar>
+            <w:vAlign w:val="center"/>
+            <w:hideMark/>
+          </w:tcPr>
+          <w:p>
+            <w:pPr>
+              <w:spacing w:after="0" w:line="240" w:lineRule="auto"/>
+              <w:jc w:val="both"/>
+              <w:rPr>
+                <w:rFonts w:ascii="Times New Roman" w:eastAsia="Times New Roman" w:hAnsi="Times New Roman" w:cs="Times New Roman"/>
+                <w:color w:val="1F1F1F"/>
+                <w:sz w:val="28"/>
+                <w:szCs w:val="28"/>
+                <w:lang w:eastAsia="uk-UA"/>
+              </w:rPr>
+            </w:pPr>
+            <w:r>
+              <w:rPr>
+                <w:rFonts w:ascii="Times New Roman" w:eastAsia="Times New Roman" w:hAnsi="Times New Roman" w:cs="Times New Roman"/>
+                <w:b/>
+                <w:bCs/>
+                <w:color w:val="1F1F1F"/>
+                <w:sz w:val="28"/>
+                <w:szCs w:val="28"/>
+                <w:bdr w:val="none" w:sz="0" w:space="0" w:color="auto" w:frame="1"/>
+                <w:lang w:eastAsia="uk-UA"/>
+              </w:rPr>
+              <w:t xml:space="preserve">Рівень сигналу (RSSI), </w:t>
+            </w:r>
+            <w:proofErr w:type="spellStart"/>
+            <w:r>
+              <w:rPr>
+                <w:rFonts w:ascii="Times New Roman" w:eastAsia="Times New Roman" w:hAnsi="Times New Roman" w:cs="Times New Roman"/>
+                <w:b/>
+                <w:bCs/>
+                <w:color w:val="1F1F1F"/>
+                <w:sz w:val="28"/>
+                <w:szCs w:val="28"/>
+                <w:bdr w:val="none" w:sz="0" w:space="0" w:color="auto" w:frame="1"/>
+                <w:lang w:eastAsia="uk-UA"/>
+              </w:rPr>
+              <w:t>dBm</w:t>
+            </w:r>
+            <w:proofErr w:type="spellEnd"/>
+          </w:p>
+        </w:tc>
+        <w:tc>
+          <w:tcPr>
+            <w:tcW w:w="0" w:type="auto"/>
+            <w:tcBorders>
+              <w:top w:val="single" w:sz="6" w:space="0" w:color="auto"/>
+              <w:left w:val="single" w:sz="6" w:space="0" w:color="auto"/>
+              <w:bottom w:val="single" w:sz="6" w:space="0" w:color="auto"/>
+              <w:right w:val="single" w:sz="6" w:space="0" w:color="auto"/>
+            </w:tcBorders>
+            <w:tcMar>
+              <w:top w:w="240" w:type="dxa"/>
+              <w:left w:w="0" w:type="dxa"/>
+              <w:bottom w:w="240" w:type="dxa"/>
+              <w:right w:w="180" w:type="dxa"/>
+            </w:tcMar>
+            <w:vAlign w:val="center"/>
+            <w:hideMark/>
+          </w:tcPr>
+          <w:p>
+            <w:pPr>
+              <w:spacing w:after="0" w:line="240" w:lineRule="auto"/>
+              <w:jc w:val="both"/>
+              <w:rPr>
+                <w:rFonts w:ascii="Times New Roman" w:eastAsia="Times New Roman" w:hAnsi="Times New Roman" w:cs="Times New Roman"/>
+                <w:color w:val="1F1F1F"/>
+                <w:sz w:val="28"/>
+                <w:szCs w:val="28"/>
+                <w:lang w:eastAsia="uk-UA"/>
+              </w:rPr>
+            </w:pPr>
+            <w:r>
+              <w:rPr>
+                <w:rFonts w:ascii="Times New Roman" w:eastAsia="Times New Roman" w:hAnsi="Times New Roman" w:cs="Times New Roman"/>
+                <w:b/>
+                <w:bCs/>
+                <w:color w:val="1F1F1F"/>
+                <w:sz w:val="28"/>
+                <w:szCs w:val="28"/>
+                <w:bdr w:val="none" w:sz="0" w:space="0" w:color="auto" w:frame="1"/>
+                <w:lang w:eastAsia="uk-UA"/>
+              </w:rPr>
+              <w:t xml:space="preserve">Діапазон </w:t>
+            </w:r>
+            <w:proofErr w:type="spellStart"/>
+            <w:r>
+              <w:rPr>
+                <w:rFonts w:ascii="Times New Roman" w:eastAsia="Times New Roman" w:hAnsi="Times New Roman" w:cs="Times New Roman"/>
+                <w:b/>
+                <w:bCs/>
+                <w:color w:val="1F1F1F"/>
+                <w:sz w:val="28"/>
+                <w:szCs w:val="28"/>
+                <w:bdr w:val="none" w:sz="0" w:space="0" w:color="auto" w:frame="1"/>
+                <w:lang w:eastAsia="uk-UA"/>
+              </w:rPr>
+              <w:t>Wi-Fi</w:t>
+            </w:r>
+            <w:proofErr w:type="spellEnd"/>
+            <w:r>
+              <w:rPr>
+                <w:rFonts w:ascii="Times New Roman" w:eastAsia="Times New Roman" w:hAnsi="Times New Roman" w:cs="Times New Roman"/>
+                <w:b/>
+                <w:bCs/>
+                <w:color w:val="1F1F1F"/>
+                <w:sz w:val="28"/>
+                <w:szCs w:val="28"/>
+                <w:bdr w:val="none" w:sz="0" w:space="0" w:color="auto" w:frame="1"/>
+                <w:lang w:eastAsia="uk-UA"/>
+              </w:rPr>
+              <w:t xml:space="preserve">, </w:t>
+            </w:r>
+            <w:proofErr w:type="spellStart"/>
+            <w:r>
+              <w:rPr>
+                <w:rFonts w:ascii="Times New Roman" w:eastAsia="Times New Roman" w:hAnsi="Times New Roman" w:cs="Times New Roman"/>
+                <w:b/>
+                <w:bCs/>
+                <w:color w:val="1F1F1F"/>
+                <w:sz w:val="28"/>
+                <w:szCs w:val="28"/>
+                <w:bdr w:val="none" w:sz="0" w:space="0" w:color="auto" w:frame="1"/>
+                <w:lang w:eastAsia="uk-UA"/>
+              </w:rPr>
+              <w:t>GHz</w:t>
+            </w:r>
+            <w:proofErr w:type="spellEnd"/>
+          </w:p>
+        </w:tc>
+        <w:tc>
+          <w:tcPr>
+            <w:tcW w:w="0" w:type="auto"/>
+            <w:tcBorders>
+              <w:top w:val="single" w:sz="6" w:space="0" w:color="auto"/>
+              <w:left w:val="single" w:sz="6" w:space="0" w:color="auto"/>
+              <w:bottom w:val="single" w:sz="6" w:space="0" w:color="auto"/>
+              <w:right w:val="single" w:sz="6" w:space="0" w:color="auto"/>
+            </w:tcBorders>
+            <w:tcMar>
+              <w:top w:w="240" w:type="dxa"/>
+              <w:left w:w="0" w:type="dxa"/>
+              <w:bottom w:w="240" w:type="dxa"/>
+              <w:right w:w="180" w:type="dxa"/>
+            </w:tcMar>
+            <w:vAlign w:val="center"/>
+            <w:hideMark/>
+          </w:tcPr>
+          <w:p>
+            <w:pPr>
+              <w:spacing w:after="0" w:line="240" w:lineRule="auto"/>
+              <w:jc w:val="both"/>
+              <w:rPr>
+                <w:rFonts w:ascii="Times New Roman" w:eastAsia="Times New Roman" w:hAnsi="Times New Roman" w:cs="Times New Roman"/>
+                <w:color w:val="1F1F1F"/>
+                <w:sz w:val="28"/>
+                <w:szCs w:val="28"/>
+                <w:lang w:eastAsia="uk-UA"/>
+              </w:rPr>
+            </w:pPr>
+            <w:r>
+              <w:rPr>
+                <w:rFonts w:ascii="Times New Roman" w:eastAsia="Times New Roman" w:hAnsi="Times New Roman" w:cs="Times New Roman"/>
+                <w:b/>
+                <w:bCs/>
+                <w:color w:val="1F1F1F"/>
+                <w:sz w:val="28"/>
+                <w:szCs w:val="28"/>
+                <w:bdr w:val="none" w:sz="0" w:space="0" w:color="auto" w:frame="1"/>
+                <w:lang w:eastAsia="uk-UA"/>
+              </w:rPr>
+              <w:t>Номер каналу</w:t>
+            </w:r>
+          </w:p>
+        </w:tc>
+        <w:tc>
+          <w:tcPr>
+            <w:tcW w:w="0" w:type="auto"/>
+            <w:tcBorders>
+              <w:top w:val="single" w:sz="6" w:space="0" w:color="auto"/>
+              <w:left w:val="single" w:sz="6" w:space="0" w:color="auto"/>
+              <w:bottom w:val="single" w:sz="6" w:space="0" w:color="auto"/>
+              <w:right w:val="single" w:sz="6" w:space="0" w:color="auto"/>
+            </w:tcBorders>
+            <w:tcMar>
+              <w:top w:w="240" w:type="dxa"/>
+              <w:left w:w="0" w:type="dxa"/>
+              <w:bottom w:w="240" w:type="dxa"/>
+              <w:right w:w="180" w:type="dxa"/>
+            </w:tcMar>
+            <w:vAlign w:val="center"/>
+            <w:hideMark/>
+          </w:tcPr>
+          <w:p>
+            <w:pPr>
+              <w:spacing w:after="0" w:line="240" w:lineRule="auto"/>
+              <w:jc w:val="both"/>
+              <w:rPr>
+                <w:rFonts w:ascii="Times New Roman" w:eastAsia="Times New Roman" w:hAnsi="Times New Roman" w:cs="Times New Roman"/>
+                <w:color w:val="1F1F1F"/>
+                <w:sz w:val="28"/>
+                <w:szCs w:val="28"/>
+                <w:lang w:eastAsia="uk-UA"/>
+              </w:rPr>
+            </w:pPr>
+            <w:r>
+              <w:rPr>
+                <w:rFonts w:ascii="Times New Roman" w:eastAsia="Times New Roman" w:hAnsi="Times New Roman" w:cs="Times New Roman"/>
+                <w:b/>
+                <w:bCs/>
+                <w:color w:val="1F1F1F"/>
+                <w:sz w:val="28"/>
+                <w:szCs w:val="28"/>
+                <w:bdr w:val="none" w:sz="0" w:space="0" w:color="auto" w:frame="1"/>
+                <w:lang w:eastAsia="uk-UA"/>
+              </w:rPr>
+              <w:t xml:space="preserve">Частота </w:t>
+            </w:r>
+            <w:proofErr w:type="spellStart"/>
+            <w:r>
+              <w:rPr>
+                <w:rFonts w:ascii="Times New Roman" w:eastAsia="Times New Roman" w:hAnsi="Times New Roman" w:cs="Times New Roman"/>
+                <w:b/>
+                <w:bCs/>
+                <w:color w:val="1F1F1F"/>
+                <w:sz w:val="28"/>
+                <w:szCs w:val="28"/>
+                <w:bdr w:val="none" w:sz="0" w:space="0" w:color="auto" w:frame="1"/>
+                <w:lang w:eastAsia="uk-UA"/>
+              </w:rPr>
+              <w:t>несної</w:t>
+            </w:r>
+            <w:proofErr w:type="spellEnd"/>
+            <w:r>
+              <w:rPr>
+                <w:rFonts w:ascii="Times New Roman" w:eastAsia="Times New Roman" w:hAnsi="Times New Roman" w:cs="Times New Roman"/>
+                <w:b/>
+                <w:bCs/>
+                <w:color w:val="1F1F1F"/>
+                <w:sz w:val="28"/>
+                <w:szCs w:val="28"/>
+                <w:bdr w:val="none" w:sz="0" w:space="0" w:color="auto" w:frame="1"/>
+                <w:lang w:eastAsia="uk-UA"/>
+              </w:rPr>
+              <w:t xml:space="preserve"> каналу, </w:t>
+            </w:r>
+            <w:proofErr w:type="spellStart"/>
+            <w:r>
+              <w:rPr>
+                <w:rFonts w:ascii="Times New Roman" w:eastAsia="Times New Roman" w:hAnsi="Times New Roman" w:cs="Times New Roman"/>
+                <w:b/>
+                <w:bCs/>
+                <w:color w:val="1F1F1F"/>
+                <w:sz w:val="28"/>
+                <w:szCs w:val="28"/>
+                <w:bdr w:val="none" w:sz="0" w:space="0" w:color="auto" w:frame="1"/>
+                <w:lang w:eastAsia="uk-UA"/>
+              </w:rPr>
+              <w:t>MHz</w:t>
+            </w:r>
+            <w:proofErr w:type="spellEnd"/>
+          </w:p>
+        </w:tc>
+        <w:tc>
+          <w:tcPr>
+            <w:tcW w:w="0" w:type="auto"/>
+            <w:tcBorders>
+              <w:top w:val="single" w:sz="6" w:space="0" w:color="auto"/>
+              <w:left w:val="single" w:sz="6" w:space="0" w:color="auto"/>
+              <w:bottom w:val="single" w:sz="6" w:space="0" w:color="auto"/>
+              <w:right w:val="single" w:sz="6" w:space="0" w:color="auto"/>
+            </w:tcBorders>
+            <w:tcMar>
+              <w:top w:w="240" w:type="dxa"/>
+              <w:left w:w="0" w:type="dxa"/>
+              <w:bottom w:w="240" w:type="dxa"/>
+              <w:right w:w="0" w:type="dxa"/>
+            </w:tcMar>
+            <w:vAlign w:val="center"/>
+            <w:hideMark/>
+          </w:tcPr>
+          <w:p>
+            <w:pPr>
+              <w:spacing w:after="0" w:line="240" w:lineRule="auto"/>
+              <w:jc w:val="both"/>
+              <w:rPr>
+                <w:rFonts w:ascii="Times New Roman" w:eastAsia="Times New Roman" w:hAnsi="Times New Roman" w:cs="Times New Roman"/>
+                <w:color w:val="1F1F1F"/>
+                <w:sz w:val="28"/>
+                <w:szCs w:val="28"/>
+                <w:lang w:eastAsia="uk-UA"/>
+              </w:rPr>
+            </w:pPr>
+            <w:r>
+              <w:rPr>
+                <w:rFonts w:ascii="Times New Roman" w:eastAsia="Times New Roman" w:hAnsi="Times New Roman" w:cs="Times New Roman"/>
+                <w:b/>
+                <w:bCs/>
+                <w:color w:val="1F1F1F"/>
+                <w:sz w:val="28"/>
+                <w:szCs w:val="28"/>
+                <w:bdr w:val="none" w:sz="0" w:space="0" w:color="auto" w:frame="1"/>
+                <w:lang w:eastAsia="uk-UA"/>
+              </w:rPr>
+              <w:t xml:space="preserve">Ширина смуги пропускання каналу, </w:t>
+            </w:r>
+            <w:proofErr w:type="spellStart"/>
+            <w:r>
+              <w:rPr>
+                <w:rFonts w:ascii="Times New Roman" w:eastAsia="Times New Roman" w:hAnsi="Times New Roman" w:cs="Times New Roman"/>
+                <w:b/>
+                <w:bCs/>
+                <w:color w:val="1F1F1F"/>
+                <w:sz w:val="28"/>
+                <w:szCs w:val="28"/>
+                <w:bdr w:val="none" w:sz="0" w:space="0" w:color="auto" w:frame="1"/>
+                <w:lang w:eastAsia="uk-UA"/>
+              </w:rPr>
+              <w:t>MHz</w:t>
+            </w:r>
+            <w:proofErr w:type="spellEnd"/>
+          </w:p>
+        </w:tc>
+      </w:tr>
+      <w:tr>
+        <w:trPr>
+          <w:tblCellSpacing w:w="15" w:type="dxa"/>
+        </w:trPr>
+        <w:tc>
+          <w:tcPr>
+            <w:tcW w:w="0" w:type="auto"/>
+            <w:tcBorders>
+              <w:top w:val="single" w:sz="6" w:space="0" w:color="auto"/>
+              <w:left w:val="single" w:sz="6" w:space="0" w:color="auto"/>
+              <w:bottom w:val="single" w:sz="6" w:space="0" w:color="auto"/>
+              <w:right w:val="single" w:sz="6" w:space="0" w:color="auto"/>
+            </w:tcBorders>
+            <w:tcMar>
+              <w:top w:w="240" w:type="dxa"/>
+              <w:left w:w="0" w:type="dxa"/>
+              <w:bottom w:w="240" w:type="dxa"/>
+              <w:right w:w="180" w:type="dxa"/>
+            </w:tcMar>
+            <w:vAlign w:val="center"/>
+            <w:hideMark/>
+          </w:tcPr>
+          <w:p>
+            <w:pPr>
+              <w:spacing w:after="0" w:line="240" w:lineRule="auto"/>
+              <w:jc w:val="both"/>
+              <w:rPr>
+                <w:rFonts w:ascii="Times New Roman" w:eastAsia="Times New Roman" w:hAnsi="Times New Roman" w:cs="Times New Roman"/>
+                <w:color w:val="1F1F1F"/>
+                <w:sz w:val="28"/>
+                <w:szCs w:val="28"/>
+                <w:lang w:eastAsia="uk-UA"/>
+              </w:rPr>
+            </w:pPr>
+            <w:r>
+              <w:rPr>
+                <w:rFonts w:ascii="Times New Roman" w:eastAsia="Times New Roman" w:hAnsi="Times New Roman" w:cs="Times New Roman"/>
+                <w:color w:val="1F1F1F"/>
+                <w:sz w:val="28"/>
+                <w:szCs w:val="28"/>
+                <w:bdr w:val="none" w:sz="0" w:space="0" w:color="auto" w:frame="1"/>
+                <w:lang w:eastAsia="uk-UA"/>
+              </w:rPr>
+              <w:t>1</w:t>
+            </w:r>
+          </w:p>
+        </w:tc>
+        <w:tc>
+          <w:tcPr>
+            <w:tcW w:w="0" w:type="auto"/>
+            <w:tcBorders>
+              <w:top w:val="single" w:sz="6" w:space="0" w:color="auto"/>
+              <w:left w:val="single" w:sz="6" w:space="0" w:color="auto"/>
+              <w:bottom w:val="single" w:sz="6" w:space="0" w:color="auto"/>
+              <w:right w:val="single" w:sz="6" w:space="0" w:color="auto"/>
+            </w:tcBorders>
+            <w:tcMar>
+              <w:top w:w="240" w:type="dxa"/>
+              <w:left w:w="0" w:type="dxa"/>
+              <w:bottom w:w="240" w:type="dxa"/>
+              <w:right w:w="180" w:type="dxa"/>
+            </w:tcMar>
+            <w:vAlign w:val="center"/>
+          </w:tcPr>
+          <w:p>
+            <w:pPr>
+              <w:spacing w:after="0" w:line="240" w:lineRule="auto"/>
+              <w:jc w:val="both"/>
+              <w:rPr>
+                <w:rFonts w:ascii="Times New Roman" w:eastAsia="Times New Roman" w:hAnsi="Times New Roman" w:cs="Times New Roman"/>
+                <w:color w:val="1F1F1F"/>
+                <w:sz w:val="28"/>
+                <w:szCs w:val="28"/>
+                <w:lang w:val="en-US" w:eastAsia="uk-UA"/>
+              </w:rPr>
+            </w:pPr>
+            <w:proofErr w:type="spellStart"/>
+            <w:r>
+              <w:rPr>
+                <w:rFonts w:ascii="Times New Roman" w:eastAsia="Times New Roman" w:hAnsi="Times New Roman" w:cs="Times New Roman"/>
+                <w:color w:val="1F1F1F"/>
+                <w:sz w:val="28"/>
+                <w:szCs w:val="28"/>
+                <w:lang w:val="en-US" w:eastAsia="uk-UA"/>
+              </w:rPr>
+              <w:t>Yabko</w:t>
+            </w:r>
+            <w:proofErr w:type="spellEnd"/>
+          </w:p>
+        </w:tc>
+        <w:tc>
+          <w:tcPr>
+            <w:tcW w:w="0" w:type="auto"/>
+            <w:tcBorders>
+              <w:top w:val="single" w:sz="6" w:space="0" w:color="auto"/>
+              <w:left w:val="single" w:sz="6" w:space="0" w:color="auto"/>
+              <w:bottom w:val="single" w:sz="6" w:space="0" w:color="auto"/>
+              <w:right w:val="single" w:sz="6" w:space="0" w:color="auto"/>
+            </w:tcBorders>
+            <w:tcMar>
+              <w:top w:w="240" w:type="dxa"/>
+              <w:left w:w="0" w:type="dxa"/>
+              <w:bottom w:w="240" w:type="dxa"/>
+              <w:right w:w="180" w:type="dxa"/>
+            </w:tcMar>
+            <w:vAlign w:val="center"/>
+          </w:tcPr>
+          <w:p>
+            <w:pPr>
+              <w:spacing w:after="0" w:line="240" w:lineRule="auto"/>
+              <w:jc w:val="both"/>
+              <w:rPr>
+                <w:rFonts w:ascii="Times New Roman" w:eastAsia="Times New Roman" w:hAnsi="Times New Roman" w:cs="Times New Roman"/>
+                <w:color w:val="1F1F1F"/>
+                <w:sz w:val="28"/>
+                <w:szCs w:val="28"/>
+                <w:lang w:eastAsia="uk-UA"/>
+              </w:rPr>
+            </w:pPr>
+            <w:r>
+              <w:rPr>
+                <w:rFonts w:ascii="Times New Roman" w:eastAsia="Times New Roman" w:hAnsi="Times New Roman" w:cs="Times New Roman"/>
+                <w:color w:val="1F1F1F"/>
+                <w:sz w:val="28"/>
+                <w:szCs w:val="28"/>
+                <w:lang w:eastAsia="uk-UA"/>
+              </w:rPr>
+              <w:t>-27</w:t>
+            </w:r>
+          </w:p>
+        </w:tc>
+        <w:tc>
+          <w:tcPr>
+            <w:tcW w:w="0" w:type="auto"/>
+            <w:tcBorders>
+              <w:top w:val="single" w:sz="6" w:space="0" w:color="auto"/>
+              <w:left w:val="single" w:sz="6" w:space="0" w:color="auto"/>
+              <w:bottom w:val="single" w:sz="6" w:space="0" w:color="auto"/>
+              <w:right w:val="single" w:sz="6" w:space="0" w:color="auto"/>
+            </w:tcBorders>
+            <w:tcMar>
+              <w:top w:w="240" w:type="dxa"/>
+              <w:left w:w="0" w:type="dxa"/>
+              <w:bottom w:w="240" w:type="dxa"/>
+              <w:right w:w="180" w:type="dxa"/>
+            </w:tcMar>
+            <w:vAlign w:val="center"/>
+          </w:tcPr>
+          <w:p>
+            <w:pPr>
+              <w:spacing w:after="0" w:line="240" w:lineRule="auto"/>
+              <w:jc w:val="both"/>
+              <w:rPr>
+                <w:rFonts w:ascii="Times New Roman" w:eastAsia="Times New Roman" w:hAnsi="Times New Roman" w:cs="Times New Roman"/>
+                <w:color w:val="1F1F1F"/>
+                <w:sz w:val="28"/>
+                <w:szCs w:val="28"/>
+                <w:lang w:val="en-US" w:eastAsia="uk-UA"/>
+              </w:rPr>
+            </w:pPr>
+            <w:r>
+              <w:rPr>
+                <w:rFonts w:ascii="Times New Roman" w:eastAsia="Times New Roman" w:hAnsi="Times New Roman" w:cs="Times New Roman"/>
+                <w:color w:val="1F1F1F"/>
+                <w:sz w:val="28"/>
+                <w:szCs w:val="28"/>
+                <w:lang w:eastAsia="uk-UA"/>
+              </w:rPr>
+              <w:t>2.4</w:t>
+            </w:r>
+            <w:r>
+              <w:rPr>
+                <w:rFonts w:ascii="Times New Roman" w:eastAsia="Times New Roman" w:hAnsi="Times New Roman" w:cs="Times New Roman"/>
+                <w:color w:val="1F1F1F"/>
+                <w:sz w:val="28"/>
+                <w:szCs w:val="28"/>
+                <w:lang w:val="en-US" w:eastAsia="uk-UA"/>
+              </w:rPr>
+              <w:t>52</w:t>
+            </w:r>
+          </w:p>
+        </w:tc>
+        <w:tc>
+          <w:tcPr>
+            <w:tcW w:w="0" w:type="auto"/>
+            <w:tcBorders>
+              <w:top w:val="single" w:sz="6" w:space="0" w:color="auto"/>
+              <w:left w:val="single" w:sz="6" w:space="0" w:color="auto"/>
+              <w:bottom w:val="single" w:sz="6" w:space="0" w:color="auto"/>
+              <w:right w:val="single" w:sz="6" w:space="0" w:color="auto"/>
+            </w:tcBorders>
+            <w:tcMar>
+              <w:top w:w="240" w:type="dxa"/>
+              <w:left w:w="0" w:type="dxa"/>
+              <w:bottom w:w="240" w:type="dxa"/>
+              <w:right w:w="180" w:type="dxa"/>
+            </w:tcMar>
+            <w:vAlign w:val="center"/>
+          </w:tcPr>
+          <w:p>
+            <w:pPr>
+              <w:spacing w:after="0" w:line="240" w:lineRule="auto"/>
+              <w:jc w:val="both"/>
+              <w:rPr>
+                <w:rFonts w:ascii="Times New Roman" w:eastAsia="Times New Roman" w:hAnsi="Times New Roman" w:cs="Times New Roman"/>
+                <w:color w:val="1F1F1F"/>
+                <w:sz w:val="28"/>
+                <w:szCs w:val="28"/>
+                <w:lang w:eastAsia="uk-UA"/>
+              </w:rPr>
+            </w:pPr>
+            <w:r>
+              <w:rPr>
+                <w:rFonts w:ascii="Times New Roman" w:eastAsia="Times New Roman" w:hAnsi="Times New Roman" w:cs="Times New Roman"/>
+                <w:color w:val="1F1F1F"/>
+                <w:sz w:val="28"/>
+                <w:szCs w:val="28"/>
+                <w:lang w:eastAsia="uk-UA"/>
+              </w:rPr>
+              <w:t>9</w:t>
+            </w:r>
+          </w:p>
+        </w:tc>
+        <w:tc>
+          <w:tcPr>
+            <w:tcW w:w="0" w:type="auto"/>
+            <w:tcBorders>
+              <w:top w:val="single" w:sz="6" w:space="0" w:color="auto"/>
+              <w:left w:val="single" w:sz="6" w:space="0" w:color="auto"/>
+              <w:bottom w:val="single" w:sz="6" w:space="0" w:color="auto"/>
+              <w:right w:val="single" w:sz="6" w:space="0" w:color="auto"/>
+            </w:tcBorders>
+            <w:tcMar>
+              <w:top w:w="240" w:type="dxa"/>
+              <w:left w:w="0" w:type="dxa"/>
+              <w:bottom w:w="240" w:type="dxa"/>
+              <w:right w:w="180" w:type="dxa"/>
+            </w:tcMar>
+            <w:vAlign w:val="center"/>
+          </w:tcPr>
+          <w:p>
+            <w:pPr>
+              <w:spacing w:after="0" w:line="240" w:lineRule="auto"/>
+              <w:jc w:val="both"/>
+              <w:rPr>
+                <w:rFonts w:ascii="Times New Roman" w:eastAsia="Times New Roman" w:hAnsi="Times New Roman" w:cs="Times New Roman"/>
+                <w:color w:val="1F1F1F"/>
+                <w:sz w:val="28"/>
+                <w:szCs w:val="28"/>
+                <w:lang w:eastAsia="uk-UA"/>
+              </w:rPr>
+            </w:pPr>
+            <w:r>
+              <w:rPr>
+                <w:rFonts w:ascii="Times New Roman" w:eastAsia="Times New Roman" w:hAnsi="Times New Roman" w:cs="Times New Roman"/>
+                <w:color w:val="1F1F1F"/>
+                <w:sz w:val="28"/>
+                <w:szCs w:val="28"/>
+                <w:lang w:eastAsia="uk-UA"/>
+              </w:rPr>
+              <w:t>2452</w:t>
+            </w:r>
+          </w:p>
+        </w:tc>
+        <w:tc>
+          <w:tcPr>
+            <w:tcW w:w="0" w:type="auto"/>
+            <w:tcBorders>
+              <w:top w:val="single" w:sz="6" w:space="0" w:color="auto"/>
+              <w:left w:val="single" w:sz="6" w:space="0" w:color="auto"/>
+              <w:bottom w:val="single" w:sz="6" w:space="0" w:color="auto"/>
+              <w:right w:val="single" w:sz="6" w:space="0" w:color="auto"/>
+            </w:tcBorders>
+            <w:tcMar>
+              <w:top w:w="240" w:type="dxa"/>
+              <w:left w:w="0" w:type="dxa"/>
+              <w:bottom w:w="240" w:type="dxa"/>
+              <w:right w:w="0" w:type="dxa"/>
+            </w:tcMar>
+            <w:vAlign w:val="center"/>
+          </w:tcPr>
+          <w:p>
+            <w:pPr>
+              <w:spacing w:after="0" w:line="240" w:lineRule="auto"/>
+              <w:jc w:val="both"/>
+              <w:rPr>
+                <w:rFonts w:ascii="Times New Roman" w:eastAsia="Times New Roman" w:hAnsi="Times New Roman" w:cs="Times New Roman"/>
+                <w:color w:val="1F1F1F"/>
+                <w:sz w:val="28"/>
+                <w:szCs w:val="28"/>
+                <w:lang w:val="en-US" w:eastAsia="uk-UA"/>
+              </w:rPr>
+            </w:pPr>
+            <w:r>
+              <w:rPr>
+                <w:rFonts w:ascii="Times New Roman" w:eastAsia="Times New Roman" w:hAnsi="Times New Roman" w:cs="Times New Roman"/>
+                <w:color w:val="1F1F1F"/>
+                <w:sz w:val="28"/>
+                <w:szCs w:val="28"/>
+                <w:lang w:val="en-US" w:eastAsia="uk-UA"/>
+              </w:rPr>
+              <w:t>20</w:t>
+            </w:r>
+          </w:p>
+        </w:tc>
+      </w:tr>
+      <w:tr>
+        <w:trPr>
+          <w:tblCellSpacing w:w="15" w:type="dxa"/>
+        </w:trPr>
+        <w:tc>
+          <w:tcPr>
+            <w:tcW w:w="0" w:type="auto"/>
+            <w:tcBorders>
+              <w:top w:val="single" w:sz="6" w:space="0" w:color="auto"/>
+              <w:left w:val="single" w:sz="6" w:space="0" w:color="auto"/>
+              <w:bottom w:val="single" w:sz="6" w:space="0" w:color="auto"/>
+              <w:right w:val="single" w:sz="6" w:space="0" w:color="auto"/>
+            </w:tcBorders>
+            <w:tcMar>
+              <w:top w:w="240" w:type="dxa"/>
+              <w:left w:w="0" w:type="dxa"/>
+              <w:bottom w:w="240" w:type="dxa"/>
+              <w:right w:w="180" w:type="dxa"/>
+            </w:tcMar>
+            <w:vAlign w:val="center"/>
+            <w:hideMark/>
+          </w:tcPr>
+          <w:p>
+            <w:pPr>
+              <w:spacing w:after="0" w:line="240" w:lineRule="auto"/>
+              <w:jc w:val="both"/>
+              <w:rPr>
+                <w:rFonts w:ascii="Times New Roman" w:eastAsia="Times New Roman" w:hAnsi="Times New Roman" w:cs="Times New Roman"/>
+                <w:color w:val="1F1F1F"/>
+                <w:sz w:val="28"/>
+                <w:szCs w:val="28"/>
+                <w:lang w:eastAsia="uk-UA"/>
+              </w:rPr>
+            </w:pPr>
+            <w:r>
+              <w:rPr>
+                <w:rFonts w:ascii="Times New Roman" w:eastAsia="Times New Roman" w:hAnsi="Times New Roman" w:cs="Times New Roman"/>
+                <w:color w:val="1F1F1F"/>
+                <w:sz w:val="28"/>
+                <w:szCs w:val="28"/>
+                <w:bdr w:val="none" w:sz="0" w:space="0" w:color="auto" w:frame="1"/>
+                <w:lang w:eastAsia="uk-UA"/>
+              </w:rPr>
+              <w:t>2</w:t>
+            </w:r>
+          </w:p>
+        </w:tc>
+        <w:tc>
+          <w:tcPr>
+            <w:tcW w:w="0" w:type="auto"/>
+            <w:tcBorders>
+              <w:top w:val="single" w:sz="6" w:space="0" w:color="auto"/>
+              <w:left w:val="single" w:sz="6" w:space="0" w:color="auto"/>
+              <w:bottom w:val="single" w:sz="6" w:space="0" w:color="auto"/>
+              <w:right w:val="single" w:sz="6" w:space="0" w:color="auto"/>
+            </w:tcBorders>
+            <w:tcMar>
+              <w:top w:w="240" w:type="dxa"/>
+              <w:left w:w="0" w:type="dxa"/>
+              <w:bottom w:w="240" w:type="dxa"/>
+              <w:right w:w="180" w:type="dxa"/>
+            </w:tcMar>
+            <w:vAlign w:val="center"/>
+          </w:tcPr>
+          <w:p>
+            <w:pPr>
+              <w:spacing w:after="0" w:line="240" w:lineRule="auto"/>
+              <w:jc w:val="both"/>
+              <w:rPr>
+                <w:rFonts w:ascii="Times New Roman" w:eastAsia="Times New Roman" w:hAnsi="Times New Roman" w:cs="Times New Roman"/>
+                <w:color w:val="1F1F1F"/>
+                <w:sz w:val="28"/>
+                <w:szCs w:val="28"/>
+                <w:lang w:val="en-US" w:eastAsia="uk-UA"/>
+              </w:rPr>
+            </w:pPr>
+            <w:r>
+              <w:rPr>
+                <w:rFonts w:ascii="Times New Roman" w:eastAsia="Times New Roman" w:hAnsi="Times New Roman" w:cs="Times New Roman"/>
+                <w:color w:val="1F1F1F"/>
+                <w:sz w:val="28"/>
+                <w:szCs w:val="28"/>
+                <w:lang w:val="en-US" w:eastAsia="uk-UA"/>
+              </w:rPr>
+              <w:t>Natalia</w:t>
+            </w:r>
+          </w:p>
+        </w:tc>
+        <w:tc>
+          <w:tcPr>
+            <w:tcW w:w="0" w:type="auto"/>
+            <w:tcBorders>
+              <w:top w:val="single" w:sz="6" w:space="0" w:color="auto"/>
+              <w:left w:val="single" w:sz="6" w:space="0" w:color="auto"/>
+              <w:bottom w:val="single" w:sz="6" w:space="0" w:color="auto"/>
+              <w:right w:val="single" w:sz="6" w:space="0" w:color="auto"/>
+            </w:tcBorders>
+            <w:tcMar>
+              <w:top w:w="240" w:type="dxa"/>
+              <w:left w:w="0" w:type="dxa"/>
+              <w:bottom w:w="240" w:type="dxa"/>
+              <w:right w:w="180" w:type="dxa"/>
+            </w:tcMar>
+            <w:vAlign w:val="center"/>
+          </w:tcPr>
+          <w:p>
+            <w:pPr>
+              <w:spacing w:after="0" w:line="240" w:lineRule="auto"/>
+              <w:jc w:val="both"/>
+              <w:rPr>
+                <w:rFonts w:ascii="Times New Roman" w:eastAsia="Times New Roman" w:hAnsi="Times New Roman" w:cs="Times New Roman"/>
+                <w:color w:val="1F1F1F"/>
+                <w:sz w:val="28"/>
+                <w:szCs w:val="28"/>
+                <w:lang w:val="en-US" w:eastAsia="uk-UA"/>
+              </w:rPr>
+            </w:pPr>
+            <w:r>
+              <w:rPr>
+                <w:rFonts w:ascii="Times New Roman" w:eastAsia="Times New Roman" w:hAnsi="Times New Roman" w:cs="Times New Roman"/>
+                <w:color w:val="1F1F1F"/>
+                <w:sz w:val="28"/>
+                <w:szCs w:val="28"/>
+                <w:lang w:val="en-US" w:eastAsia="uk-UA"/>
+              </w:rPr>
+              <w:t>-71</w:t>
+            </w:r>
+          </w:p>
+        </w:tc>
+        <w:tc>
+          <w:tcPr>
+            <w:tcW w:w="0" w:type="auto"/>
+            <w:tcBorders>
+              <w:top w:val="single" w:sz="6" w:space="0" w:color="auto"/>
+              <w:left w:val="single" w:sz="6" w:space="0" w:color="auto"/>
+              <w:bottom w:val="single" w:sz="6" w:space="0" w:color="auto"/>
+              <w:right w:val="single" w:sz="6" w:space="0" w:color="auto"/>
+            </w:tcBorders>
+            <w:tcMar>
+              <w:top w:w="240" w:type="dxa"/>
+              <w:left w:w="0" w:type="dxa"/>
+              <w:bottom w:w="240" w:type="dxa"/>
+              <w:right w:w="180" w:type="dxa"/>
+            </w:tcMar>
+            <w:vAlign w:val="center"/>
+          </w:tcPr>
+          <w:p>
+            <w:pPr>
+              <w:spacing w:after="0" w:line="240" w:lineRule="auto"/>
+              <w:jc w:val="both"/>
+              <w:rPr>
+                <w:rFonts w:ascii="Times New Roman" w:eastAsia="Times New Roman" w:hAnsi="Times New Roman" w:cs="Times New Roman"/>
+                <w:color w:val="1F1F1F"/>
+                <w:sz w:val="28"/>
+                <w:szCs w:val="28"/>
+                <w:lang w:val="en-US" w:eastAsia="uk-UA"/>
+              </w:rPr>
+            </w:pPr>
+            <w:r>
+              <w:rPr>
+                <w:rFonts w:ascii="Times New Roman" w:eastAsia="Times New Roman" w:hAnsi="Times New Roman" w:cs="Times New Roman"/>
+                <w:color w:val="1F1F1F"/>
+                <w:sz w:val="28"/>
+                <w:szCs w:val="28"/>
+                <w:lang w:val="en-US" w:eastAsia="uk-UA"/>
+              </w:rPr>
+              <w:t>2.432</w:t>
+            </w:r>
+          </w:p>
+        </w:tc>
+        <w:tc>
+          <w:tcPr>
+            <w:tcW w:w="0" w:type="auto"/>
+            <w:tcBorders>
+              <w:top w:val="single" w:sz="6" w:space="0" w:color="auto"/>
+              <w:left w:val="single" w:sz="6" w:space="0" w:color="auto"/>
+              <w:bottom w:val="single" w:sz="6" w:space="0" w:color="auto"/>
+              <w:right w:val="single" w:sz="6" w:space="0" w:color="auto"/>
+            </w:tcBorders>
+            <w:tcMar>
+              <w:top w:w="240" w:type="dxa"/>
+              <w:left w:w="0" w:type="dxa"/>
+              <w:bottom w:w="240" w:type="dxa"/>
+              <w:right w:w="180" w:type="dxa"/>
+            </w:tcMar>
+            <w:vAlign w:val="center"/>
+          </w:tcPr>
+          <w:p>
+            <w:pPr>
+              <w:spacing w:after="0" w:line="240" w:lineRule="auto"/>
+              <w:jc w:val="both"/>
+              <w:rPr>
+                <w:rFonts w:ascii="Times New Roman" w:eastAsia="Times New Roman" w:hAnsi="Times New Roman" w:cs="Times New Roman"/>
+                <w:color w:val="1F1F1F"/>
+                <w:sz w:val="28"/>
+                <w:szCs w:val="28"/>
+                <w:lang w:val="en-US" w:eastAsia="uk-UA"/>
+              </w:rPr>
+            </w:pPr>
+            <w:r>
+              <w:rPr>
+                <w:rFonts w:ascii="Times New Roman" w:eastAsia="Times New Roman" w:hAnsi="Times New Roman" w:cs="Times New Roman"/>
+                <w:color w:val="1F1F1F"/>
+                <w:sz w:val="28"/>
+                <w:szCs w:val="28"/>
+                <w:lang w:val="en-US" w:eastAsia="uk-UA"/>
+              </w:rPr>
+              <w:t>5</w:t>
+            </w:r>
+          </w:p>
+        </w:tc>
+        <w:tc>
+          <w:tcPr>
+            <w:tcW w:w="0" w:type="auto"/>
+            <w:tcBorders>
+              <w:top w:val="single" w:sz="6" w:space="0" w:color="auto"/>
+              <w:left w:val="single" w:sz="6" w:space="0" w:color="auto"/>
+              <w:bottom w:val="single" w:sz="6" w:space="0" w:color="auto"/>
+              <w:right w:val="single" w:sz="6" w:space="0" w:color="auto"/>
+            </w:tcBorders>
+            <w:tcMar>
+              <w:top w:w="240" w:type="dxa"/>
+              <w:left w:w="0" w:type="dxa"/>
+              <w:bottom w:w="240" w:type="dxa"/>
+              <w:right w:w="180" w:type="dxa"/>
+            </w:tcMar>
+            <w:vAlign w:val="center"/>
+          </w:tcPr>
+          <w:p>
+            <w:pPr>
+              <w:spacing w:after="0" w:line="240" w:lineRule="auto"/>
+              <w:jc w:val="both"/>
+              <w:rPr>
+                <w:rFonts w:ascii="Times New Roman" w:eastAsia="Times New Roman" w:hAnsi="Times New Roman" w:cs="Times New Roman"/>
+                <w:color w:val="1F1F1F"/>
+                <w:sz w:val="28"/>
+                <w:szCs w:val="28"/>
+                <w:lang w:val="en-US" w:eastAsia="uk-UA"/>
+              </w:rPr>
+            </w:pPr>
+            <w:r>
+              <w:rPr>
+                <w:rFonts w:ascii="Times New Roman" w:eastAsia="Times New Roman" w:hAnsi="Times New Roman" w:cs="Times New Roman"/>
+                <w:color w:val="1F1F1F"/>
+                <w:sz w:val="28"/>
+                <w:szCs w:val="28"/>
+                <w:lang w:val="en-US" w:eastAsia="uk-UA"/>
+              </w:rPr>
+              <w:t>2432</w:t>
+            </w:r>
+          </w:p>
+        </w:tc>
+        <w:tc>
+          <w:tcPr>
+            <w:tcW w:w="0" w:type="auto"/>
+            <w:tcBorders>
+              <w:top w:val="single" w:sz="6" w:space="0" w:color="auto"/>
+              <w:left w:val="single" w:sz="6" w:space="0" w:color="auto"/>
+              <w:bottom w:val="single" w:sz="6" w:space="0" w:color="auto"/>
+              <w:right w:val="single" w:sz="6" w:space="0" w:color="auto"/>
+            </w:tcBorders>
+            <w:tcMar>
+              <w:top w:w="240" w:type="dxa"/>
+              <w:left w:w="0" w:type="dxa"/>
+              <w:bottom w:w="240" w:type="dxa"/>
+              <w:right w:w="0" w:type="dxa"/>
+            </w:tcMar>
+            <w:vAlign w:val="center"/>
+          </w:tcPr>
+          <w:p>
+            <w:pPr>
+              <w:spacing w:after="0" w:line="240" w:lineRule="auto"/>
+              <w:jc w:val="both"/>
+              <w:rPr>
+                <w:rFonts w:ascii="Times New Roman" w:eastAsia="Times New Roman" w:hAnsi="Times New Roman" w:cs="Times New Roman"/>
+                <w:color w:val="1F1F1F"/>
+                <w:sz w:val="28"/>
+                <w:szCs w:val="28"/>
+                <w:lang w:val="en-US" w:eastAsia="uk-UA"/>
+              </w:rPr>
+            </w:pPr>
+            <w:r>
+              <w:rPr>
+                <w:rFonts w:ascii="Times New Roman" w:eastAsia="Times New Roman" w:hAnsi="Times New Roman" w:cs="Times New Roman"/>
+                <w:color w:val="1F1F1F"/>
+                <w:sz w:val="28"/>
+                <w:szCs w:val="28"/>
+                <w:lang w:val="en-US" w:eastAsia="uk-UA"/>
+              </w:rPr>
+              <w:t>20</w:t>
+            </w:r>
+          </w:p>
+        </w:tc>
+      </w:tr>
+      <w:tr>
+        <w:trPr>
+          <w:tblCellSpacing w:w="15" w:type="dxa"/>
+        </w:trPr>
+        <w:tc>
+          <w:tcPr>
+            <w:tcW w:w="0" w:type="auto"/>
+            <w:tcBorders>
+              <w:top w:val="single" w:sz="6" w:space="0" w:color="auto"/>
+              <w:left w:val="single" w:sz="6" w:space="0" w:color="auto"/>
+              <w:bottom w:val="single" w:sz="6" w:space="0" w:color="auto"/>
+              <w:right w:val="single" w:sz="6" w:space="0" w:color="auto"/>
+            </w:tcBorders>
+            <w:tcMar>
+              <w:top w:w="240" w:type="dxa"/>
+              <w:left w:w="0" w:type="dxa"/>
+              <w:bottom w:w="240" w:type="dxa"/>
+              <w:right w:w="180" w:type="dxa"/>
+            </w:tcMar>
+            <w:vAlign w:val="center"/>
+            <w:hideMark/>
+          </w:tcPr>
+          <w:p>
+            <w:pPr>
+              <w:spacing w:after="0" w:line="240" w:lineRule="auto"/>
+              <w:jc w:val="both"/>
+              <w:rPr>
+                <w:rFonts w:ascii="Times New Roman" w:eastAsia="Times New Roman" w:hAnsi="Times New Roman" w:cs="Times New Roman"/>
+                <w:color w:val="1F1F1F"/>
+                <w:sz w:val="28"/>
+                <w:szCs w:val="28"/>
+                <w:lang w:eastAsia="uk-UA"/>
+              </w:rPr>
+            </w:pPr>
+            <w:r>
+              <w:rPr>
+                <w:rFonts w:ascii="Times New Roman" w:eastAsia="Times New Roman" w:hAnsi="Times New Roman" w:cs="Times New Roman"/>
+                <w:color w:val="1F1F1F"/>
+                <w:sz w:val="28"/>
+                <w:szCs w:val="28"/>
+                <w:bdr w:val="none" w:sz="0" w:space="0" w:color="auto" w:frame="1"/>
+                <w:lang w:eastAsia="uk-UA"/>
+              </w:rPr>
+              <w:t>3</w:t>
+            </w:r>
+          </w:p>
+        </w:tc>
+        <w:tc>
+          <w:tcPr>
+            <w:tcW w:w="0" w:type="auto"/>
+            <w:tcBorders>
+              <w:top w:val="single" w:sz="6" w:space="0" w:color="auto"/>
+              <w:left w:val="single" w:sz="6" w:space="0" w:color="auto"/>
+              <w:bottom w:val="single" w:sz="6" w:space="0" w:color="auto"/>
+              <w:right w:val="single" w:sz="6" w:space="0" w:color="auto"/>
+            </w:tcBorders>
+            <w:tcMar>
+              <w:top w:w="240" w:type="dxa"/>
+              <w:left w:w="0" w:type="dxa"/>
+              <w:bottom w:w="240" w:type="dxa"/>
+              <w:right w:w="180" w:type="dxa"/>
+            </w:tcMar>
+            <w:vAlign w:val="center"/>
+          </w:tcPr>
+          <w:p>
+            <w:pPr>
+              <w:spacing w:after="0" w:line="240" w:lineRule="auto"/>
+              <w:jc w:val="both"/>
+              <w:rPr>
+                <w:rFonts w:ascii="Times New Roman" w:eastAsia="Times New Roman" w:hAnsi="Times New Roman" w:cs="Times New Roman"/>
+                <w:color w:val="1F1F1F"/>
+                <w:sz w:val="28"/>
+                <w:szCs w:val="28"/>
+                <w:lang w:val="en-US" w:eastAsia="uk-UA"/>
+              </w:rPr>
+            </w:pPr>
+            <w:r>
+              <w:rPr>
+                <w:rFonts w:ascii="Times New Roman" w:eastAsia="Times New Roman" w:hAnsi="Times New Roman" w:cs="Times New Roman"/>
+                <w:color w:val="1F1F1F"/>
+                <w:sz w:val="28"/>
+                <w:szCs w:val="28"/>
+                <w:lang w:val="en-US" w:eastAsia="uk-UA"/>
+              </w:rPr>
+              <w:t>Vinga37</w:t>
+            </w:r>
+          </w:p>
+        </w:tc>
+        <w:tc>
+          <w:tcPr>
+            <w:tcW w:w="0" w:type="auto"/>
+            <w:tcBorders>
+              <w:top w:val="single" w:sz="6" w:space="0" w:color="auto"/>
+              <w:left w:val="single" w:sz="6" w:space="0" w:color="auto"/>
+              <w:bottom w:val="single" w:sz="6" w:space="0" w:color="auto"/>
+              <w:right w:val="single" w:sz="6" w:space="0" w:color="auto"/>
+            </w:tcBorders>
+            <w:tcMar>
+              <w:top w:w="240" w:type="dxa"/>
+              <w:left w:w="0" w:type="dxa"/>
+              <w:bottom w:w="240" w:type="dxa"/>
+              <w:right w:w="180" w:type="dxa"/>
+            </w:tcMar>
+            <w:vAlign w:val="center"/>
+          </w:tcPr>
+          <w:p>
+            <w:pPr>
+              <w:spacing w:after="0" w:line="240" w:lineRule="auto"/>
+              <w:jc w:val="both"/>
+              <w:rPr>
+                <w:rFonts w:ascii="Times New Roman" w:eastAsia="Times New Roman" w:hAnsi="Times New Roman" w:cs="Times New Roman"/>
+                <w:color w:val="1F1F1F"/>
+                <w:sz w:val="28"/>
+                <w:szCs w:val="28"/>
+                <w:lang w:val="en-US" w:eastAsia="uk-UA"/>
+              </w:rPr>
+            </w:pPr>
+            <w:r>
+              <w:rPr>
+                <w:rFonts w:ascii="Times New Roman" w:eastAsia="Times New Roman" w:hAnsi="Times New Roman" w:cs="Times New Roman"/>
+                <w:color w:val="1F1F1F"/>
+                <w:sz w:val="28"/>
+                <w:szCs w:val="28"/>
+                <w:lang w:val="en-US" w:eastAsia="uk-UA"/>
+              </w:rPr>
+              <w:t>-81</w:t>
+            </w:r>
+          </w:p>
+        </w:tc>
+        <w:tc>
+          <w:tcPr>
+            <w:tcW w:w="0" w:type="auto"/>
+            <w:tcBorders>
+              <w:top w:val="single" w:sz="6" w:space="0" w:color="auto"/>
+              <w:left w:val="single" w:sz="6" w:space="0" w:color="auto"/>
+              <w:bottom w:val="single" w:sz="6" w:space="0" w:color="auto"/>
+              <w:right w:val="single" w:sz="6" w:space="0" w:color="auto"/>
+            </w:tcBorders>
+            <w:tcMar>
+              <w:top w:w="240" w:type="dxa"/>
+              <w:left w:w="0" w:type="dxa"/>
+              <w:bottom w:w="240" w:type="dxa"/>
+              <w:right w:w="180" w:type="dxa"/>
+            </w:tcMar>
+            <w:vAlign w:val="center"/>
+          </w:tcPr>
+          <w:p>
+            <w:pPr>
+              <w:spacing w:after="0" w:line="240" w:lineRule="auto"/>
+              <w:jc w:val="both"/>
+              <w:rPr>
+                <w:rFonts w:ascii="Times New Roman" w:eastAsia="Times New Roman" w:hAnsi="Times New Roman" w:cs="Times New Roman"/>
+                <w:color w:val="1F1F1F"/>
+                <w:sz w:val="28"/>
+                <w:szCs w:val="28"/>
+                <w:lang w:val="en-US" w:eastAsia="uk-UA"/>
+              </w:rPr>
+            </w:pPr>
+            <w:r>
+              <w:rPr>
+                <w:rFonts w:ascii="Times New Roman" w:eastAsia="Times New Roman" w:hAnsi="Times New Roman" w:cs="Times New Roman"/>
+                <w:color w:val="1F1F1F"/>
+                <w:sz w:val="28"/>
+                <w:szCs w:val="28"/>
+                <w:lang w:val="en-US" w:eastAsia="uk-UA"/>
+              </w:rPr>
+              <w:t>2.437</w:t>
+            </w:r>
+          </w:p>
+        </w:tc>
+        <w:tc>
+          <w:tcPr>
+            <w:tcW w:w="0" w:type="auto"/>
+            <w:tcBorders>
+              <w:top w:val="single" w:sz="6" w:space="0" w:color="auto"/>
+              <w:left w:val="single" w:sz="6" w:space="0" w:color="auto"/>
+              <w:bottom w:val="single" w:sz="6" w:space="0" w:color="auto"/>
+              <w:right w:val="single" w:sz="6" w:space="0" w:color="auto"/>
+            </w:tcBorders>
+            <w:tcMar>
+              <w:top w:w="240" w:type="dxa"/>
+              <w:left w:w="0" w:type="dxa"/>
+              <w:bottom w:w="240" w:type="dxa"/>
+              <w:right w:w="180" w:type="dxa"/>
+            </w:tcMar>
+            <w:vAlign w:val="center"/>
+          </w:tcPr>
+          <w:p>
+            <w:pPr>
+              <w:spacing w:after="0" w:line="240" w:lineRule="auto"/>
+              <w:jc w:val="both"/>
+              <w:rPr>
+                <w:rFonts w:ascii="Times New Roman" w:eastAsia="Times New Roman" w:hAnsi="Times New Roman" w:cs="Times New Roman"/>
+                <w:color w:val="1F1F1F"/>
+                <w:sz w:val="28"/>
+                <w:szCs w:val="28"/>
+                <w:lang w:val="en-US" w:eastAsia="uk-UA"/>
+              </w:rPr>
+            </w:pPr>
+            <w:r>
+              <w:rPr>
+                <w:rFonts w:ascii="Times New Roman" w:eastAsia="Times New Roman" w:hAnsi="Times New Roman" w:cs="Times New Roman"/>
+                <w:color w:val="1F1F1F"/>
+                <w:sz w:val="28"/>
+                <w:szCs w:val="28"/>
+                <w:lang w:val="en-US" w:eastAsia="uk-UA"/>
+              </w:rPr>
+              <w:t>6</w:t>
+            </w:r>
+          </w:p>
+        </w:tc>
+        <w:tc>
+          <w:tcPr>
+            <w:tcW w:w="0" w:type="auto"/>
+            <w:tcBorders>
+              <w:top w:val="single" w:sz="6" w:space="0" w:color="auto"/>
+              <w:left w:val="single" w:sz="6" w:space="0" w:color="auto"/>
+              <w:bottom w:val="single" w:sz="6" w:space="0" w:color="auto"/>
+              <w:right w:val="single" w:sz="6" w:space="0" w:color="auto"/>
+            </w:tcBorders>
+            <w:tcMar>
+              <w:top w:w="240" w:type="dxa"/>
+              <w:left w:w="0" w:type="dxa"/>
+              <w:bottom w:w="240" w:type="dxa"/>
+              <w:right w:w="180" w:type="dxa"/>
+            </w:tcMar>
+            <w:vAlign w:val="center"/>
+          </w:tcPr>
+          <w:p>
+            <w:pPr>
+              <w:spacing w:after="0" w:line="240" w:lineRule="auto"/>
+              <w:jc w:val="both"/>
+              <w:rPr>
+                <w:rFonts w:ascii="Times New Roman" w:eastAsia="Times New Roman" w:hAnsi="Times New Roman" w:cs="Times New Roman"/>
+                <w:color w:val="1F1F1F"/>
+                <w:sz w:val="28"/>
+                <w:szCs w:val="28"/>
+                <w:lang w:val="en-US" w:eastAsia="uk-UA"/>
+              </w:rPr>
+            </w:pPr>
+            <w:r>
+              <w:rPr>
+                <w:rFonts w:ascii="Times New Roman" w:eastAsia="Times New Roman" w:hAnsi="Times New Roman" w:cs="Times New Roman"/>
+                <w:color w:val="1F1F1F"/>
+                <w:sz w:val="28"/>
+                <w:szCs w:val="28"/>
+                <w:lang w:val="en-US" w:eastAsia="uk-UA"/>
+              </w:rPr>
+              <w:t>2437</w:t>
+            </w:r>
+          </w:p>
+        </w:tc>
+        <w:tc>
+          <w:tcPr>
+            <w:tcW w:w="0" w:type="auto"/>
+            <w:tcBorders>
+              <w:top w:val="single" w:sz="6" w:space="0" w:color="auto"/>
+              <w:left w:val="single" w:sz="6" w:space="0" w:color="auto"/>
+              <w:bottom w:val="single" w:sz="6" w:space="0" w:color="auto"/>
+              <w:right w:val="single" w:sz="6" w:space="0" w:color="auto"/>
+            </w:tcBorders>
+            <w:tcMar>
+              <w:top w:w="240" w:type="dxa"/>
+              <w:left w:w="0" w:type="dxa"/>
+              <w:bottom w:w="240" w:type="dxa"/>
+              <w:right w:w="0" w:type="dxa"/>
+            </w:tcMar>
+            <w:vAlign w:val="center"/>
+          </w:tcPr>
+          <w:p>
+            <w:pPr>
+              <w:spacing w:after="0" w:line="240" w:lineRule="auto"/>
+              <w:jc w:val="both"/>
+              <w:rPr>
+                <w:rFonts w:ascii="Times New Roman" w:eastAsia="Times New Roman" w:hAnsi="Times New Roman" w:cs="Times New Roman"/>
+                <w:color w:val="1F1F1F"/>
+                <w:sz w:val="28"/>
+                <w:szCs w:val="28"/>
+                <w:lang w:val="en-US" w:eastAsia="uk-UA"/>
+              </w:rPr>
+            </w:pPr>
+            <w:r>
+              <w:rPr>
+                <w:rFonts w:ascii="Times New Roman" w:eastAsia="Times New Roman" w:hAnsi="Times New Roman" w:cs="Times New Roman"/>
+                <w:color w:val="1F1F1F"/>
+                <w:sz w:val="28"/>
+                <w:szCs w:val="28"/>
+                <w:lang w:val="en-US" w:eastAsia="uk-UA"/>
+              </w:rPr>
+              <w:t>20</w:t>
+            </w:r>
+          </w:p>
+        </w:tc>
+      </w:tr>
+      <w:tr>
+        <w:trPr>
+          <w:tblCellSpacing w:w="15" w:type="dxa"/>
+        </w:trPr>
+        <w:tc>
+          <w:tcPr>
+            <w:tcW w:w="0" w:type="auto"/>
+            <w:tcBorders>
+              <w:top w:val="single" w:sz="6" w:space="0" w:color="auto"/>
+              <w:left w:val="single" w:sz="6" w:space="0" w:color="auto"/>
+              <w:bottom w:val="single" w:sz="6" w:space="0" w:color="auto"/>
+              <w:right w:val="single" w:sz="6" w:space="0" w:color="auto"/>
+            </w:tcBorders>
+            <w:tcMar>
+              <w:top w:w="240" w:type="dxa"/>
+              <w:left w:w="0" w:type="dxa"/>
+              <w:bottom w:w="240" w:type="dxa"/>
+              <w:right w:w="180" w:type="dxa"/>
+            </w:tcMar>
+            <w:vAlign w:val="center"/>
+            <w:hideMark/>
+          </w:tcPr>
+          <w:p>
+            <w:pPr>
+              <w:spacing w:after="0" w:line="240" w:lineRule="auto"/>
+              <w:jc w:val="both"/>
+              <w:rPr>
+                <w:rFonts w:ascii="Times New Roman" w:eastAsia="Times New Roman" w:hAnsi="Times New Roman" w:cs="Times New Roman"/>
+                <w:color w:val="1F1F1F"/>
+                <w:sz w:val="28"/>
+                <w:szCs w:val="28"/>
+                <w:lang w:eastAsia="uk-UA"/>
+              </w:rPr>
+            </w:pPr>
+            <w:r>
+              <w:rPr>
+                <w:rFonts w:ascii="Times New Roman" w:eastAsia="Times New Roman" w:hAnsi="Times New Roman" w:cs="Times New Roman"/>
+                <w:color w:val="1F1F1F"/>
+                <w:sz w:val="28"/>
+                <w:szCs w:val="28"/>
+                <w:bdr w:val="none" w:sz="0" w:space="0" w:color="auto" w:frame="1"/>
+                <w:lang w:eastAsia="uk-UA"/>
+              </w:rPr>
+              <w:t>4</w:t>
+            </w:r>
+          </w:p>
+        </w:tc>
+        <w:tc>
+          <w:tcPr>
+            <w:tcW w:w="0" w:type="auto"/>
+            <w:tcBorders>
+              <w:top w:val="single" w:sz="6" w:space="0" w:color="auto"/>
+              <w:left w:val="single" w:sz="6" w:space="0" w:color="auto"/>
+              <w:bottom w:val="single" w:sz="6" w:space="0" w:color="auto"/>
+              <w:right w:val="single" w:sz="6" w:space="0" w:color="auto"/>
+            </w:tcBorders>
+            <w:tcMar>
+              <w:top w:w="240" w:type="dxa"/>
+              <w:left w:w="0" w:type="dxa"/>
+              <w:bottom w:w="240" w:type="dxa"/>
+              <w:right w:w="180" w:type="dxa"/>
+            </w:tcMar>
+            <w:vAlign w:val="center"/>
+          </w:tcPr>
+          <w:p>
+            <w:pPr>
+              <w:spacing w:after="0" w:line="240" w:lineRule="auto"/>
+              <w:jc w:val="both"/>
+              <w:rPr>
+                <w:rFonts w:ascii="Times New Roman" w:eastAsia="Times New Roman" w:hAnsi="Times New Roman" w:cs="Times New Roman"/>
+                <w:color w:val="1F1F1F"/>
+                <w:sz w:val="28"/>
+                <w:szCs w:val="28"/>
+                <w:lang w:val="en-US" w:eastAsia="uk-UA"/>
+              </w:rPr>
+            </w:pPr>
+            <w:proofErr w:type="spellStart"/>
+            <w:r>
+              <w:rPr>
+                <w:rFonts w:ascii="Times New Roman" w:eastAsia="Times New Roman" w:hAnsi="Times New Roman" w:cs="Times New Roman"/>
+                <w:color w:val="1F1F1F"/>
+                <w:sz w:val="28"/>
+                <w:szCs w:val="28"/>
+                <w:lang w:val="en-US" w:eastAsia="uk-UA"/>
+              </w:rPr>
+              <w:t>Anuta</w:t>
+            </w:r>
+            <w:proofErr w:type="spellEnd"/>
+          </w:p>
+        </w:tc>
+        <w:tc>
+          <w:tcPr>
+            <w:tcW w:w="0" w:type="auto"/>
+            <w:tcBorders>
+              <w:top w:val="single" w:sz="6" w:space="0" w:color="auto"/>
+              <w:left w:val="single" w:sz="6" w:space="0" w:color="auto"/>
+              <w:bottom w:val="single" w:sz="6" w:space="0" w:color="auto"/>
+              <w:right w:val="single" w:sz="6" w:space="0" w:color="auto"/>
+            </w:tcBorders>
+            <w:tcMar>
+              <w:top w:w="240" w:type="dxa"/>
+              <w:left w:w="0" w:type="dxa"/>
+              <w:bottom w:w="240" w:type="dxa"/>
+              <w:right w:w="180" w:type="dxa"/>
+            </w:tcMar>
+            <w:vAlign w:val="center"/>
+          </w:tcPr>
+          <w:p>
+            <w:pPr>
+              <w:spacing w:after="0" w:line="240" w:lineRule="auto"/>
+              <w:jc w:val="both"/>
+              <w:rPr>
+                <w:rFonts w:ascii="Times New Roman" w:eastAsia="Times New Roman" w:hAnsi="Times New Roman" w:cs="Times New Roman"/>
+                <w:color w:val="1F1F1F"/>
+                <w:sz w:val="28"/>
+                <w:szCs w:val="28"/>
+                <w:lang w:val="en-US" w:eastAsia="uk-UA"/>
+              </w:rPr>
+            </w:pPr>
+            <w:r>
+              <w:rPr>
+                <w:rFonts w:ascii="Times New Roman" w:eastAsia="Times New Roman" w:hAnsi="Times New Roman" w:cs="Times New Roman"/>
+                <w:color w:val="1F1F1F"/>
+                <w:sz w:val="28"/>
+                <w:szCs w:val="28"/>
+                <w:lang w:val="en-US" w:eastAsia="uk-UA"/>
+              </w:rPr>
+              <w:t>-84</w:t>
+            </w:r>
+          </w:p>
+        </w:tc>
+        <w:tc>
+          <w:tcPr>
+            <w:tcW w:w="0" w:type="auto"/>
+            <w:tcBorders>
+              <w:top w:val="single" w:sz="6" w:space="0" w:color="auto"/>
+              <w:left w:val="single" w:sz="6" w:space="0" w:color="auto"/>
+              <w:bottom w:val="single" w:sz="6" w:space="0" w:color="auto"/>
+              <w:right w:val="single" w:sz="6" w:space="0" w:color="auto"/>
+            </w:tcBorders>
+            <w:tcMar>
+              <w:top w:w="240" w:type="dxa"/>
+              <w:left w:w="0" w:type="dxa"/>
+              <w:bottom w:w="240" w:type="dxa"/>
+              <w:right w:w="180" w:type="dxa"/>
+            </w:tcMar>
+            <w:vAlign w:val="center"/>
+          </w:tcPr>
+          <w:p>
+            <w:pPr>
+              <w:spacing w:after="0" w:line="240" w:lineRule="auto"/>
+              <w:jc w:val="both"/>
+              <w:rPr>
+                <w:rFonts w:ascii="Times New Roman" w:eastAsia="Times New Roman" w:hAnsi="Times New Roman" w:cs="Times New Roman"/>
+                <w:color w:val="1F1F1F"/>
+                <w:sz w:val="28"/>
+                <w:szCs w:val="28"/>
+                <w:lang w:val="en-US" w:eastAsia="uk-UA"/>
+              </w:rPr>
+            </w:pPr>
+            <w:r>
+              <w:rPr>
+                <w:rFonts w:ascii="Times New Roman" w:eastAsia="Times New Roman" w:hAnsi="Times New Roman" w:cs="Times New Roman"/>
+                <w:color w:val="1F1F1F"/>
+                <w:sz w:val="28"/>
+                <w:szCs w:val="28"/>
+                <w:lang w:val="en-US" w:eastAsia="uk-UA"/>
+              </w:rPr>
+              <w:t>2.432</w:t>
+            </w:r>
+          </w:p>
+        </w:tc>
+        <w:tc>
+          <w:tcPr>
+            <w:tcW w:w="0" w:type="auto"/>
+            <w:tcBorders>
+              <w:top w:val="single" w:sz="6" w:space="0" w:color="auto"/>
+              <w:left w:val="single" w:sz="6" w:space="0" w:color="auto"/>
+              <w:bottom w:val="single" w:sz="6" w:space="0" w:color="auto"/>
+              <w:right w:val="single" w:sz="6" w:space="0" w:color="auto"/>
+            </w:tcBorders>
+            <w:tcMar>
+              <w:top w:w="240" w:type="dxa"/>
+              <w:left w:w="0" w:type="dxa"/>
+              <w:bottom w:w="240" w:type="dxa"/>
+              <w:right w:w="180" w:type="dxa"/>
+            </w:tcMar>
+            <w:vAlign w:val="center"/>
+          </w:tcPr>
+          <w:p>
+            <w:pPr>
+              <w:spacing w:after="0" w:line="240" w:lineRule="auto"/>
+              <w:jc w:val="both"/>
+              <w:rPr>
+                <w:rFonts w:ascii="Times New Roman" w:eastAsia="Times New Roman" w:hAnsi="Times New Roman" w:cs="Times New Roman"/>
+                <w:color w:val="1F1F1F"/>
+                <w:sz w:val="28"/>
+                <w:szCs w:val="28"/>
+                <w:lang w:val="en-US" w:eastAsia="uk-UA"/>
+              </w:rPr>
+            </w:pPr>
+            <w:r>
+              <w:rPr>
+                <w:rFonts w:ascii="Times New Roman" w:eastAsia="Times New Roman" w:hAnsi="Times New Roman" w:cs="Times New Roman"/>
+                <w:color w:val="1F1F1F"/>
+                <w:sz w:val="28"/>
+                <w:szCs w:val="28"/>
+                <w:lang w:val="en-US" w:eastAsia="uk-UA"/>
+              </w:rPr>
+              <w:t>5</w:t>
+            </w:r>
+          </w:p>
+        </w:tc>
+        <w:tc>
+          <w:tcPr>
+            <w:tcW w:w="0" w:type="auto"/>
+            <w:tcBorders>
+              <w:top w:val="single" w:sz="6" w:space="0" w:color="auto"/>
+              <w:left w:val="single" w:sz="6" w:space="0" w:color="auto"/>
+              <w:bottom w:val="single" w:sz="6" w:space="0" w:color="auto"/>
+              <w:right w:val="single" w:sz="6" w:space="0" w:color="auto"/>
+            </w:tcBorders>
+            <w:tcMar>
+              <w:top w:w="240" w:type="dxa"/>
+              <w:left w:w="0" w:type="dxa"/>
+              <w:bottom w:w="240" w:type="dxa"/>
+              <w:right w:w="180" w:type="dxa"/>
+            </w:tcMar>
+            <w:vAlign w:val="center"/>
+          </w:tcPr>
+          <w:p>
+            <w:pPr>
+              <w:spacing w:after="0" w:line="240" w:lineRule="auto"/>
+              <w:jc w:val="both"/>
+              <w:rPr>
+                <w:rFonts w:ascii="Times New Roman" w:eastAsia="Times New Roman" w:hAnsi="Times New Roman" w:cs="Times New Roman"/>
+                <w:color w:val="1F1F1F"/>
+                <w:sz w:val="28"/>
+                <w:szCs w:val="28"/>
+                <w:lang w:val="en-US" w:eastAsia="uk-UA"/>
+              </w:rPr>
+            </w:pPr>
+            <w:r>
+              <w:rPr>
+                <w:rFonts w:ascii="Times New Roman" w:eastAsia="Times New Roman" w:hAnsi="Times New Roman" w:cs="Times New Roman"/>
+                <w:color w:val="1F1F1F"/>
+                <w:sz w:val="28"/>
+                <w:szCs w:val="28"/>
+                <w:lang w:val="en-US" w:eastAsia="uk-UA"/>
+              </w:rPr>
+              <w:t>2432</w:t>
+            </w:r>
+          </w:p>
+        </w:tc>
+        <w:tc>
+          <w:tcPr>
+            <w:tcW w:w="0" w:type="auto"/>
+            <w:tcBorders>
+              <w:top w:val="single" w:sz="6" w:space="0" w:color="auto"/>
+              <w:left w:val="single" w:sz="6" w:space="0" w:color="auto"/>
+              <w:bottom w:val="single" w:sz="6" w:space="0" w:color="auto"/>
+              <w:right w:val="single" w:sz="6" w:space="0" w:color="auto"/>
+            </w:tcBorders>
+            <w:tcMar>
+              <w:top w:w="240" w:type="dxa"/>
+              <w:left w:w="0" w:type="dxa"/>
+              <w:bottom w:w="240" w:type="dxa"/>
+              <w:right w:w="0" w:type="dxa"/>
+            </w:tcMar>
+            <w:vAlign w:val="center"/>
+          </w:tcPr>
+          <w:p>
+            <w:pPr>
+              <w:spacing w:after="0" w:line="240" w:lineRule="auto"/>
+              <w:jc w:val="both"/>
+              <w:rPr>
+                <w:rFonts w:ascii="Times New Roman" w:eastAsia="Times New Roman" w:hAnsi="Times New Roman" w:cs="Times New Roman"/>
+                <w:color w:val="1F1F1F"/>
+                <w:sz w:val="28"/>
+                <w:szCs w:val="28"/>
+                <w:lang w:val="en-US" w:eastAsia="uk-UA"/>
+              </w:rPr>
+            </w:pPr>
+            <w:r>
+              <w:rPr>
+                <w:rFonts w:ascii="Times New Roman" w:eastAsia="Times New Roman" w:hAnsi="Times New Roman" w:cs="Times New Roman"/>
+                <w:color w:val="1F1F1F"/>
+                <w:sz w:val="28"/>
+                <w:szCs w:val="28"/>
+                <w:lang w:val="en-US" w:eastAsia="uk-UA"/>
+              </w:rPr>
+              <w:t>20</w:t>
+            </w:r>
+          </w:p>
+        </w:tc>
+      </w:tr>
+      <w:tr>
+        <w:trPr>
+          <w:tblCellSpacing w:w="15" w:type="dxa"/>
+        </w:trPr>
+        <w:tc>
+          <w:tcPr>
+            <w:tcW w:w="0" w:type="auto"/>
+            <w:tcBorders>
+              <w:top w:val="single" w:sz="6" w:space="0" w:color="auto"/>
+              <w:left w:val="single" w:sz="6" w:space="0" w:color="auto"/>
+              <w:bottom w:val="single" w:sz="6" w:space="0" w:color="auto"/>
+              <w:right w:val="single" w:sz="6" w:space="0" w:color="auto"/>
+            </w:tcBorders>
+            <w:tcMar>
+              <w:top w:w="240" w:type="dxa"/>
+              <w:left w:w="0" w:type="dxa"/>
+              <w:bottom w:w="240" w:type="dxa"/>
+              <w:right w:w="180" w:type="dxa"/>
+            </w:tcMar>
+            <w:vAlign w:val="center"/>
+            <w:hideMark/>
+          </w:tcPr>
+          <w:p>
+            <w:pPr>
+              <w:spacing w:after="0" w:line="240" w:lineRule="auto"/>
+              <w:jc w:val="both"/>
+              <w:rPr>
+                <w:rFonts w:ascii="Times New Roman" w:eastAsia="Times New Roman" w:hAnsi="Times New Roman" w:cs="Times New Roman"/>
+                <w:color w:val="1F1F1F"/>
+                <w:sz w:val="28"/>
+                <w:szCs w:val="28"/>
+                <w:lang w:eastAsia="uk-UA"/>
+              </w:rPr>
+            </w:pPr>
+            <w:r>
+              <w:rPr>
+                <w:rFonts w:ascii="Times New Roman" w:eastAsia="Times New Roman" w:hAnsi="Times New Roman" w:cs="Times New Roman"/>
+                <w:color w:val="1F1F1F"/>
+                <w:sz w:val="28"/>
+                <w:szCs w:val="28"/>
+                <w:bdr w:val="none" w:sz="0" w:space="0" w:color="auto" w:frame="1"/>
+                <w:lang w:eastAsia="uk-UA"/>
+              </w:rPr>
+              <w:t>5</w:t>
+            </w:r>
+          </w:p>
+        </w:tc>
+        <w:tc>
+          <w:tcPr>
+            <w:tcW w:w="0" w:type="auto"/>
+            <w:tcBorders>
+              <w:top w:val="single" w:sz="6" w:space="0" w:color="auto"/>
+              <w:left w:val="single" w:sz="6" w:space="0" w:color="auto"/>
+              <w:bottom w:val="single" w:sz="6" w:space="0" w:color="auto"/>
+              <w:right w:val="single" w:sz="6" w:space="0" w:color="auto"/>
+            </w:tcBorders>
+            <w:tcMar>
+              <w:top w:w="240" w:type="dxa"/>
+              <w:left w:w="0" w:type="dxa"/>
+              <w:bottom w:w="240" w:type="dxa"/>
+              <w:right w:w="180" w:type="dxa"/>
+            </w:tcMar>
+            <w:vAlign w:val="center"/>
+          </w:tcPr>
+          <w:p>
+            <w:pPr>
+              <w:spacing w:after="0" w:line="240" w:lineRule="auto"/>
+              <w:jc w:val="both"/>
+              <w:rPr>
+                <w:rFonts w:ascii="Times New Roman" w:eastAsia="Times New Roman" w:hAnsi="Times New Roman" w:cs="Times New Roman"/>
+                <w:color w:val="1F1F1F"/>
+                <w:sz w:val="28"/>
+                <w:szCs w:val="28"/>
+                <w:lang w:val="en-US" w:eastAsia="uk-UA"/>
+              </w:rPr>
+            </w:pPr>
+            <w:proofErr w:type="spellStart"/>
+            <w:r>
+              <w:rPr>
+                <w:rFonts w:ascii="Times New Roman" w:eastAsia="Times New Roman" w:hAnsi="Times New Roman" w:cs="Times New Roman"/>
+                <w:color w:val="1F1F1F"/>
+                <w:sz w:val="28"/>
+                <w:szCs w:val="28"/>
+                <w:lang w:val="en-US" w:eastAsia="uk-UA"/>
+              </w:rPr>
+              <w:t>Rokki</w:t>
+            </w:r>
+            <w:proofErr w:type="spellEnd"/>
+          </w:p>
+        </w:tc>
+        <w:tc>
+          <w:tcPr>
+            <w:tcW w:w="0" w:type="auto"/>
+            <w:tcBorders>
+              <w:top w:val="single" w:sz="6" w:space="0" w:color="auto"/>
+              <w:left w:val="single" w:sz="6" w:space="0" w:color="auto"/>
+              <w:bottom w:val="single" w:sz="6" w:space="0" w:color="auto"/>
+              <w:right w:val="single" w:sz="6" w:space="0" w:color="auto"/>
+            </w:tcBorders>
+            <w:tcMar>
+              <w:top w:w="240" w:type="dxa"/>
+              <w:left w:w="0" w:type="dxa"/>
+              <w:bottom w:w="240" w:type="dxa"/>
+              <w:right w:w="180" w:type="dxa"/>
+            </w:tcMar>
+            <w:vAlign w:val="center"/>
+          </w:tcPr>
+          <w:p>
+            <w:pPr>
+              <w:spacing w:after="0" w:line="240" w:lineRule="auto"/>
+              <w:jc w:val="both"/>
+              <w:rPr>
+                <w:rFonts w:ascii="Times New Roman" w:eastAsia="Times New Roman" w:hAnsi="Times New Roman" w:cs="Times New Roman"/>
+                <w:color w:val="1F1F1F"/>
+                <w:sz w:val="28"/>
+                <w:szCs w:val="28"/>
+                <w:lang w:val="en-US" w:eastAsia="uk-UA"/>
+              </w:rPr>
+            </w:pPr>
+            <w:r>
+              <w:rPr>
+                <w:rFonts w:ascii="Times New Roman" w:eastAsia="Times New Roman" w:hAnsi="Times New Roman" w:cs="Times New Roman"/>
+                <w:color w:val="1F1F1F"/>
+                <w:sz w:val="28"/>
+                <w:szCs w:val="28"/>
+                <w:lang w:val="en-US" w:eastAsia="uk-UA"/>
+              </w:rPr>
+              <w:t>-89</w:t>
+            </w:r>
+          </w:p>
+        </w:tc>
+        <w:tc>
+          <w:tcPr>
+            <w:tcW w:w="0" w:type="auto"/>
+            <w:tcBorders>
+              <w:top w:val="single" w:sz="6" w:space="0" w:color="auto"/>
+              <w:left w:val="single" w:sz="6" w:space="0" w:color="auto"/>
+              <w:bottom w:val="single" w:sz="6" w:space="0" w:color="auto"/>
+              <w:right w:val="single" w:sz="6" w:space="0" w:color="auto"/>
+            </w:tcBorders>
+            <w:tcMar>
+              <w:top w:w="240" w:type="dxa"/>
+              <w:left w:w="0" w:type="dxa"/>
+              <w:bottom w:w="240" w:type="dxa"/>
+              <w:right w:w="180" w:type="dxa"/>
+            </w:tcMar>
+            <w:vAlign w:val="center"/>
+          </w:tcPr>
+          <w:p>
+            <w:pPr>
+              <w:spacing w:after="0" w:line="240" w:lineRule="auto"/>
+              <w:jc w:val="both"/>
+              <w:rPr>
+                <w:rFonts w:ascii="Times New Roman" w:eastAsia="Times New Roman" w:hAnsi="Times New Roman" w:cs="Times New Roman"/>
+                <w:color w:val="1F1F1F"/>
+                <w:sz w:val="28"/>
+                <w:szCs w:val="28"/>
+                <w:lang w:eastAsia="uk-UA"/>
+              </w:rPr>
+            </w:pPr>
+            <w:r>
+              <w:rPr>
+                <w:rFonts w:ascii="Times New Roman" w:eastAsia="Times New Roman" w:hAnsi="Times New Roman" w:cs="Times New Roman"/>
+                <w:color w:val="1F1F1F"/>
+                <w:sz w:val="28"/>
+                <w:szCs w:val="28"/>
+                <w:lang w:val="en-US" w:eastAsia="uk-UA"/>
+              </w:rPr>
+              <w:t>2.412</w:t>
+            </w:r>
+          </w:p>
+        </w:tc>
+        <w:tc>
+          <w:tcPr>
+            <w:tcW w:w="0" w:type="auto"/>
+            <w:tcBorders>
+              <w:top w:val="single" w:sz="6" w:space="0" w:color="auto"/>
+              <w:left w:val="single" w:sz="6" w:space="0" w:color="auto"/>
+              <w:bottom w:val="single" w:sz="6" w:space="0" w:color="auto"/>
+              <w:right w:val="single" w:sz="6" w:space="0" w:color="auto"/>
+            </w:tcBorders>
+            <w:tcMar>
+              <w:top w:w="240" w:type="dxa"/>
+              <w:left w:w="0" w:type="dxa"/>
+              <w:bottom w:w="240" w:type="dxa"/>
+              <w:right w:w="180" w:type="dxa"/>
+            </w:tcMar>
+            <w:vAlign w:val="center"/>
+          </w:tcPr>
+          <w:p>
+            <w:pPr>
+              <w:spacing w:after="0" w:line="240" w:lineRule="auto"/>
+              <w:jc w:val="both"/>
+              <w:rPr>
+                <w:rFonts w:ascii="Times New Roman" w:eastAsia="Times New Roman" w:hAnsi="Times New Roman" w:cs="Times New Roman"/>
+                <w:color w:val="1F1F1F"/>
+                <w:sz w:val="28"/>
+                <w:szCs w:val="28"/>
+                <w:lang w:val="en-US" w:eastAsia="uk-UA"/>
+              </w:rPr>
+            </w:pPr>
+            <w:r>
+              <w:rPr>
+                <w:rFonts w:ascii="Times New Roman" w:eastAsia="Times New Roman" w:hAnsi="Times New Roman" w:cs="Times New Roman"/>
+                <w:color w:val="1F1F1F"/>
+                <w:sz w:val="28"/>
+                <w:szCs w:val="28"/>
+                <w:lang w:val="en-US" w:eastAsia="uk-UA"/>
+              </w:rPr>
+              <w:t>1</w:t>
+            </w:r>
+          </w:p>
+        </w:tc>
+        <w:tc>
+          <w:tcPr>
+            <w:tcW w:w="0" w:type="auto"/>
+            <w:tcBorders>
+              <w:top w:val="single" w:sz="6" w:space="0" w:color="auto"/>
+              <w:left w:val="single" w:sz="6" w:space="0" w:color="auto"/>
+              <w:bottom w:val="single" w:sz="6" w:space="0" w:color="auto"/>
+              <w:right w:val="single" w:sz="6" w:space="0" w:color="auto"/>
+            </w:tcBorders>
+            <w:tcMar>
+              <w:top w:w="240" w:type="dxa"/>
+              <w:left w:w="0" w:type="dxa"/>
+              <w:bottom w:w="240" w:type="dxa"/>
+              <w:right w:w="180" w:type="dxa"/>
+            </w:tcMar>
+            <w:vAlign w:val="center"/>
+          </w:tcPr>
+          <w:p>
+            <w:pPr>
+              <w:spacing w:after="0" w:line="240" w:lineRule="auto"/>
+              <w:jc w:val="both"/>
+              <w:rPr>
+                <w:rFonts w:ascii="Times New Roman" w:eastAsia="Times New Roman" w:hAnsi="Times New Roman" w:cs="Times New Roman"/>
+                <w:color w:val="1F1F1F"/>
+                <w:sz w:val="28"/>
+                <w:szCs w:val="28"/>
+                <w:lang w:val="en-US" w:eastAsia="uk-UA"/>
+              </w:rPr>
+            </w:pPr>
+            <w:r>
+              <w:rPr>
+                <w:rFonts w:ascii="Times New Roman" w:eastAsia="Times New Roman" w:hAnsi="Times New Roman" w:cs="Times New Roman"/>
+                <w:color w:val="1F1F1F"/>
+                <w:sz w:val="28"/>
+                <w:szCs w:val="28"/>
+                <w:lang w:val="en-US" w:eastAsia="uk-UA"/>
+              </w:rPr>
+              <w:t>2412</w:t>
+            </w:r>
+          </w:p>
+        </w:tc>
+        <w:tc>
+          <w:tcPr>
+            <w:tcW w:w="0" w:type="auto"/>
+            <w:tcBorders>
+              <w:top w:val="single" w:sz="6" w:space="0" w:color="auto"/>
+              <w:left w:val="single" w:sz="6" w:space="0" w:color="auto"/>
+              <w:bottom w:val="single" w:sz="6" w:space="0" w:color="auto"/>
+              <w:right w:val="single" w:sz="6" w:space="0" w:color="auto"/>
+            </w:tcBorders>
+            <w:tcMar>
+              <w:top w:w="240" w:type="dxa"/>
+              <w:left w:w="0" w:type="dxa"/>
+              <w:bottom w:w="240" w:type="dxa"/>
+              <w:right w:w="0" w:type="dxa"/>
+            </w:tcMar>
+            <w:vAlign w:val="center"/>
+          </w:tcPr>
+          <w:p>
+            <w:pPr>
+              <w:spacing w:after="0" w:line="240" w:lineRule="auto"/>
+              <w:jc w:val="both"/>
+              <w:rPr>
+                <w:rFonts w:ascii="Times New Roman" w:eastAsia="Times New Roman" w:hAnsi="Times New Roman" w:cs="Times New Roman"/>
+                <w:color w:val="1F1F1F"/>
+                <w:sz w:val="28"/>
+                <w:szCs w:val="28"/>
+                <w:lang w:val="en-US" w:eastAsia="uk-UA"/>
+              </w:rPr>
+            </w:pPr>
+            <w:r>
+              <w:rPr>
+                <w:rFonts w:ascii="Times New Roman" w:eastAsia="Times New Roman" w:hAnsi="Times New Roman" w:cs="Times New Roman"/>
+                <w:color w:val="1F1F1F"/>
+                <w:sz w:val="28"/>
+                <w:szCs w:val="28"/>
+                <w:lang w:val="en-US" w:eastAsia="uk-UA"/>
+              </w:rPr>
+              <w:t>20</w:t>
+            </w:r>
+          </w:p>
+        </w:tc>
+      </w:tr>
+    </w:tbl>
+    <w:p>
+      <w:pPr>
+        <w:jc w:val="both"/>
+        <w:rPr>
+          <w:rFonts w:ascii="Times New Roman" w:hAnsi="Times New Roman" w:cs="Times New Roman"/>
+          <w:sz w:val="28"/>
+          <w:szCs w:val="28"/>
+        </w:rPr>
+      </w:pPr>
+      <w:r>
+        <w:rPr>
+          <w:rFonts w:ascii="Times New Roman" w:hAnsi="Times New Roman" w:cs="Times New Roman"/>
+          <w:noProof/>
+          <w:sz w:val="28"/>
+          <w:szCs w:val="28"/>
+          <w:lang w:eastAsia="uk-UA"/>
+        </w:rPr>
+        <w:drawing>
+          <wp:inline distT="0" distB="0" distL="0" distR="0" wp14:anchorId="60048604" wp14:editId="25BB4710">
+            <wp:extent cx="2255520" cy="3196396"/>
+            <wp:effectExtent l="0" t="0" r="0" b="4445"/>
+            <wp:docPr id="13" name="Рисунок 13"/>
+            <wp:cNvGraphicFramePr>
+              <a:graphicFrameLocks xmlns:a="http://schemas.openxmlformats.org/drawingml/2006/main" noChangeAspect="1"/>
+            </wp:cNvGraphicFramePr>
+            <a:graphic xmlns:a="http://schemas.openxmlformats.org/drawingml/2006/main">
+              <a:graphicData uri="http://schemas.openxmlformats.org/drawingml/2006/picture">
+                <pic:pic xmlns:pic="http://schemas.openxmlformats.org/drawingml/2006/picture">
+                  <pic:nvPicPr>
+                    <pic:cNvPr id="1" name=""/>
+                    <pic:cNvPicPr/>
+                  </pic:nvPicPr>
+                  <pic:blipFill>
+                    <a:blip r:embed="rId5"/>
+                    <a:stretch>
+                      <a:fillRect/>
+                    </a:stretch>
+                  </pic:blipFill>
+                  <pic:spPr>
+                    <a:xfrm>
+                      <a:off x="0" y="0"/>
+                      <a:ext cx="2277261" cy="3227206"/>
+                    </a:xfrm>
+                    <a:prstGeom prst="rect">
+                      <a:avLst/>
+                    </a:prstGeom>
+                  </pic:spPr>
+                </pic:pic>
+              </a:graphicData>
+            </a:graphic>
+          </wp:inline>
+        </w:drawing>
+      </w:r>
+      <w:r>
+        <w:rPr>
+          <w:rFonts w:ascii="Times New Roman" w:hAnsi="Times New Roman" w:cs="Times New Roman"/>
+          <w:noProof/>
+          <w:sz w:val="28"/>
+          <w:szCs w:val="28"/>
+          <w:lang w:eastAsia="uk-UA"/>
+        </w:rPr>
+        <w:drawing>
+          <wp:inline distT="0" distB="0" distL="0" distR="0" wp14:anchorId="769E57C5" wp14:editId="681190B6">
+            <wp:extent cx="2758440" cy="3168586"/>
+            <wp:effectExtent l="0" t="0" r="3810" b="0"/>
+            <wp:docPr id="14" name="Рисунок 14"/>
+            <wp:cNvGraphicFramePr>
+              <a:graphicFrameLocks xmlns:a="http://schemas.openxmlformats.org/drawingml/2006/main" noChangeAspect="1"/>
+            </wp:cNvGraphicFramePr>
+            <a:graphic xmlns:a="http://schemas.openxmlformats.org/drawingml/2006/main">
+              <a:graphicData uri="http://schemas.openxmlformats.org/drawingml/2006/picture">
+                <pic:pic xmlns:pic="http://schemas.openxmlformats.org/drawingml/2006/picture">
+                  <pic:nvPicPr>
+                    <pic:cNvPr id="1" name=""/>
+                    <pic:cNvPicPr/>
+                  </pic:nvPicPr>
+                  <pic:blipFill>
+                    <a:blip r:embed="rId6"/>
+                    <a:stretch>
+                      <a:fillRect/>
+                    </a:stretch>
+                  </pic:blipFill>
+                  <pic:spPr>
+                    <a:xfrm>
+                      <a:off x="0" y="0"/>
+                      <a:ext cx="2779950" cy="3193294"/>
+                    </a:xfrm>
+                    <a:prstGeom prst="rect">
+                      <a:avLst/>
+                    </a:prstGeom>
+                  </pic:spPr>
+                </pic:pic>
+              </a:graphicData>
+            </a:graphic>
+          </wp:inline>
+        </w:drawing>
+      </w:r>
+    </w:p>
+    <w:p>
+      <w:pPr>
+        <w:jc w:val="both"/>
+        <w:rPr>
+          <w:rFonts w:ascii="Times New Roman" w:hAnsi="Times New Roman" w:cs="Times New Roman"/>
+          <w:sz w:val="28"/>
+          <w:szCs w:val="28"/>
+          <w:lang w:val="en-US"/>
+        </w:rPr>
+      </w:pPr>
+      <w:r>
+        <w:rPr>
+          <w:rFonts w:ascii="Times New Roman" w:hAnsi="Times New Roman" w:cs="Times New Roman"/>
+          <w:sz w:val="28"/>
+          <w:szCs w:val="28"/>
+        </w:rPr>
+        <w:lastRenderedPageBreak/>
+        <w:t xml:space="preserve">Сканування за допомогою </w:t>
+      </w:r>
+      <w:proofErr w:type="spellStart"/>
+      <w:r>
+        <w:rPr>
+          <w:rFonts w:ascii="Times New Roman" w:hAnsi="Times New Roman" w:cs="Times New Roman"/>
+          <w:sz w:val="28"/>
+          <w:szCs w:val="28"/>
+          <w:lang w:val="en-US"/>
+        </w:rPr>
+        <w:t>WiFi</w:t>
+      </w:r>
+      <w:proofErr w:type="spellEnd"/>
+      <w:r>
+        <w:rPr>
+          <w:rFonts w:ascii="Times New Roman" w:hAnsi="Times New Roman" w:cs="Times New Roman"/>
+          <w:sz w:val="28"/>
+          <w:szCs w:val="28"/>
+          <w:lang w:val="en-US"/>
+        </w:rPr>
+        <w:t xml:space="preserve"> Analyzer</w:t>
+      </w:r>
+    </w:p>
+    <w:p>
+      <w:pPr>
+        <w:jc w:val="both"/>
+        <w:rPr>
+          <w:rFonts w:ascii="Times New Roman" w:hAnsi="Times New Roman" w:cs="Times New Roman"/>
+          <w:sz w:val="28"/>
+          <w:szCs w:val="28"/>
+          <w:lang w:val="en-US"/>
+        </w:rPr>
+      </w:pPr>
+      <w:r>
+        <w:rPr>
+          <w:noProof/>
+          <w:lang w:eastAsia="uk-UA"/>
+        </w:rPr>
+        <w:drawing>
+          <wp:inline distT="0" distB="0" distL="0" distR="0" wp14:anchorId="2BE959AC" wp14:editId="3F106317">
+            <wp:extent cx="5821680" cy="6553692"/>
+            <wp:effectExtent l="0" t="0" r="7620" b="0"/>
+            <wp:docPr id="9" name="Рисунок 9"/>
+            <wp:cNvGraphicFramePr>
+              <a:graphicFrameLocks xmlns:a="http://schemas.openxmlformats.org/drawingml/2006/main" noChangeAspect="1"/>
+            </wp:cNvGraphicFramePr>
+            <a:graphic xmlns:a="http://schemas.openxmlformats.org/drawingml/2006/main">
+              <a:graphicData uri="http://schemas.openxmlformats.org/drawingml/2006/picture">
+                <pic:pic xmlns:pic="http://schemas.openxmlformats.org/drawingml/2006/picture">
+                  <pic:nvPicPr>
+                    <pic:cNvPr id="1" name=""/>
+                    <pic:cNvPicPr/>
+                  </pic:nvPicPr>
+                  <pic:blipFill>
+                    <a:blip r:embed="rId7"/>
+                    <a:stretch>
+                      <a:fillRect/>
+                    </a:stretch>
+                  </pic:blipFill>
+                  <pic:spPr>
+                    <a:xfrm>
+                      <a:off x="0" y="0"/>
+                      <a:ext cx="5845515" cy="6580524"/>
+                    </a:xfrm>
+                    <a:prstGeom prst="rect">
+                      <a:avLst/>
+                    </a:prstGeom>
+                  </pic:spPr>
+                </pic:pic>
+              </a:graphicData>
+            </a:graphic>
+          </wp:inline>
+        </w:drawing>
+      </w:r>
+    </w:p>
+    <w:p>
+      <w:pPr>
+        <w:jc w:val="both"/>
+        <w:rPr>
+          <w:rFonts w:ascii="Times New Roman" w:hAnsi="Times New Roman" w:cs="Times New Roman"/>
+          <w:sz w:val="28"/>
+          <w:szCs w:val="28"/>
+          <w:lang w:val="en-US"/>
+        </w:rPr>
+      </w:pPr>
+      <w:r>
+        <w:rPr>
+          <w:noProof/>
+          <w:lang w:eastAsia="uk-UA"/>
+        </w:rPr>
+        <w:drawing>
+          <wp:inline distT="0" distB="0" distL="0" distR="0" wp14:anchorId="6F6BE01C" wp14:editId="60CB99A2">
+            <wp:extent cx="2671103" cy="2346325"/>
+            <wp:effectExtent l="0" t="0" r="0" b="0"/>
+            <wp:docPr id="10" name="Рисунок 10"/>
+            <wp:cNvGraphicFramePr>
+              <a:graphicFrameLocks xmlns:a="http://schemas.openxmlformats.org/drawingml/2006/main" noChangeAspect="1"/>
+            </wp:cNvGraphicFramePr>
+            <a:graphic xmlns:a="http://schemas.openxmlformats.org/drawingml/2006/main">
+              <a:graphicData uri="http://schemas.openxmlformats.org/drawingml/2006/picture">
+                <pic:pic xmlns:pic="http://schemas.openxmlformats.org/drawingml/2006/picture">
+                  <pic:nvPicPr>
+                    <pic:cNvPr id="1" name=""/>
+                    <pic:cNvPicPr/>
+                  </pic:nvPicPr>
+                  <pic:blipFill>
+                    <a:blip r:embed="rId8"/>
+                    <a:stretch>
+                      <a:fillRect/>
+                    </a:stretch>
+                  </pic:blipFill>
+                  <pic:spPr>
+                    <a:xfrm>
+                      <a:off x="0" y="0"/>
+                      <a:ext cx="2697557" cy="2369562"/>
+                    </a:xfrm>
+                    <a:prstGeom prst="rect">
+                      <a:avLst/>
+                    </a:prstGeom>
+                  </pic:spPr>
+                </pic:pic>
+              </a:graphicData>
+            </a:graphic>
+          </wp:inline>
+        </w:drawing>
+      </w:r>
+      <w:r>
+        <w:rPr>
+          <w:noProof/>
+          <w:lang w:eastAsia="uk-UA"/>
+        </w:rPr>
+        <w:drawing>
+          <wp:inline distT="0" distB="0" distL="0" distR="0" wp14:anchorId="517198DE" wp14:editId="3A2E3D6D">
+            <wp:extent cx="3436620" cy="2541365"/>
+            <wp:effectExtent l="0" t="0" r="0" b="0"/>
+            <wp:docPr id="11" name="Рисунок 11"/>
+            <wp:cNvGraphicFramePr>
+              <a:graphicFrameLocks xmlns:a="http://schemas.openxmlformats.org/drawingml/2006/main" noChangeAspect="1"/>
+            </wp:cNvGraphicFramePr>
+            <a:graphic xmlns:a="http://schemas.openxmlformats.org/drawingml/2006/main">
+              <a:graphicData uri="http://schemas.openxmlformats.org/drawingml/2006/picture">
+                <pic:pic xmlns:pic="http://schemas.openxmlformats.org/drawingml/2006/picture">
+                  <pic:nvPicPr>
+                    <pic:cNvPr id="1" name=""/>
+                    <pic:cNvPicPr/>
+                  </pic:nvPicPr>
+                  <pic:blipFill>
+                    <a:blip r:embed="rId9"/>
+                    <a:stretch>
+                      <a:fillRect/>
+                    </a:stretch>
+                  </pic:blipFill>
+                  <pic:spPr>
+                    <a:xfrm>
+                      <a:off x="0" y="0"/>
+                      <a:ext cx="3472129" cy="2567624"/>
+                    </a:xfrm>
+                    <a:prstGeom prst="rect">
+                      <a:avLst/>
+                    </a:prstGeom>
+                  </pic:spPr>
+                </pic:pic>
+              </a:graphicData>
+            </a:graphic>
+          </wp:inline>
+        </w:drawing>
+      </w:r>
+    </w:p>
+    <w:p>
+      <w:pPr>
+        <w:jc w:val="both"/>
+        <w:rPr>
+          <w:rFonts w:ascii="Times New Roman" w:hAnsi="Times New Roman" w:cs="Times New Roman"/>
+          <w:sz w:val="28"/>
+          <w:szCs w:val="28"/>
+        </w:rPr>
+      </w:pPr>
+      <w:r>
+        <w:rPr>
+          <w:rFonts w:ascii="Times New Roman" w:hAnsi="Times New Roman" w:cs="Times New Roman"/>
+          <w:sz w:val="28"/>
+          <w:szCs w:val="28"/>
+        </w:rPr>
+        <w:lastRenderedPageBreak/>
+        <w:t xml:space="preserve">2. Проаналізувати якість </w:t>
+      </w:r>
+      <w:proofErr w:type="spellStart"/>
+      <w:r>
+        <w:rPr>
+          <w:rFonts w:ascii="Times New Roman" w:hAnsi="Times New Roman" w:cs="Times New Roman"/>
+          <w:sz w:val="28"/>
+          <w:szCs w:val="28"/>
+        </w:rPr>
+        <w:t>Wi-Fi</w:t>
+      </w:r>
+      <w:proofErr w:type="spellEnd"/>
+      <w:r>
+        <w:rPr>
+          <w:rFonts w:ascii="Times New Roman" w:hAnsi="Times New Roman" w:cs="Times New Roman"/>
+          <w:sz w:val="28"/>
+          <w:szCs w:val="28"/>
+        </w:rPr>
+        <w:t xml:space="preserve"> зв’язку різних мереж, навести необхідні </w:t>
+      </w:r>
+      <w:proofErr w:type="spellStart"/>
+      <w:r>
+        <w:rPr>
+          <w:rFonts w:ascii="Times New Roman" w:hAnsi="Times New Roman" w:cs="Times New Roman"/>
+          <w:sz w:val="28"/>
+          <w:szCs w:val="28"/>
+        </w:rPr>
+        <w:t>скріншоти</w:t>
+      </w:r>
+      <w:proofErr w:type="spellEnd"/>
+      <w:r>
+        <w:rPr>
+          <w:rFonts w:ascii="Times New Roman" w:hAnsi="Times New Roman" w:cs="Times New Roman"/>
+          <w:sz w:val="28"/>
+          <w:szCs w:val="28"/>
+        </w:rPr>
+        <w:t xml:space="preserve"> зображень використаних програм аналізу </w:t>
+      </w:r>
+      <w:proofErr w:type="spellStart"/>
+      <w:r>
+        <w:rPr>
+          <w:rFonts w:ascii="Times New Roman" w:hAnsi="Times New Roman" w:cs="Times New Roman"/>
+          <w:sz w:val="28"/>
+          <w:szCs w:val="28"/>
+        </w:rPr>
+        <w:t>Wi</w:t>
+      </w:r>
+      <w:proofErr w:type="spellEnd"/>
+      <w:r>
+        <w:rPr>
+          <w:rFonts w:ascii="Times New Roman" w:hAnsi="Times New Roman" w:cs="Times New Roman"/>
+          <w:sz w:val="28"/>
+          <w:szCs w:val="28"/>
+        </w:rPr>
+        <w:t>-</w:t>
+      </w:r>
+      <w:proofErr w:type="spellStart"/>
+      <w:r>
+        <w:rPr>
+          <w:rFonts w:ascii="Times New Roman" w:hAnsi="Times New Roman" w:cs="Times New Roman"/>
+          <w:sz w:val="28"/>
+          <w:szCs w:val="28"/>
+        </w:rPr>
+        <w:t>Fi</w:t>
+      </w:r>
+      <w:proofErr w:type="spellEnd"/>
+      <w:r>
+        <w:rPr>
+          <w:rFonts w:ascii="Times New Roman" w:hAnsi="Times New Roman" w:cs="Times New Roman"/>
+          <w:sz w:val="28"/>
+          <w:szCs w:val="28"/>
+        </w:rPr>
+        <w:t xml:space="preserve">-мереж, надати практичні рекомендації. </w:t>
+      </w:r>
+    </w:p>
+    <w:p>
+      <w:pPr>
+        <w:pStyle w:val="a4"/>
+        <w:jc w:val="both"/>
+        <w:rPr>
+          <w:sz w:val="28"/>
+          <w:szCs w:val="28"/>
+        </w:rPr>
+      </w:pPr>
+      <w:r>
+        <w:rPr>
+          <w:sz w:val="28"/>
+          <w:szCs w:val="28"/>
+        </w:rPr>
+        <w:t xml:space="preserve">RSSI характеризує потужність сигналу, прийнятого клієнтським пристроєм. Чим ближче значення RSSI до 0 </w:t>
+      </w:r>
+      <w:proofErr w:type="spellStart"/>
+      <w:r>
+        <w:rPr>
+          <w:sz w:val="28"/>
+          <w:szCs w:val="28"/>
+        </w:rPr>
+        <w:t>dBm</w:t>
+      </w:r>
+      <w:proofErr w:type="spellEnd"/>
+      <w:r>
+        <w:rPr>
+          <w:sz w:val="28"/>
+          <w:szCs w:val="28"/>
+        </w:rPr>
+        <w:t>, тим сильніший сигнал і стабільніший зв'язок.</w:t>
+      </w:r>
+    </w:p>
+    <w:p>
+      <w:pPr>
+        <w:pStyle w:val="a4"/>
+        <w:numPr>
+          <w:ilvl w:val="0"/>
+          <w:numId w:val="1"/>
+        </w:numPr>
+        <w:jc w:val="both"/>
+        <w:rPr>
+          <w:sz w:val="28"/>
+          <w:szCs w:val="28"/>
+        </w:rPr>
+      </w:pPr>
+      <w:r>
+        <w:rPr>
+          <w:b/>
+          <w:bCs/>
+          <w:sz w:val="28"/>
+          <w:szCs w:val="28"/>
+        </w:rPr>
+        <w:t xml:space="preserve">-27 </w:t>
+      </w:r>
+      <w:proofErr w:type="spellStart"/>
+      <w:r>
+        <w:rPr>
+          <w:b/>
+          <w:bCs/>
+          <w:sz w:val="28"/>
+          <w:szCs w:val="28"/>
+        </w:rPr>
+        <w:t>dBm</w:t>
+      </w:r>
+      <w:proofErr w:type="spellEnd"/>
+      <w:r>
+        <w:rPr>
+          <w:b/>
+          <w:bCs/>
+          <w:sz w:val="28"/>
+          <w:szCs w:val="28"/>
+        </w:rPr>
+        <w:t xml:space="preserve"> (</w:t>
+      </w:r>
+      <w:proofErr w:type="spellStart"/>
+      <w:r>
+        <w:rPr>
+          <w:b/>
+          <w:bCs/>
+          <w:sz w:val="28"/>
+          <w:szCs w:val="28"/>
+        </w:rPr>
+        <w:t>Yabko</w:t>
+      </w:r>
+      <w:proofErr w:type="spellEnd"/>
+      <w:r>
+        <w:rPr>
+          <w:b/>
+          <w:bCs/>
+          <w:sz w:val="28"/>
+          <w:szCs w:val="28"/>
+        </w:rPr>
+        <w:t>)</w:t>
+      </w:r>
+      <w:r>
+        <w:rPr>
+          <w:sz w:val="28"/>
+          <w:szCs w:val="28"/>
+        </w:rPr>
+        <w:t xml:space="preserve"> — відмінний (ідеальний) рівень сигналу.</w:t>
+      </w:r>
+    </w:p>
+    <w:p>
+      <w:pPr>
+        <w:pStyle w:val="a4"/>
+        <w:numPr>
+          <w:ilvl w:val="0"/>
+          <w:numId w:val="1"/>
+        </w:numPr>
+        <w:jc w:val="both"/>
+        <w:rPr>
+          <w:sz w:val="28"/>
+          <w:szCs w:val="28"/>
+        </w:rPr>
+      </w:pPr>
+      <w:r>
+        <w:rPr>
+          <w:b/>
+          <w:bCs/>
+          <w:sz w:val="28"/>
+          <w:szCs w:val="28"/>
+        </w:rPr>
+        <w:t xml:space="preserve">-71 </w:t>
+      </w:r>
+      <w:proofErr w:type="spellStart"/>
+      <w:r>
+        <w:rPr>
+          <w:b/>
+          <w:bCs/>
+          <w:sz w:val="28"/>
+          <w:szCs w:val="28"/>
+        </w:rPr>
+        <w:t>dBm</w:t>
+      </w:r>
+      <w:proofErr w:type="spellEnd"/>
+      <w:r>
+        <w:rPr>
+          <w:b/>
+          <w:bCs/>
+          <w:sz w:val="28"/>
+          <w:szCs w:val="28"/>
+        </w:rPr>
+        <w:t xml:space="preserve"> (</w:t>
+      </w:r>
+      <w:proofErr w:type="spellStart"/>
+      <w:r>
+        <w:rPr>
+          <w:b/>
+          <w:bCs/>
+          <w:sz w:val="28"/>
+          <w:szCs w:val="28"/>
+        </w:rPr>
+        <w:t>Natalia</w:t>
+      </w:r>
+      <w:proofErr w:type="spellEnd"/>
+      <w:r>
+        <w:rPr>
+          <w:b/>
+          <w:bCs/>
+          <w:sz w:val="28"/>
+          <w:szCs w:val="28"/>
+        </w:rPr>
+        <w:t>)</w:t>
+      </w:r>
+      <w:r>
+        <w:rPr>
+          <w:sz w:val="28"/>
+          <w:szCs w:val="28"/>
+        </w:rPr>
+        <w:t xml:space="preserve"> — задовільний рівень сигналу, нижче середнього.</w:t>
+      </w:r>
+    </w:p>
+    <w:p>
+      <w:pPr>
+        <w:pStyle w:val="a4"/>
+        <w:numPr>
+          <w:ilvl w:val="0"/>
+          <w:numId w:val="1"/>
+        </w:numPr>
+        <w:jc w:val="both"/>
+        <w:rPr>
+          <w:sz w:val="28"/>
+          <w:szCs w:val="28"/>
+        </w:rPr>
+      </w:pPr>
+      <w:r>
+        <w:rPr>
+          <w:b/>
+          <w:bCs/>
+          <w:sz w:val="28"/>
+          <w:szCs w:val="28"/>
+        </w:rPr>
+        <w:t xml:space="preserve">-81 </w:t>
+      </w:r>
+      <w:proofErr w:type="spellStart"/>
+      <w:r>
+        <w:rPr>
+          <w:b/>
+          <w:bCs/>
+          <w:sz w:val="28"/>
+          <w:szCs w:val="28"/>
+        </w:rPr>
+        <w:t>dBm</w:t>
+      </w:r>
+      <w:proofErr w:type="spellEnd"/>
+      <w:r>
+        <w:rPr>
+          <w:b/>
+          <w:bCs/>
+          <w:sz w:val="28"/>
+          <w:szCs w:val="28"/>
+        </w:rPr>
+        <w:t xml:space="preserve"> (Vinga37)</w:t>
+      </w:r>
+      <w:r>
+        <w:rPr>
+          <w:sz w:val="28"/>
+          <w:szCs w:val="28"/>
+        </w:rPr>
+        <w:t xml:space="preserve"> — поганий сигнал.</w:t>
+      </w:r>
+    </w:p>
+    <w:p>
+      <w:pPr>
+        <w:pStyle w:val="a4"/>
+        <w:numPr>
+          <w:ilvl w:val="0"/>
+          <w:numId w:val="1"/>
+        </w:numPr>
+        <w:jc w:val="both"/>
+        <w:rPr>
+          <w:sz w:val="28"/>
+          <w:szCs w:val="28"/>
+        </w:rPr>
+      </w:pPr>
+      <w:r>
+        <w:rPr>
+          <w:b/>
+          <w:bCs/>
+          <w:sz w:val="28"/>
+          <w:szCs w:val="28"/>
+        </w:rPr>
+        <w:t xml:space="preserve">-84 </w:t>
+      </w:r>
+      <w:proofErr w:type="spellStart"/>
+      <w:r>
+        <w:rPr>
+          <w:b/>
+          <w:bCs/>
+          <w:sz w:val="28"/>
+          <w:szCs w:val="28"/>
+        </w:rPr>
+        <w:t>dBm</w:t>
+      </w:r>
+      <w:proofErr w:type="spellEnd"/>
+      <w:r>
+        <w:rPr>
+          <w:b/>
+          <w:bCs/>
+          <w:sz w:val="28"/>
+          <w:szCs w:val="28"/>
+        </w:rPr>
+        <w:t xml:space="preserve"> (</w:t>
+      </w:r>
+      <w:proofErr w:type="spellStart"/>
+      <w:r>
+        <w:rPr>
+          <w:b/>
+          <w:bCs/>
+          <w:sz w:val="28"/>
+          <w:szCs w:val="28"/>
+        </w:rPr>
+        <w:t>Anuta</w:t>
+      </w:r>
+      <w:proofErr w:type="spellEnd"/>
+      <w:r>
+        <w:rPr>
+          <w:b/>
+          <w:bCs/>
+          <w:sz w:val="28"/>
+          <w:szCs w:val="28"/>
+        </w:rPr>
+        <w:t>)</w:t>
+      </w:r>
+      <w:r>
+        <w:rPr>
+          <w:sz w:val="28"/>
+          <w:szCs w:val="28"/>
+        </w:rPr>
+        <w:t xml:space="preserve"> — поганий сигнал.</w:t>
+      </w:r>
+    </w:p>
+    <w:p>
+      <w:pPr>
+        <w:pStyle w:val="a4"/>
+        <w:numPr>
+          <w:ilvl w:val="0"/>
+          <w:numId w:val="1"/>
+        </w:numPr>
+        <w:jc w:val="both"/>
+        <w:rPr>
+          <w:sz w:val="28"/>
+          <w:szCs w:val="28"/>
+        </w:rPr>
+      </w:pPr>
+      <w:r>
+        <w:rPr>
+          <w:b/>
+          <w:bCs/>
+          <w:sz w:val="28"/>
+          <w:szCs w:val="28"/>
+        </w:rPr>
+        <w:t xml:space="preserve">-89 </w:t>
+      </w:r>
+      <w:proofErr w:type="spellStart"/>
+      <w:r>
+        <w:rPr>
+          <w:b/>
+          <w:bCs/>
+          <w:sz w:val="28"/>
+          <w:szCs w:val="28"/>
+        </w:rPr>
+        <w:t>dBm</w:t>
+      </w:r>
+      <w:proofErr w:type="spellEnd"/>
+      <w:r>
+        <w:rPr>
+          <w:b/>
+          <w:bCs/>
+          <w:sz w:val="28"/>
+          <w:szCs w:val="28"/>
+        </w:rPr>
+        <w:t xml:space="preserve"> (</w:t>
+      </w:r>
+      <w:proofErr w:type="spellStart"/>
+      <w:r>
+        <w:rPr>
+          <w:b/>
+          <w:bCs/>
+          <w:sz w:val="28"/>
+          <w:szCs w:val="28"/>
+        </w:rPr>
+        <w:t>Rokki</w:t>
+      </w:r>
+      <w:proofErr w:type="spellEnd"/>
+      <w:r>
+        <w:rPr>
+          <w:b/>
+          <w:bCs/>
+          <w:sz w:val="28"/>
+          <w:szCs w:val="28"/>
+        </w:rPr>
+        <w:t>)</w:t>
+      </w:r>
+      <w:r>
+        <w:rPr>
+          <w:sz w:val="28"/>
+          <w:szCs w:val="28"/>
+        </w:rPr>
+        <w:t xml:space="preserve"> — неприйнятний сигнал, зв'язок дуже нестабільний.</w:t>
+      </w:r>
+    </w:p>
+    <w:p>
+      <w:pPr>
+        <w:pStyle w:val="a4"/>
+        <w:jc w:val="both"/>
+        <w:rPr>
+          <w:sz w:val="28"/>
+          <w:szCs w:val="28"/>
+        </w:rPr>
+      </w:pPr>
+      <w:r>
+        <w:rPr>
+          <w:iCs/>
+          <w:sz w:val="28"/>
+          <w:szCs w:val="28"/>
+        </w:rPr>
+        <w:t>Висновок:</w:t>
+      </w:r>
+      <w:r>
+        <w:rPr>
+          <w:sz w:val="28"/>
+          <w:szCs w:val="28"/>
+        </w:rPr>
+        <w:t xml:space="preserve"> Найкращий рівень сигналу має мережа </w:t>
+      </w:r>
+      <w:proofErr w:type="spellStart"/>
+      <w:r>
+        <w:rPr>
+          <w:sz w:val="28"/>
+          <w:szCs w:val="28"/>
+        </w:rPr>
+        <w:t>Yabko</w:t>
+      </w:r>
+      <w:proofErr w:type="spellEnd"/>
+      <w:r>
+        <w:rPr>
+          <w:sz w:val="28"/>
+          <w:szCs w:val="28"/>
+        </w:rPr>
+        <w:t>, що забезпечує максимально стабільне з'єднання. Інші мережі є сусідніми, і їхній сигнал є слабким або неприйнятним, що ускладнює надійну передачу даних.</w:t>
+      </w:r>
+    </w:p>
+    <w:p>
+      <w:pPr>
+        <w:pStyle w:val="a4"/>
+        <w:jc w:val="both"/>
+        <w:rPr>
+          <w:sz w:val="28"/>
+          <w:szCs w:val="28"/>
+        </w:rPr>
+      </w:pPr>
+      <w:r>
+        <w:rPr>
+          <w:b/>
+          <w:bCs/>
+          <w:sz w:val="28"/>
+          <w:szCs w:val="28"/>
+        </w:rPr>
+        <w:t xml:space="preserve">Діапазон </w:t>
+      </w:r>
+      <w:proofErr w:type="spellStart"/>
+      <w:r>
+        <w:rPr>
+          <w:b/>
+          <w:bCs/>
+          <w:sz w:val="28"/>
+          <w:szCs w:val="28"/>
+        </w:rPr>
+        <w:t>Wi-Fi</w:t>
+      </w:r>
+      <w:proofErr w:type="spellEnd"/>
+      <w:r>
+        <w:rPr>
+          <w:b/>
+          <w:bCs/>
+          <w:sz w:val="28"/>
+          <w:szCs w:val="28"/>
+        </w:rPr>
+        <w:t xml:space="preserve"> (</w:t>
+      </w:r>
+      <w:proofErr w:type="spellStart"/>
+      <w:r>
+        <w:rPr>
+          <w:b/>
+          <w:bCs/>
+          <w:sz w:val="28"/>
+          <w:szCs w:val="28"/>
+        </w:rPr>
+        <w:t>GHz</w:t>
+      </w:r>
+      <w:proofErr w:type="spellEnd"/>
+      <w:r>
+        <w:rPr>
+          <w:b/>
+          <w:bCs/>
+          <w:sz w:val="28"/>
+          <w:szCs w:val="28"/>
+        </w:rPr>
+        <w:t>)</w:t>
+      </w:r>
+    </w:p>
+    <w:p>
+      <w:pPr>
+        <w:pStyle w:val="a4"/>
+        <w:numPr>
+          <w:ilvl w:val="0"/>
+          <w:numId w:val="2"/>
+        </w:numPr>
+        <w:jc w:val="both"/>
+        <w:rPr>
+          <w:sz w:val="28"/>
+          <w:szCs w:val="28"/>
+        </w:rPr>
+      </w:pPr>
+      <w:r>
+        <w:rPr>
+          <w:b/>
+          <w:bCs/>
+          <w:sz w:val="28"/>
+          <w:szCs w:val="28"/>
+        </w:rPr>
+        <w:t xml:space="preserve">2.4 </w:t>
+      </w:r>
+      <w:proofErr w:type="spellStart"/>
+      <w:r>
+        <w:rPr>
+          <w:b/>
+          <w:bCs/>
+          <w:sz w:val="28"/>
+          <w:szCs w:val="28"/>
+        </w:rPr>
+        <w:t>GHz</w:t>
+      </w:r>
+      <w:proofErr w:type="spellEnd"/>
+      <w:r>
+        <w:rPr>
+          <w:b/>
+          <w:bCs/>
+          <w:sz w:val="28"/>
+          <w:szCs w:val="28"/>
+        </w:rPr>
+        <w:t>:</w:t>
+      </w:r>
+      <w:r>
+        <w:rPr>
+          <w:sz w:val="28"/>
+          <w:szCs w:val="28"/>
+        </w:rPr>
+        <w:t xml:space="preserve"> </w:t>
+      </w:r>
+      <w:proofErr w:type="spellStart"/>
+      <w:r>
+        <w:rPr>
+          <w:sz w:val="28"/>
+          <w:szCs w:val="28"/>
+        </w:rPr>
+        <w:t>Yabko</w:t>
+      </w:r>
+      <w:proofErr w:type="spellEnd"/>
+      <w:r>
+        <w:rPr>
+          <w:sz w:val="28"/>
+          <w:szCs w:val="28"/>
+        </w:rPr>
+        <w:t xml:space="preserve">, </w:t>
+      </w:r>
+      <w:proofErr w:type="spellStart"/>
+      <w:r>
+        <w:rPr>
+          <w:sz w:val="28"/>
+          <w:szCs w:val="28"/>
+        </w:rPr>
+        <w:t>Natalia</w:t>
+      </w:r>
+      <w:proofErr w:type="spellEnd"/>
+      <w:r>
+        <w:rPr>
+          <w:sz w:val="28"/>
+          <w:szCs w:val="28"/>
+        </w:rPr>
+        <w:t xml:space="preserve">, Vinga37, </w:t>
+      </w:r>
+      <w:proofErr w:type="spellStart"/>
+      <w:r>
+        <w:rPr>
+          <w:sz w:val="28"/>
+          <w:szCs w:val="28"/>
+        </w:rPr>
+        <w:t>Anuta</w:t>
+      </w:r>
+      <w:proofErr w:type="spellEnd"/>
+      <w:r>
+        <w:rPr>
+          <w:sz w:val="28"/>
+          <w:szCs w:val="28"/>
+        </w:rPr>
+        <w:t xml:space="preserve">, </w:t>
+      </w:r>
+      <w:proofErr w:type="spellStart"/>
+      <w:r>
+        <w:rPr>
+          <w:sz w:val="28"/>
+          <w:szCs w:val="28"/>
+        </w:rPr>
+        <w:t>Rokki</w:t>
+      </w:r>
+      <w:proofErr w:type="spellEnd"/>
+    </w:p>
+    <w:p>
+      <w:pPr>
+        <w:pStyle w:val="a4"/>
+        <w:numPr>
+          <w:ilvl w:val="0"/>
+          <w:numId w:val="2"/>
+        </w:numPr>
+        <w:jc w:val="both"/>
+        <w:rPr>
+          <w:sz w:val="28"/>
+          <w:szCs w:val="28"/>
+        </w:rPr>
+      </w:pPr>
+      <w:r>
+        <w:rPr>
+          <w:b/>
+          <w:bCs/>
+          <w:sz w:val="28"/>
+          <w:szCs w:val="28"/>
+        </w:rPr>
+        <w:t xml:space="preserve">5 </w:t>
+      </w:r>
+      <w:proofErr w:type="spellStart"/>
+      <w:r>
+        <w:rPr>
+          <w:b/>
+          <w:bCs/>
+          <w:sz w:val="28"/>
+          <w:szCs w:val="28"/>
+        </w:rPr>
+        <w:t>GHz</w:t>
+      </w:r>
+      <w:proofErr w:type="spellEnd"/>
+      <w:r>
+        <w:rPr>
+          <w:b/>
+          <w:bCs/>
+          <w:sz w:val="28"/>
+          <w:szCs w:val="28"/>
+        </w:rPr>
+        <w:t>:</w:t>
+      </w:r>
+      <w:r>
+        <w:rPr>
+          <w:sz w:val="28"/>
+          <w:szCs w:val="28"/>
+        </w:rPr>
+        <w:t xml:space="preserve"> Відсутні</w:t>
+      </w:r>
+    </w:p>
+    <w:p>
+      <w:pPr>
+        <w:pStyle w:val="a4"/>
+        <w:jc w:val="both"/>
+        <w:rPr>
+          <w:sz w:val="28"/>
+          <w:szCs w:val="28"/>
+        </w:rPr>
+      </w:pPr>
+      <w:r>
+        <w:rPr>
+          <w:sz w:val="28"/>
+          <w:szCs w:val="28"/>
+        </w:rPr>
+        <w:t xml:space="preserve">Діапазон 2.4 </w:t>
+      </w:r>
+      <w:proofErr w:type="spellStart"/>
+      <w:r>
+        <w:rPr>
+          <w:sz w:val="28"/>
+          <w:szCs w:val="28"/>
+        </w:rPr>
+        <w:t>ГГц</w:t>
+      </w:r>
+      <w:proofErr w:type="spellEnd"/>
+      <w:r>
+        <w:rPr>
+          <w:sz w:val="28"/>
+          <w:szCs w:val="28"/>
+        </w:rPr>
+        <w:t xml:space="preserve"> забезпечує більшу дальність поширення сигналу та краще проходить крізь стіни, але є більш завантаженим і схильним до перешкод. Діапазон 5 </w:t>
+      </w:r>
+      <w:proofErr w:type="spellStart"/>
+      <w:r>
+        <w:rPr>
+          <w:sz w:val="28"/>
+          <w:szCs w:val="28"/>
+        </w:rPr>
+        <w:t>ГГц</w:t>
+      </w:r>
+      <w:proofErr w:type="spellEnd"/>
+      <w:r>
+        <w:rPr>
+          <w:sz w:val="28"/>
+          <w:szCs w:val="28"/>
+        </w:rPr>
+        <w:t xml:space="preserve"> дозволяє досягти вищих швидкостей передачі даних, проте має менший радіус дії.</w:t>
+      </w:r>
+    </w:p>
+    <w:p>
+      <w:pPr>
+        <w:pStyle w:val="a4"/>
+        <w:jc w:val="both"/>
+        <w:rPr>
+          <w:sz w:val="28"/>
+          <w:szCs w:val="28"/>
+        </w:rPr>
+      </w:pPr>
+      <w:r>
+        <w:rPr>
+          <w:iCs/>
+          <w:sz w:val="28"/>
+          <w:szCs w:val="28"/>
+        </w:rPr>
+        <w:t>Висновок:</w:t>
+      </w:r>
+      <w:r>
+        <w:rPr>
+          <w:sz w:val="28"/>
+          <w:szCs w:val="28"/>
+        </w:rPr>
+        <w:t xml:space="preserve"> Усі </w:t>
+      </w:r>
+      <w:proofErr w:type="spellStart"/>
+      <w:r>
+        <w:rPr>
+          <w:sz w:val="28"/>
+          <w:szCs w:val="28"/>
+        </w:rPr>
+        <w:t>проскановані</w:t>
+      </w:r>
+      <w:proofErr w:type="spellEnd"/>
+      <w:r>
+        <w:rPr>
+          <w:sz w:val="28"/>
+          <w:szCs w:val="28"/>
+        </w:rPr>
+        <w:t xml:space="preserve"> мережі працюють виключно у діапазоні 2.4 </w:t>
+      </w:r>
+      <w:proofErr w:type="spellStart"/>
+      <w:r>
+        <w:rPr>
+          <w:sz w:val="28"/>
+          <w:szCs w:val="28"/>
+        </w:rPr>
+        <w:t>ГГц</w:t>
+      </w:r>
+      <w:proofErr w:type="spellEnd"/>
+      <w:r>
+        <w:rPr>
+          <w:sz w:val="28"/>
+          <w:szCs w:val="28"/>
+        </w:rPr>
+        <w:t xml:space="preserve">. Це свідчить про високу завантаженість радіоефіру, що може створювати взаємні перешкоди (особливо на 5-му каналі, де працюють одночасно мережі </w:t>
+      </w:r>
+      <w:proofErr w:type="spellStart"/>
+      <w:r>
+        <w:rPr>
+          <w:sz w:val="28"/>
+          <w:szCs w:val="28"/>
+        </w:rPr>
+        <w:t>Natalia</w:t>
+      </w:r>
+      <w:proofErr w:type="spellEnd"/>
+      <w:r>
+        <w:rPr>
+          <w:sz w:val="28"/>
+          <w:szCs w:val="28"/>
+        </w:rPr>
+        <w:t xml:space="preserve"> та </w:t>
+      </w:r>
+      <w:proofErr w:type="spellStart"/>
+      <w:r>
+        <w:rPr>
+          <w:sz w:val="28"/>
+          <w:szCs w:val="28"/>
+        </w:rPr>
+        <w:t>Anuta</w:t>
+      </w:r>
+      <w:proofErr w:type="spellEnd"/>
+      <w:r>
+        <w:rPr>
+          <w:sz w:val="28"/>
+          <w:szCs w:val="28"/>
+        </w:rPr>
+        <w:t>).</w:t>
+      </w:r>
+    </w:p>
+    <w:p>
+      <w:pPr>
+        <w:pStyle w:val="a4"/>
+        <w:jc w:val="both"/>
+        <w:rPr>
+          <w:sz w:val="28"/>
+          <w:szCs w:val="28"/>
+        </w:rPr>
+      </w:pPr>
+      <w:r>
+        <w:rPr>
+          <w:b/>
+          <w:bCs/>
+          <w:sz w:val="28"/>
+          <w:szCs w:val="28"/>
+        </w:rPr>
+        <w:t>Ширина смуги пропускання каналу (</w:t>
+      </w:r>
+      <w:proofErr w:type="spellStart"/>
+      <w:r>
+        <w:rPr>
+          <w:b/>
+          <w:bCs/>
+          <w:sz w:val="28"/>
+          <w:szCs w:val="28"/>
+        </w:rPr>
+        <w:t>MHz</w:t>
+      </w:r>
+      <w:proofErr w:type="spellEnd"/>
+      <w:r>
+        <w:rPr>
+          <w:b/>
+          <w:bCs/>
+          <w:sz w:val="28"/>
+          <w:szCs w:val="28"/>
+        </w:rPr>
+        <w:t>)</w:t>
+      </w:r>
+    </w:p>
+    <w:p>
+      <w:pPr>
+        <w:pStyle w:val="a4"/>
+        <w:numPr>
+          <w:ilvl w:val="0"/>
+          <w:numId w:val="3"/>
+        </w:numPr>
+        <w:jc w:val="both"/>
+        <w:rPr>
+          <w:sz w:val="28"/>
+          <w:szCs w:val="28"/>
+        </w:rPr>
+      </w:pPr>
+      <w:r>
+        <w:rPr>
+          <w:b/>
+          <w:bCs/>
+          <w:sz w:val="28"/>
+          <w:szCs w:val="28"/>
+        </w:rPr>
+        <w:t xml:space="preserve">20 </w:t>
+      </w:r>
+      <w:proofErr w:type="spellStart"/>
+      <w:r>
+        <w:rPr>
+          <w:b/>
+          <w:bCs/>
+          <w:sz w:val="28"/>
+          <w:szCs w:val="28"/>
+        </w:rPr>
+        <w:t>MHz</w:t>
+      </w:r>
+      <w:proofErr w:type="spellEnd"/>
+      <w:r>
+        <w:rPr>
+          <w:b/>
+          <w:bCs/>
+          <w:sz w:val="28"/>
+          <w:szCs w:val="28"/>
+        </w:rPr>
+        <w:t>:</w:t>
+      </w:r>
+      <w:r>
+        <w:rPr>
+          <w:sz w:val="28"/>
+          <w:szCs w:val="28"/>
+        </w:rPr>
+        <w:t xml:space="preserve"> </w:t>
+      </w:r>
+      <w:proofErr w:type="spellStart"/>
+      <w:r>
+        <w:rPr>
+          <w:sz w:val="28"/>
+          <w:szCs w:val="28"/>
+        </w:rPr>
+        <w:t>Yabko</w:t>
+      </w:r>
+      <w:proofErr w:type="spellEnd"/>
+      <w:r>
+        <w:rPr>
+          <w:sz w:val="28"/>
+          <w:szCs w:val="28"/>
+        </w:rPr>
+        <w:t xml:space="preserve">, </w:t>
+      </w:r>
+      <w:proofErr w:type="spellStart"/>
+      <w:r>
+        <w:rPr>
+          <w:sz w:val="28"/>
+          <w:szCs w:val="28"/>
+        </w:rPr>
+        <w:t>Natalia</w:t>
+      </w:r>
+      <w:proofErr w:type="spellEnd"/>
+      <w:r>
+        <w:rPr>
+          <w:sz w:val="28"/>
+          <w:szCs w:val="28"/>
+        </w:rPr>
+        <w:t xml:space="preserve">, Vinga37, </w:t>
+      </w:r>
+      <w:proofErr w:type="spellStart"/>
+      <w:r>
+        <w:rPr>
+          <w:sz w:val="28"/>
+          <w:szCs w:val="28"/>
+        </w:rPr>
+        <w:t>Anuta</w:t>
+      </w:r>
+      <w:proofErr w:type="spellEnd"/>
+      <w:r>
+        <w:rPr>
+          <w:sz w:val="28"/>
+          <w:szCs w:val="28"/>
+        </w:rPr>
+        <w:t xml:space="preserve">, </w:t>
+      </w:r>
+      <w:proofErr w:type="spellStart"/>
+      <w:r>
+        <w:rPr>
+          <w:sz w:val="28"/>
+          <w:szCs w:val="28"/>
+        </w:rPr>
+        <w:t>Rokki</w:t>
+      </w:r>
+      <w:proofErr w:type="spellEnd"/>
+    </w:p>
+    <w:p>
+      <w:pPr>
+        <w:pStyle w:val="a4"/>
+        <w:jc w:val="both"/>
+        <w:rPr>
+          <w:sz w:val="28"/>
+          <w:szCs w:val="28"/>
+        </w:rPr>
+      </w:pPr>
+      <w:r>
+        <w:rPr>
+          <w:sz w:val="28"/>
+          <w:szCs w:val="28"/>
+        </w:rPr>
+        <w:t>Ширина смуги пропускання безпосередньо впливає на максимальну швидкість передачі даних.</w:t>
+      </w:r>
+    </w:p>
+    <w:p>
+      <w:pPr>
+        <w:pStyle w:val="a4"/>
+        <w:jc w:val="both"/>
+        <w:rPr>
+          <w:sz w:val="28"/>
+          <w:szCs w:val="28"/>
+        </w:rPr>
+      </w:pPr>
+      <w:r>
+        <w:rPr>
+          <w:iCs/>
+          <w:sz w:val="28"/>
+          <w:szCs w:val="28"/>
+        </w:rPr>
+        <w:t>Висновок:</w:t>
+      </w:r>
+      <w:r>
+        <w:rPr>
+          <w:sz w:val="28"/>
+          <w:szCs w:val="28"/>
+        </w:rPr>
+        <w:t xml:space="preserve"> Усі мережі використовують стандартну ширину смуги 20 МГц. Це є оптимальним і найбільш стабільним рішенням для сильно завантаженого діапазону 2.4 </w:t>
+      </w:r>
+      <w:proofErr w:type="spellStart"/>
+      <w:r>
+        <w:rPr>
+          <w:sz w:val="28"/>
+          <w:szCs w:val="28"/>
+        </w:rPr>
+        <w:t>ГГц</w:t>
+      </w:r>
+      <w:proofErr w:type="spellEnd"/>
+      <w:r>
+        <w:rPr>
+          <w:sz w:val="28"/>
+          <w:szCs w:val="28"/>
+        </w:rPr>
+        <w:t>, оскільки дозволяє мінімізувати інтерференцію між сусідніми точками доступу.</w:t>
+      </w:r>
+    </w:p>
+    <w:p>
+      <w:pPr>
+        <w:pStyle w:val="a4"/>
+        <w:jc w:val="both"/>
+        <w:rPr>
+          <w:sz w:val="28"/>
+          <w:szCs w:val="28"/>
+        </w:rPr>
+      </w:pPr>
+      <w:r>
+        <w:rPr>
+          <w:b/>
+          <w:bCs/>
+          <w:sz w:val="28"/>
+          <w:szCs w:val="28"/>
+        </w:rPr>
+        <w:t>Загальний висновок</w:t>
+      </w:r>
+    </w:p>
+    <w:p>
+      <w:pPr>
+        <w:pStyle w:val="a4"/>
+        <w:numPr>
+          <w:ilvl w:val="0"/>
+          <w:numId w:val="4"/>
+        </w:numPr>
+        <w:jc w:val="both"/>
+        <w:rPr>
+          <w:sz w:val="28"/>
+          <w:szCs w:val="28"/>
+        </w:rPr>
+      </w:pPr>
+      <w:r>
+        <w:rPr>
+          <w:sz w:val="28"/>
+          <w:szCs w:val="28"/>
+        </w:rPr>
+        <w:t xml:space="preserve">Найкращу якість сигналу демонструє мережа </w:t>
+      </w:r>
+      <w:proofErr w:type="spellStart"/>
+      <w:r>
+        <w:rPr>
+          <w:sz w:val="28"/>
+          <w:szCs w:val="28"/>
+        </w:rPr>
+        <w:t>Yabko</w:t>
+      </w:r>
+      <w:proofErr w:type="spellEnd"/>
+      <w:r>
+        <w:rPr>
+          <w:sz w:val="28"/>
+          <w:szCs w:val="28"/>
+        </w:rPr>
+        <w:t xml:space="preserve"> (-27 </w:t>
+      </w:r>
+      <w:proofErr w:type="spellStart"/>
+      <w:r>
+        <w:rPr>
+          <w:sz w:val="28"/>
+          <w:szCs w:val="28"/>
+        </w:rPr>
+        <w:t>dBm</w:t>
+      </w:r>
+      <w:proofErr w:type="spellEnd"/>
+      <w:r>
+        <w:rPr>
+          <w:sz w:val="28"/>
+          <w:szCs w:val="28"/>
+        </w:rPr>
+        <w:t>), що робить її ідеальною для стабільного повсякденного використання.</w:t>
+      </w:r>
+    </w:p>
+    <w:p>
+      <w:pPr>
+        <w:pStyle w:val="a4"/>
+        <w:numPr>
+          <w:ilvl w:val="0"/>
+          <w:numId w:val="4"/>
+        </w:numPr>
+        <w:jc w:val="both"/>
+        <w:rPr>
+          <w:sz w:val="28"/>
+          <w:szCs w:val="28"/>
+        </w:rPr>
+      </w:pPr>
+      <w:r>
+        <w:rPr>
+          <w:sz w:val="28"/>
+          <w:szCs w:val="28"/>
+        </w:rPr>
+        <w:lastRenderedPageBreak/>
+        <w:t xml:space="preserve">Всі виявлені мережі працюють в одному діапазоні (2.4 </w:t>
+      </w:r>
+      <w:proofErr w:type="spellStart"/>
+      <w:r>
+        <w:rPr>
+          <w:sz w:val="28"/>
+          <w:szCs w:val="28"/>
+        </w:rPr>
+        <w:t>ГГц</w:t>
+      </w:r>
+      <w:proofErr w:type="spellEnd"/>
+      <w:r>
+        <w:rPr>
+          <w:sz w:val="28"/>
+          <w:szCs w:val="28"/>
+        </w:rPr>
+        <w:t>), що створює щільну завантаженість ефіру.</w:t>
+      </w:r>
+    </w:p>
+    <w:p>
+      <w:pPr>
+        <w:pStyle w:val="a4"/>
+        <w:numPr>
+          <w:ilvl w:val="0"/>
+          <w:numId w:val="4"/>
+        </w:numPr>
+        <w:jc w:val="both"/>
+        <w:rPr>
+          <w:sz w:val="28"/>
+          <w:szCs w:val="28"/>
+        </w:rPr>
+      </w:pPr>
+      <w:r>
+        <w:rPr>
+          <w:sz w:val="28"/>
+          <w:szCs w:val="28"/>
+        </w:rPr>
+        <w:t xml:space="preserve">Для покращення якості </w:t>
+      </w:r>
+      <w:proofErr w:type="spellStart"/>
+      <w:r>
+        <w:rPr>
+          <w:sz w:val="28"/>
+          <w:szCs w:val="28"/>
+        </w:rPr>
+        <w:t>Wi-Fi</w:t>
+      </w:r>
+      <w:proofErr w:type="spellEnd"/>
+      <w:r>
+        <w:rPr>
+          <w:sz w:val="28"/>
+          <w:szCs w:val="28"/>
+        </w:rPr>
+        <w:t xml:space="preserve"> зв'язку та досягнення вищих швидкостей передачі даних рекомендується перехід на обладнання з підтримкою діапазону 5 </w:t>
+      </w:r>
+      <w:proofErr w:type="spellStart"/>
+      <w:r>
+        <w:rPr>
+          <w:sz w:val="28"/>
+          <w:szCs w:val="28"/>
+        </w:rPr>
+        <w:t>ГГц</w:t>
+      </w:r>
+      <w:proofErr w:type="spellEnd"/>
+      <w:r>
+        <w:rPr>
+          <w:sz w:val="28"/>
+          <w:szCs w:val="28"/>
+        </w:rPr>
+        <w:t>, оскільки він у даній локації є абсолютно вільним від сусідських мереж.</w:t>
+      </w:r>
+    </w:p>
+    <w:p>
+      <w:pPr>
+        <w:pStyle w:val="a4"/>
+        <w:jc w:val="both"/>
+        <w:rPr>
+          <w:sz w:val="28"/>
+          <w:szCs w:val="28"/>
+        </w:rPr>
+      </w:pPr>
+      <w:bookmarkStart w:id="0" w:name="_GoBack"/>
+      <w:r>
+        <w:rPr>
+          <w:rStyle w:val="citation-167"/>
+          <w:sz w:val="28"/>
+          <w:szCs w:val="28"/>
+        </w:rPr>
+        <w:t>Сканування</w:t>
+      </w:r>
+      <w:r>
+        <w:rPr>
+          <w:rStyle w:val="citation-167"/>
+          <w:sz w:val="28"/>
+          <w:szCs w:val="28"/>
+        </w:rPr>
+        <w:t xml:space="preserve"> радіоефіру проводилося двома різними інструментами: мобільним додатком </w:t>
+      </w:r>
+      <w:proofErr w:type="spellStart"/>
+      <w:r>
+        <w:rPr>
+          <w:rStyle w:val="citation-167"/>
+          <w:b/>
+          <w:bCs/>
+          <w:sz w:val="28"/>
+          <w:szCs w:val="28"/>
+        </w:rPr>
+        <w:t>AirPort-Utility</w:t>
+      </w:r>
+      <w:proofErr w:type="spellEnd"/>
+      <w:r>
+        <w:rPr>
+          <w:rStyle w:val="citation-167"/>
+          <w:b/>
+          <w:bCs/>
+          <w:sz w:val="28"/>
+          <w:szCs w:val="28"/>
+        </w:rPr>
+        <w:t xml:space="preserve"> </w:t>
+      </w:r>
+      <w:r>
+        <w:rPr>
+          <w:rStyle w:val="citation-166"/>
+          <w:sz w:val="28"/>
+          <w:szCs w:val="28"/>
+        </w:rPr>
+        <w:t xml:space="preserve">та </w:t>
+      </w:r>
+      <w:proofErr w:type="spellStart"/>
+      <w:r>
+        <w:rPr>
+          <w:rStyle w:val="citation-166"/>
+          <w:sz w:val="28"/>
+          <w:szCs w:val="28"/>
+        </w:rPr>
+        <w:t>десктопною</w:t>
+      </w:r>
+      <w:proofErr w:type="spellEnd"/>
+      <w:r>
+        <w:rPr>
+          <w:rStyle w:val="citation-166"/>
+          <w:sz w:val="28"/>
+          <w:szCs w:val="28"/>
+        </w:rPr>
+        <w:t xml:space="preserve"> програмою </w:t>
+      </w:r>
+      <w:proofErr w:type="spellStart"/>
+      <w:r>
+        <w:rPr>
+          <w:rStyle w:val="citation-166"/>
+          <w:b/>
+          <w:bCs/>
+          <w:sz w:val="28"/>
+          <w:szCs w:val="28"/>
+        </w:rPr>
+        <w:t>WiFi</w:t>
+      </w:r>
+      <w:proofErr w:type="spellEnd"/>
+      <w:r>
+        <w:rPr>
+          <w:rStyle w:val="citation-166"/>
+          <w:b/>
+          <w:bCs/>
+          <w:sz w:val="28"/>
+          <w:szCs w:val="28"/>
+        </w:rPr>
+        <w:t xml:space="preserve"> </w:t>
+      </w:r>
+      <w:proofErr w:type="spellStart"/>
+      <w:r>
+        <w:rPr>
+          <w:rStyle w:val="citation-166"/>
+          <w:b/>
+          <w:bCs/>
+          <w:sz w:val="28"/>
+          <w:szCs w:val="28"/>
+        </w:rPr>
+        <w:t>Analyzer</w:t>
+      </w:r>
+      <w:proofErr w:type="spellEnd"/>
+      <w:r>
+        <w:rPr>
+          <w:rStyle w:val="citation-166"/>
+          <w:b/>
+          <w:bCs/>
+          <w:sz w:val="28"/>
+          <w:szCs w:val="28"/>
+        </w:rPr>
+        <w:t xml:space="preserve"> на ОС Windows</w:t>
+      </w:r>
+      <w:r>
+        <w:rPr>
+          <w:sz w:val="28"/>
+          <w:szCs w:val="28"/>
+        </w:rPr>
+        <w:t xml:space="preserve">. Порівняння результатів їхньої роботи дозволяє зробити такі висновки: </w:t>
+      </w:r>
+    </w:p>
+    <w:p>
+      <w:pPr>
+        <w:pStyle w:val="a4"/>
+        <w:numPr>
+          <w:ilvl w:val="0"/>
+          <w:numId w:val="9"/>
+        </w:numPr>
+        <w:jc w:val="both"/>
+        <w:rPr>
+          <w:sz w:val="28"/>
+          <w:szCs w:val="28"/>
+        </w:rPr>
+      </w:pPr>
+      <w:r>
+        <w:rPr>
+          <w:b/>
+          <w:bCs/>
+          <w:sz w:val="28"/>
+          <w:szCs w:val="28"/>
+        </w:rPr>
+        <w:t>Глибина аналізу та візуалізація (Перевага Windows):</w:t>
+      </w:r>
+      <w:r>
+        <w:rPr>
+          <w:sz w:val="28"/>
+          <w:szCs w:val="28"/>
+        </w:rPr>
+        <w:t xml:space="preserve"> </w:t>
+      </w:r>
+      <w:proofErr w:type="spellStart"/>
+      <w:r>
+        <w:rPr>
+          <w:sz w:val="28"/>
+          <w:szCs w:val="28"/>
+        </w:rPr>
+        <w:t>Десктопний</w:t>
+      </w:r>
+      <w:proofErr w:type="spellEnd"/>
+      <w:r>
+        <w:rPr>
+          <w:sz w:val="28"/>
+          <w:szCs w:val="28"/>
+        </w:rPr>
+        <w:t xml:space="preserve"> додаток </w:t>
+      </w:r>
+      <w:proofErr w:type="spellStart"/>
+      <w:r>
+        <w:rPr>
+          <w:sz w:val="28"/>
+          <w:szCs w:val="28"/>
+        </w:rPr>
+        <w:t>WiFi</w:t>
+      </w:r>
+      <w:proofErr w:type="spellEnd"/>
+      <w:r>
+        <w:rPr>
+          <w:sz w:val="28"/>
+          <w:szCs w:val="28"/>
+        </w:rPr>
+        <w:t xml:space="preserve"> </w:t>
+      </w:r>
+      <w:proofErr w:type="spellStart"/>
+      <w:r>
+        <w:rPr>
+          <w:sz w:val="28"/>
+          <w:szCs w:val="28"/>
+        </w:rPr>
+        <w:t>Analyzer</w:t>
+      </w:r>
+      <w:proofErr w:type="spellEnd"/>
+      <w:r>
+        <w:rPr>
+          <w:sz w:val="28"/>
+          <w:szCs w:val="28"/>
+        </w:rPr>
+        <w:t xml:space="preserve"> надає значно ширший спектр технічних даних. </w:t>
+      </w:r>
+      <w:r>
+        <w:rPr>
+          <w:rStyle w:val="citation-165"/>
+          <w:sz w:val="28"/>
+          <w:szCs w:val="28"/>
+        </w:rPr>
+        <w:t>Він не просто фіксує наявність мереж, а будує наочні графіки розподілу потужності по частотах</w:t>
+      </w:r>
+      <w:r>
+        <w:rPr>
+          <w:sz w:val="28"/>
+          <w:szCs w:val="28"/>
+        </w:rPr>
+        <w:t xml:space="preserve">. </w:t>
+      </w:r>
+      <w:r>
+        <w:rPr>
+          <w:rStyle w:val="citation-164"/>
+          <w:sz w:val="28"/>
+          <w:szCs w:val="28"/>
+        </w:rPr>
+        <w:t xml:space="preserve">Це дозволяє візуально оцінити накладання каналів, рівень інтерференції від сусідських </w:t>
+      </w:r>
+      <w:proofErr w:type="spellStart"/>
+      <w:r>
+        <w:rPr>
+          <w:rStyle w:val="citation-164"/>
+          <w:sz w:val="28"/>
+          <w:szCs w:val="28"/>
+        </w:rPr>
+        <w:t>роутерів</w:t>
+      </w:r>
+      <w:proofErr w:type="spellEnd"/>
+      <w:r>
+        <w:rPr>
+          <w:rStyle w:val="citation-164"/>
+          <w:sz w:val="28"/>
+          <w:szCs w:val="28"/>
+        </w:rPr>
+        <w:t xml:space="preserve"> та ширину смуги пропускання</w:t>
+      </w:r>
+      <w:r>
+        <w:rPr>
+          <w:sz w:val="28"/>
+          <w:szCs w:val="28"/>
+        </w:rPr>
+        <w:t xml:space="preserve">. </w:t>
+      </w:r>
+    </w:p>
+    <w:p>
+      <w:pPr>
+        <w:pStyle w:val="a4"/>
+        <w:numPr>
+          <w:ilvl w:val="0"/>
+          <w:numId w:val="9"/>
+        </w:numPr>
+        <w:jc w:val="both"/>
+        <w:rPr>
+          <w:sz w:val="28"/>
+          <w:szCs w:val="28"/>
+        </w:rPr>
+      </w:pPr>
+      <w:r>
+        <w:rPr>
+          <w:rStyle w:val="citation-163"/>
+          <w:b/>
+          <w:bCs/>
+          <w:sz w:val="28"/>
+          <w:szCs w:val="28"/>
+        </w:rPr>
+        <w:t xml:space="preserve">Мобільність та базовий моніторинг (Перевага </w:t>
+      </w:r>
+      <w:proofErr w:type="spellStart"/>
+      <w:r>
+        <w:rPr>
+          <w:rStyle w:val="citation-163"/>
+          <w:b/>
+          <w:bCs/>
+          <w:sz w:val="28"/>
+          <w:szCs w:val="28"/>
+        </w:rPr>
+        <w:t>iOS</w:t>
+      </w:r>
+      <w:proofErr w:type="spellEnd"/>
+      <w:r>
+        <w:rPr>
+          <w:rStyle w:val="citation-163"/>
+          <w:b/>
+          <w:bCs/>
+          <w:sz w:val="28"/>
+          <w:szCs w:val="28"/>
+        </w:rPr>
+        <w:t>):</w:t>
+      </w:r>
+      <w:r>
+        <w:rPr>
+          <w:rStyle w:val="citation-163"/>
+          <w:sz w:val="28"/>
+          <w:szCs w:val="28"/>
+        </w:rPr>
+        <w:t xml:space="preserve"> Через системні обмеження операційної системи від </w:t>
+      </w:r>
+      <w:proofErr w:type="spellStart"/>
+      <w:r>
+        <w:rPr>
+          <w:rStyle w:val="citation-163"/>
+          <w:sz w:val="28"/>
+          <w:szCs w:val="28"/>
+        </w:rPr>
+        <w:t>Apple</w:t>
+      </w:r>
+      <w:proofErr w:type="spellEnd"/>
+      <w:r>
+        <w:rPr>
+          <w:rStyle w:val="citation-163"/>
+          <w:sz w:val="28"/>
+          <w:szCs w:val="28"/>
+        </w:rPr>
+        <w:t xml:space="preserve">, вбудована утиліта </w:t>
+      </w:r>
+      <w:proofErr w:type="spellStart"/>
+      <w:r>
+        <w:rPr>
+          <w:rStyle w:val="citation-163"/>
+          <w:sz w:val="28"/>
+          <w:szCs w:val="28"/>
+        </w:rPr>
+        <w:t>AirPort</w:t>
+      </w:r>
+      <w:proofErr w:type="spellEnd"/>
+      <w:r>
+        <w:rPr>
+          <w:rStyle w:val="citation-163"/>
+          <w:sz w:val="28"/>
+          <w:szCs w:val="28"/>
+        </w:rPr>
+        <w:t xml:space="preserve"> видає інформацію у вигляді лаконічного текстового списку (фіксуючи лише SSID, MAC-адресу, канал та RSSI) без графічних візуалізацій</w:t>
+      </w:r>
+      <w:r>
+        <w:rPr>
+          <w:sz w:val="28"/>
+          <w:szCs w:val="28"/>
+        </w:rPr>
+        <w:t xml:space="preserve">. </w:t>
+      </w:r>
+      <w:r>
+        <w:rPr>
+          <w:rStyle w:val="citation-162"/>
+          <w:sz w:val="28"/>
+          <w:szCs w:val="28"/>
+        </w:rPr>
+        <w:t xml:space="preserve">Проте, використання смартфона виявилося набагато зручнішим для проведення просторових вимірювань — з ним значно легше переміщатися приміщенням, відстежуючи динаміку згасання сигналу (-12 </w:t>
+      </w:r>
+      <w:proofErr w:type="spellStart"/>
+      <w:r>
+        <w:rPr>
+          <w:rStyle w:val="citation-162"/>
+          <w:sz w:val="28"/>
+          <w:szCs w:val="28"/>
+        </w:rPr>
+        <w:t>dBm</w:t>
+      </w:r>
+      <w:proofErr w:type="spellEnd"/>
+      <w:r>
+        <w:rPr>
+          <w:rStyle w:val="citation-162"/>
+          <w:sz w:val="28"/>
+          <w:szCs w:val="28"/>
+        </w:rPr>
+        <w:t xml:space="preserve"> біля </w:t>
+      </w:r>
+      <w:proofErr w:type="spellStart"/>
+      <w:r>
+        <w:rPr>
+          <w:rStyle w:val="citation-162"/>
+          <w:sz w:val="28"/>
+          <w:szCs w:val="28"/>
+        </w:rPr>
+        <w:t>роутера</w:t>
+      </w:r>
+      <w:proofErr w:type="spellEnd"/>
+      <w:r>
+        <w:rPr>
+          <w:rStyle w:val="citation-162"/>
+          <w:sz w:val="28"/>
+          <w:szCs w:val="28"/>
+        </w:rPr>
+        <w:t xml:space="preserve"> проти -74 </w:t>
+      </w:r>
+      <w:proofErr w:type="spellStart"/>
+      <w:r>
+        <w:rPr>
+          <w:rStyle w:val="citation-162"/>
+          <w:sz w:val="28"/>
+          <w:szCs w:val="28"/>
+        </w:rPr>
+        <w:t>dBm</w:t>
+      </w:r>
+      <w:proofErr w:type="spellEnd"/>
+      <w:r>
+        <w:rPr>
+          <w:rStyle w:val="citation-162"/>
+          <w:sz w:val="28"/>
+          <w:szCs w:val="28"/>
+        </w:rPr>
+        <w:t xml:space="preserve"> за трьома стінами)</w:t>
+      </w:r>
+      <w:r>
+        <w:rPr>
+          <w:sz w:val="28"/>
+          <w:szCs w:val="28"/>
+        </w:rPr>
+        <w:t xml:space="preserve">. </w:t>
+      </w:r>
+    </w:p>
+    <w:p>
+      <w:pPr>
+        <w:pStyle w:val="a4"/>
+        <w:jc w:val="both"/>
+        <w:rPr>
+          <w:sz w:val="28"/>
+          <w:szCs w:val="28"/>
+        </w:rPr>
+      </w:pPr>
+      <w:r>
+        <w:rPr>
+          <w:b/>
+          <w:bCs/>
+          <w:sz w:val="28"/>
+          <w:szCs w:val="28"/>
+        </w:rPr>
+        <w:t>Загальний підсумок:</w:t>
+      </w:r>
+      <w:r>
+        <w:rPr>
+          <w:sz w:val="28"/>
+          <w:szCs w:val="28"/>
+        </w:rPr>
+        <w:t xml:space="preserve"> Для швидкого аудиту рівня сигналу (RSSI) та складання карти покриття в приміщенні доцільніше використовувати смартфон (</w:t>
+      </w:r>
+      <w:proofErr w:type="spellStart"/>
+      <w:r>
+        <w:rPr>
+          <w:sz w:val="28"/>
+          <w:szCs w:val="28"/>
+        </w:rPr>
+        <w:t>iOS</w:t>
+      </w:r>
+      <w:proofErr w:type="spellEnd"/>
+      <w:r>
+        <w:rPr>
+          <w:sz w:val="28"/>
+          <w:szCs w:val="28"/>
+        </w:rPr>
+        <w:t xml:space="preserve">). </w:t>
+      </w:r>
+      <w:r>
+        <w:rPr>
+          <w:rStyle w:val="citation-161"/>
+          <w:sz w:val="28"/>
+          <w:szCs w:val="28"/>
+        </w:rPr>
+        <w:t xml:space="preserve">Однак для професійного налаштування мережі, вибору оптимального вільного каналу та аналізу завад необхідно застосовувати </w:t>
+      </w:r>
+      <w:proofErr w:type="spellStart"/>
+      <w:r>
+        <w:rPr>
+          <w:rStyle w:val="citation-161"/>
+          <w:sz w:val="28"/>
+          <w:szCs w:val="28"/>
+        </w:rPr>
+        <w:t>десктопне</w:t>
+      </w:r>
+      <w:proofErr w:type="spellEnd"/>
+      <w:r>
+        <w:rPr>
+          <w:rStyle w:val="citation-161"/>
+          <w:sz w:val="28"/>
+          <w:szCs w:val="28"/>
+        </w:rPr>
+        <w:t xml:space="preserve"> ПЗ (Windows), яке дає повну візуальну картину радіоефіру</w:t>
+      </w:r>
+      <w:r>
+        <w:rPr>
+          <w:sz w:val="28"/>
+          <w:szCs w:val="28"/>
+        </w:rPr>
+        <w:t>.</w:t>
+      </w:r>
+    </w:p>
+    <w:bookmarkEnd w:id="0"/>
+    <w:p>
+      <w:pPr>
+        <w:pStyle w:val="a4"/>
+        <w:jc w:val="both"/>
+        <w:rPr>
+          <w:sz w:val="28"/>
+          <w:szCs w:val="28"/>
+        </w:rPr>
+      </w:pPr>
+    </w:p>
+    <w:p>
+      <w:pPr>
+        <w:jc w:val="both"/>
+        <w:rPr>
+          <w:rFonts w:ascii="Times New Roman" w:hAnsi="Times New Roman" w:cs="Times New Roman"/>
+          <w:sz w:val="28"/>
+          <w:szCs w:val="28"/>
+        </w:rPr>
+      </w:pPr>
+      <w:r>
+        <w:rPr>
+          <w:rFonts w:ascii="Times New Roman" w:hAnsi="Times New Roman" w:cs="Times New Roman"/>
+          <w:sz w:val="28"/>
+          <w:szCs w:val="28"/>
+        </w:rPr>
+        <w:t xml:space="preserve">3. Проаналізувати залежність рівня сигналу найближчої точки доступу </w:t>
+      </w:r>
+      <w:proofErr w:type="spellStart"/>
+      <w:r>
+        <w:rPr>
+          <w:rFonts w:ascii="Times New Roman" w:hAnsi="Times New Roman" w:cs="Times New Roman"/>
+          <w:sz w:val="28"/>
+          <w:szCs w:val="28"/>
+        </w:rPr>
+        <w:t>WiFi</w:t>
+      </w:r>
+      <w:proofErr w:type="spellEnd"/>
+      <w:r>
+        <w:rPr>
+          <w:rFonts w:ascii="Times New Roman" w:hAnsi="Times New Roman" w:cs="Times New Roman"/>
+          <w:sz w:val="28"/>
+          <w:szCs w:val="28"/>
+        </w:rPr>
+        <w:t xml:space="preserve"> від орієнтовної відстані до неї. Результати вимірювань занести в табл. 2.</w:t>
+      </w:r>
+    </w:p>
+    <w:tbl>
+      <w:tblPr>
+        <w:tblW w:w="0" w:type="auto"/>
+        <w:tblCellSpacing w:w="15" w:type="dxa"/>
+        <w:tblCellMar>
+          <w:left w:w="0" w:type="dxa"/>
+          <w:right w:w="0" w:type="dxa"/>
+        </w:tblCellMar>
+        <w:tblLook w:val="04A0" w:firstRow="1" w:lastRow="0" w:firstColumn="1" w:lastColumn="0" w:noHBand="0" w:noVBand="1"/>
+      </w:tblPr>
+      <w:tblGrid>
+        <w:gridCol w:w="741"/>
+        <w:gridCol w:w="1479"/>
+        <w:gridCol w:w="1865"/>
+        <w:gridCol w:w="1727"/>
+        <w:gridCol w:w="1360"/>
+        <w:gridCol w:w="2451"/>
+      </w:tblGrid>
+      <w:tr>
+        <w:trPr>
+          <w:tblHeader/>
+          <w:tblCellSpacing w:w="15" w:type="dxa"/>
+        </w:trPr>
+        <w:tc>
+          <w:tcPr>
+            <w:tcW w:w="0" w:type="auto"/>
+            <w:tcBorders>
+              <w:top w:val="single" w:sz="6" w:space="0" w:color="auto"/>
+              <w:left w:val="single" w:sz="6" w:space="0" w:color="auto"/>
+              <w:bottom w:val="single" w:sz="6" w:space="0" w:color="auto"/>
+              <w:right w:val="single" w:sz="6" w:space="0" w:color="auto"/>
+            </w:tcBorders>
+            <w:tcMar>
+              <w:top w:w="240" w:type="dxa"/>
+              <w:left w:w="0" w:type="dxa"/>
+              <w:bottom w:w="240" w:type="dxa"/>
+              <w:right w:w="180" w:type="dxa"/>
+            </w:tcMar>
+            <w:vAlign w:val="center"/>
+            <w:hideMark/>
+          </w:tcPr>
+          <w:p>
+            <w:pPr>
+              <w:spacing w:after="0" w:line="240" w:lineRule="auto"/>
+              <w:jc w:val="both"/>
+              <w:rPr>
+                <w:rFonts w:ascii="Times New Roman" w:eastAsia="Times New Roman" w:hAnsi="Times New Roman" w:cs="Times New Roman"/>
+                <w:color w:val="1F1F1F"/>
+                <w:sz w:val="28"/>
+                <w:szCs w:val="28"/>
+                <w:lang w:eastAsia="uk-UA"/>
+              </w:rPr>
+            </w:pPr>
+            <w:r>
+              <w:rPr>
+                <w:rFonts w:ascii="Times New Roman" w:eastAsia="Times New Roman" w:hAnsi="Times New Roman" w:cs="Times New Roman"/>
+                <w:b/>
+                <w:bCs/>
+                <w:color w:val="1F1F1F"/>
+                <w:sz w:val="28"/>
+                <w:szCs w:val="28"/>
+                <w:bdr w:val="none" w:sz="0" w:space="0" w:color="auto" w:frame="1"/>
+                <w:lang w:eastAsia="uk-UA"/>
+              </w:rPr>
+              <w:t>№ п/п</w:t>
+            </w:r>
+          </w:p>
+        </w:tc>
+        <w:tc>
+          <w:tcPr>
+            <w:tcW w:w="0" w:type="auto"/>
+            <w:tcBorders>
+              <w:top w:val="single" w:sz="6" w:space="0" w:color="auto"/>
+              <w:left w:val="single" w:sz="6" w:space="0" w:color="auto"/>
+              <w:bottom w:val="single" w:sz="6" w:space="0" w:color="auto"/>
+              <w:right w:val="single" w:sz="6" w:space="0" w:color="auto"/>
+            </w:tcBorders>
+            <w:tcMar>
+              <w:top w:w="240" w:type="dxa"/>
+              <w:left w:w="0" w:type="dxa"/>
+              <w:bottom w:w="240" w:type="dxa"/>
+              <w:right w:w="180" w:type="dxa"/>
+            </w:tcMar>
+            <w:vAlign w:val="center"/>
+            <w:hideMark/>
+          </w:tcPr>
+          <w:p>
+            <w:pPr>
+              <w:spacing w:after="0" w:line="240" w:lineRule="auto"/>
+              <w:jc w:val="both"/>
+              <w:rPr>
+                <w:rFonts w:ascii="Times New Roman" w:eastAsia="Times New Roman" w:hAnsi="Times New Roman" w:cs="Times New Roman"/>
+                <w:color w:val="1F1F1F"/>
+                <w:sz w:val="28"/>
+                <w:szCs w:val="28"/>
+                <w:lang w:eastAsia="uk-UA"/>
+              </w:rPr>
+            </w:pPr>
+            <w:r>
+              <w:rPr>
+                <w:rFonts w:ascii="Times New Roman" w:eastAsia="Times New Roman" w:hAnsi="Times New Roman" w:cs="Times New Roman"/>
+                <w:b/>
+                <w:bCs/>
+                <w:color w:val="1F1F1F"/>
+                <w:sz w:val="28"/>
+                <w:szCs w:val="28"/>
+                <w:bdr w:val="none" w:sz="0" w:space="0" w:color="auto" w:frame="1"/>
+                <w:lang w:eastAsia="uk-UA"/>
+              </w:rPr>
+              <w:t>Ім'я мережі (SSID)</w:t>
+            </w:r>
+          </w:p>
+        </w:tc>
+        <w:tc>
+          <w:tcPr>
+            <w:tcW w:w="0" w:type="auto"/>
+            <w:tcBorders>
+              <w:top w:val="single" w:sz="6" w:space="0" w:color="auto"/>
+              <w:left w:val="single" w:sz="6" w:space="0" w:color="auto"/>
+              <w:bottom w:val="single" w:sz="6" w:space="0" w:color="auto"/>
+              <w:right w:val="single" w:sz="6" w:space="0" w:color="auto"/>
+            </w:tcBorders>
+            <w:tcMar>
+              <w:top w:w="240" w:type="dxa"/>
+              <w:left w:w="0" w:type="dxa"/>
+              <w:bottom w:w="240" w:type="dxa"/>
+              <w:right w:w="180" w:type="dxa"/>
+            </w:tcMar>
+            <w:vAlign w:val="center"/>
+            <w:hideMark/>
+          </w:tcPr>
+          <w:p>
+            <w:pPr>
+              <w:spacing w:after="0" w:line="240" w:lineRule="auto"/>
+              <w:jc w:val="both"/>
+              <w:rPr>
+                <w:rFonts w:ascii="Times New Roman" w:eastAsia="Times New Roman" w:hAnsi="Times New Roman" w:cs="Times New Roman"/>
+                <w:color w:val="1F1F1F"/>
+                <w:sz w:val="28"/>
+                <w:szCs w:val="28"/>
+                <w:lang w:eastAsia="uk-UA"/>
+              </w:rPr>
+            </w:pPr>
+            <w:r>
+              <w:rPr>
+                <w:rFonts w:ascii="Times New Roman" w:eastAsia="Times New Roman" w:hAnsi="Times New Roman" w:cs="Times New Roman"/>
+                <w:b/>
+                <w:bCs/>
+                <w:color w:val="1F1F1F"/>
+                <w:sz w:val="28"/>
+                <w:szCs w:val="28"/>
+                <w:bdr w:val="none" w:sz="0" w:space="0" w:color="auto" w:frame="1"/>
+                <w:lang w:eastAsia="uk-UA"/>
+              </w:rPr>
+              <w:t xml:space="preserve">Рівень сигналу (RSSI), </w:t>
+            </w:r>
+            <w:proofErr w:type="spellStart"/>
+            <w:r>
+              <w:rPr>
+                <w:rFonts w:ascii="Times New Roman" w:eastAsia="Times New Roman" w:hAnsi="Times New Roman" w:cs="Times New Roman"/>
+                <w:b/>
+                <w:bCs/>
+                <w:color w:val="1F1F1F"/>
+                <w:sz w:val="28"/>
+                <w:szCs w:val="28"/>
+                <w:bdr w:val="none" w:sz="0" w:space="0" w:color="auto" w:frame="1"/>
+                <w:lang w:eastAsia="uk-UA"/>
+              </w:rPr>
+              <w:t>dBm</w:t>
+            </w:r>
+            <w:proofErr w:type="spellEnd"/>
+          </w:p>
+        </w:tc>
+        <w:tc>
+          <w:tcPr>
+            <w:tcW w:w="0" w:type="auto"/>
+            <w:tcBorders>
+              <w:top w:val="single" w:sz="6" w:space="0" w:color="auto"/>
+              <w:left w:val="single" w:sz="6" w:space="0" w:color="auto"/>
+              <w:bottom w:val="single" w:sz="6" w:space="0" w:color="auto"/>
+              <w:right w:val="single" w:sz="6" w:space="0" w:color="auto"/>
+            </w:tcBorders>
+            <w:tcMar>
+              <w:top w:w="240" w:type="dxa"/>
+              <w:left w:w="0" w:type="dxa"/>
+              <w:bottom w:w="240" w:type="dxa"/>
+              <w:right w:w="180" w:type="dxa"/>
+            </w:tcMar>
+            <w:vAlign w:val="center"/>
+            <w:hideMark/>
+          </w:tcPr>
+          <w:p>
+            <w:pPr>
+              <w:spacing w:after="0" w:line="240" w:lineRule="auto"/>
+              <w:jc w:val="both"/>
+              <w:rPr>
+                <w:rFonts w:ascii="Times New Roman" w:eastAsia="Times New Roman" w:hAnsi="Times New Roman" w:cs="Times New Roman"/>
+                <w:color w:val="1F1F1F"/>
+                <w:sz w:val="28"/>
+                <w:szCs w:val="28"/>
+                <w:lang w:eastAsia="uk-UA"/>
+              </w:rPr>
+            </w:pPr>
+            <w:r>
+              <w:rPr>
+                <w:rFonts w:ascii="Times New Roman" w:eastAsia="Times New Roman" w:hAnsi="Times New Roman" w:cs="Times New Roman"/>
+                <w:b/>
+                <w:bCs/>
+                <w:color w:val="1F1F1F"/>
+                <w:sz w:val="28"/>
+                <w:szCs w:val="28"/>
+                <w:bdr w:val="none" w:sz="0" w:space="0" w:color="auto" w:frame="1"/>
+                <w:lang w:eastAsia="uk-UA"/>
+              </w:rPr>
+              <w:t xml:space="preserve">Діапазон </w:t>
+            </w:r>
+            <w:proofErr w:type="spellStart"/>
+            <w:r>
+              <w:rPr>
+                <w:rFonts w:ascii="Times New Roman" w:eastAsia="Times New Roman" w:hAnsi="Times New Roman" w:cs="Times New Roman"/>
+                <w:b/>
+                <w:bCs/>
+                <w:color w:val="1F1F1F"/>
+                <w:sz w:val="28"/>
+                <w:szCs w:val="28"/>
+                <w:bdr w:val="none" w:sz="0" w:space="0" w:color="auto" w:frame="1"/>
+                <w:lang w:eastAsia="uk-UA"/>
+              </w:rPr>
+              <w:t>Wi-Fi</w:t>
+            </w:r>
+            <w:proofErr w:type="spellEnd"/>
+            <w:r>
+              <w:rPr>
+                <w:rFonts w:ascii="Times New Roman" w:eastAsia="Times New Roman" w:hAnsi="Times New Roman" w:cs="Times New Roman"/>
+                <w:b/>
+                <w:bCs/>
+                <w:color w:val="1F1F1F"/>
+                <w:sz w:val="28"/>
+                <w:szCs w:val="28"/>
+                <w:bdr w:val="none" w:sz="0" w:space="0" w:color="auto" w:frame="1"/>
+                <w:lang w:eastAsia="uk-UA"/>
+              </w:rPr>
+              <w:t xml:space="preserve">, </w:t>
+            </w:r>
+            <w:proofErr w:type="spellStart"/>
+            <w:r>
+              <w:rPr>
+                <w:rFonts w:ascii="Times New Roman" w:eastAsia="Times New Roman" w:hAnsi="Times New Roman" w:cs="Times New Roman"/>
+                <w:b/>
+                <w:bCs/>
+                <w:color w:val="1F1F1F"/>
+                <w:sz w:val="28"/>
+                <w:szCs w:val="28"/>
+                <w:bdr w:val="none" w:sz="0" w:space="0" w:color="auto" w:frame="1"/>
+                <w:lang w:eastAsia="uk-UA"/>
+              </w:rPr>
+              <w:t>GHz</w:t>
+            </w:r>
+            <w:proofErr w:type="spellEnd"/>
+          </w:p>
+        </w:tc>
+        <w:tc>
+          <w:tcPr>
+            <w:tcW w:w="0" w:type="auto"/>
+            <w:tcBorders>
+              <w:top w:val="single" w:sz="6" w:space="0" w:color="auto"/>
+              <w:left w:val="single" w:sz="6" w:space="0" w:color="auto"/>
+              <w:bottom w:val="single" w:sz="6" w:space="0" w:color="auto"/>
+              <w:right w:val="single" w:sz="6" w:space="0" w:color="auto"/>
+            </w:tcBorders>
+            <w:tcMar>
+              <w:top w:w="240" w:type="dxa"/>
+              <w:left w:w="0" w:type="dxa"/>
+              <w:bottom w:w="240" w:type="dxa"/>
+              <w:right w:w="180" w:type="dxa"/>
+            </w:tcMar>
+            <w:vAlign w:val="center"/>
+            <w:hideMark/>
+          </w:tcPr>
+          <w:p>
+            <w:pPr>
+              <w:spacing w:after="0" w:line="240" w:lineRule="auto"/>
+              <w:jc w:val="both"/>
+              <w:rPr>
+                <w:rFonts w:ascii="Times New Roman" w:eastAsia="Times New Roman" w:hAnsi="Times New Roman" w:cs="Times New Roman"/>
+                <w:color w:val="1F1F1F"/>
+                <w:sz w:val="28"/>
+                <w:szCs w:val="28"/>
+                <w:lang w:eastAsia="uk-UA"/>
+              </w:rPr>
+            </w:pPr>
+            <w:r>
+              <w:rPr>
+                <w:rFonts w:ascii="Times New Roman" w:eastAsia="Times New Roman" w:hAnsi="Times New Roman" w:cs="Times New Roman"/>
+                <w:b/>
+                <w:bCs/>
+                <w:color w:val="1F1F1F"/>
+                <w:sz w:val="28"/>
+                <w:szCs w:val="28"/>
+                <w:bdr w:val="none" w:sz="0" w:space="0" w:color="auto" w:frame="1"/>
+                <w:lang w:eastAsia="uk-UA"/>
+              </w:rPr>
+              <w:t>Номер каналу</w:t>
+            </w:r>
+          </w:p>
+        </w:tc>
+        <w:tc>
+          <w:tcPr>
+            <w:tcW w:w="0" w:type="auto"/>
+            <w:tcBorders>
+              <w:top w:val="single" w:sz="6" w:space="0" w:color="auto"/>
+              <w:left w:val="single" w:sz="6" w:space="0" w:color="auto"/>
+              <w:bottom w:val="single" w:sz="6" w:space="0" w:color="auto"/>
+              <w:right w:val="single" w:sz="6" w:space="0" w:color="auto"/>
+            </w:tcBorders>
+            <w:tcMar>
+              <w:top w:w="240" w:type="dxa"/>
+              <w:left w:w="0" w:type="dxa"/>
+              <w:bottom w:w="240" w:type="dxa"/>
+              <w:right w:w="0" w:type="dxa"/>
+            </w:tcMar>
+            <w:vAlign w:val="center"/>
+            <w:hideMark/>
+          </w:tcPr>
+          <w:p>
+            <w:pPr>
+              <w:spacing w:after="0" w:line="240" w:lineRule="auto"/>
+              <w:jc w:val="both"/>
+              <w:rPr>
+                <w:rFonts w:ascii="Times New Roman" w:eastAsia="Times New Roman" w:hAnsi="Times New Roman" w:cs="Times New Roman"/>
+                <w:color w:val="1F1F1F"/>
+                <w:sz w:val="28"/>
+                <w:szCs w:val="28"/>
+                <w:lang w:eastAsia="uk-UA"/>
+              </w:rPr>
+            </w:pPr>
+            <w:r>
+              <w:rPr>
+                <w:rFonts w:ascii="Times New Roman" w:eastAsia="Times New Roman" w:hAnsi="Times New Roman" w:cs="Times New Roman"/>
+                <w:b/>
+                <w:bCs/>
+                <w:color w:val="1F1F1F"/>
+                <w:sz w:val="28"/>
+                <w:szCs w:val="28"/>
+                <w:bdr w:val="none" w:sz="0" w:space="0" w:color="auto" w:frame="1"/>
+                <w:lang w:eastAsia="uk-UA"/>
+              </w:rPr>
+              <w:t>Орієнтовна відстань до точки доступу, м</w:t>
+            </w:r>
+          </w:p>
+        </w:tc>
+      </w:tr>
+      <w:tr>
+        <w:trPr>
+          <w:tblCellSpacing w:w="15" w:type="dxa"/>
+        </w:trPr>
+        <w:tc>
+          <w:tcPr>
+            <w:tcW w:w="0" w:type="auto"/>
+            <w:tcBorders>
+              <w:top w:val="single" w:sz="6" w:space="0" w:color="auto"/>
+              <w:left w:val="single" w:sz="6" w:space="0" w:color="auto"/>
+              <w:bottom w:val="single" w:sz="6" w:space="0" w:color="auto"/>
+              <w:right w:val="single" w:sz="6" w:space="0" w:color="auto"/>
+            </w:tcBorders>
+            <w:tcMar>
+              <w:top w:w="240" w:type="dxa"/>
+              <w:left w:w="0" w:type="dxa"/>
+              <w:bottom w:w="240" w:type="dxa"/>
+              <w:right w:w="180" w:type="dxa"/>
+            </w:tcMar>
+            <w:vAlign w:val="center"/>
+            <w:hideMark/>
+          </w:tcPr>
+          <w:p>
+            <w:pPr>
+              <w:spacing w:after="0" w:line="240" w:lineRule="auto"/>
+              <w:jc w:val="both"/>
+              <w:rPr>
+                <w:rFonts w:ascii="Times New Roman" w:eastAsia="Times New Roman" w:hAnsi="Times New Roman" w:cs="Times New Roman"/>
+                <w:color w:val="1F1F1F"/>
+                <w:sz w:val="28"/>
+                <w:szCs w:val="28"/>
+                <w:lang w:eastAsia="uk-UA"/>
+              </w:rPr>
+            </w:pPr>
+            <w:r>
+              <w:rPr>
+                <w:rFonts w:ascii="Times New Roman" w:eastAsia="Times New Roman" w:hAnsi="Times New Roman" w:cs="Times New Roman"/>
+                <w:color w:val="1F1F1F"/>
+                <w:sz w:val="28"/>
+                <w:szCs w:val="28"/>
+                <w:bdr w:val="none" w:sz="0" w:space="0" w:color="auto" w:frame="1"/>
+                <w:lang w:eastAsia="uk-UA"/>
+              </w:rPr>
+              <w:t>1</w:t>
+            </w:r>
+          </w:p>
+        </w:tc>
+        <w:tc>
+          <w:tcPr>
+            <w:tcW w:w="0" w:type="auto"/>
+            <w:tcBorders>
+              <w:top w:val="single" w:sz="6" w:space="0" w:color="auto"/>
+              <w:left w:val="single" w:sz="6" w:space="0" w:color="auto"/>
+              <w:bottom w:val="single" w:sz="6" w:space="0" w:color="auto"/>
+              <w:right w:val="single" w:sz="6" w:space="0" w:color="auto"/>
+            </w:tcBorders>
+            <w:tcMar>
+              <w:top w:w="240" w:type="dxa"/>
+              <w:left w:w="0" w:type="dxa"/>
+              <w:bottom w:w="240" w:type="dxa"/>
+              <w:right w:w="180" w:type="dxa"/>
+            </w:tcMar>
+            <w:vAlign w:val="center"/>
+          </w:tcPr>
+          <w:p>
+            <w:pPr>
+              <w:spacing w:after="0" w:line="240" w:lineRule="auto"/>
+              <w:jc w:val="both"/>
+              <w:rPr>
+                <w:rFonts w:ascii="Times New Roman" w:eastAsia="Times New Roman" w:hAnsi="Times New Roman" w:cs="Times New Roman"/>
+                <w:color w:val="1F1F1F"/>
+                <w:sz w:val="28"/>
+                <w:szCs w:val="28"/>
+                <w:lang w:val="en-US" w:eastAsia="uk-UA"/>
+              </w:rPr>
+            </w:pPr>
+            <w:proofErr w:type="spellStart"/>
+            <w:r>
+              <w:rPr>
+                <w:rFonts w:ascii="Times New Roman" w:eastAsia="Times New Roman" w:hAnsi="Times New Roman" w:cs="Times New Roman"/>
+                <w:color w:val="1F1F1F"/>
+                <w:sz w:val="28"/>
+                <w:szCs w:val="28"/>
+                <w:lang w:val="en-US" w:eastAsia="uk-UA"/>
+              </w:rPr>
+              <w:t>Yabko</w:t>
+            </w:r>
+            <w:proofErr w:type="spellEnd"/>
+          </w:p>
+        </w:tc>
+        <w:tc>
+          <w:tcPr>
+            <w:tcW w:w="0" w:type="auto"/>
+            <w:tcBorders>
+              <w:top w:val="single" w:sz="6" w:space="0" w:color="auto"/>
+              <w:left w:val="single" w:sz="6" w:space="0" w:color="auto"/>
+              <w:bottom w:val="single" w:sz="6" w:space="0" w:color="auto"/>
+              <w:right w:val="single" w:sz="6" w:space="0" w:color="auto"/>
+            </w:tcBorders>
+            <w:tcMar>
+              <w:top w:w="240" w:type="dxa"/>
+              <w:left w:w="0" w:type="dxa"/>
+              <w:bottom w:w="240" w:type="dxa"/>
+              <w:right w:w="180" w:type="dxa"/>
+            </w:tcMar>
+            <w:vAlign w:val="center"/>
+          </w:tcPr>
+          <w:p>
+            <w:pPr>
+              <w:spacing w:after="0" w:line="240" w:lineRule="auto"/>
+              <w:jc w:val="both"/>
+              <w:rPr>
+                <w:rFonts w:ascii="Times New Roman" w:eastAsia="Times New Roman" w:hAnsi="Times New Roman" w:cs="Times New Roman"/>
+                <w:color w:val="1F1F1F"/>
+                <w:sz w:val="28"/>
+                <w:szCs w:val="28"/>
+                <w:lang w:eastAsia="uk-UA"/>
+              </w:rPr>
+            </w:pPr>
+            <w:r>
+              <w:rPr>
+                <w:rFonts w:ascii="Times New Roman" w:eastAsia="Times New Roman" w:hAnsi="Times New Roman" w:cs="Times New Roman"/>
+                <w:color w:val="1F1F1F"/>
+                <w:sz w:val="28"/>
+                <w:szCs w:val="28"/>
+                <w:lang w:eastAsia="uk-UA"/>
+              </w:rPr>
+              <w:t>-12</w:t>
+            </w:r>
+          </w:p>
+        </w:tc>
+        <w:tc>
+          <w:tcPr>
+            <w:tcW w:w="0" w:type="auto"/>
+            <w:tcBorders>
+              <w:top w:val="single" w:sz="6" w:space="0" w:color="auto"/>
+              <w:left w:val="single" w:sz="6" w:space="0" w:color="auto"/>
+              <w:bottom w:val="single" w:sz="6" w:space="0" w:color="auto"/>
+              <w:right w:val="single" w:sz="6" w:space="0" w:color="auto"/>
+            </w:tcBorders>
+            <w:tcMar>
+              <w:top w:w="240" w:type="dxa"/>
+              <w:left w:w="0" w:type="dxa"/>
+              <w:bottom w:w="240" w:type="dxa"/>
+              <w:right w:w="180" w:type="dxa"/>
+            </w:tcMar>
+            <w:vAlign w:val="center"/>
+          </w:tcPr>
+          <w:p>
+            <w:pPr>
+              <w:spacing w:after="0" w:line="240" w:lineRule="auto"/>
+              <w:jc w:val="both"/>
+              <w:rPr>
+                <w:rFonts w:ascii="Times New Roman" w:eastAsia="Times New Roman" w:hAnsi="Times New Roman" w:cs="Times New Roman"/>
+                <w:color w:val="1F1F1F"/>
+                <w:sz w:val="28"/>
+                <w:szCs w:val="28"/>
+                <w:lang w:eastAsia="uk-UA"/>
+              </w:rPr>
+            </w:pPr>
+          </w:p>
+        </w:tc>
+        <w:tc>
+          <w:tcPr>
+            <w:tcW w:w="0" w:type="auto"/>
+            <w:tcBorders>
+              <w:top w:val="single" w:sz="6" w:space="0" w:color="auto"/>
+              <w:left w:val="single" w:sz="6" w:space="0" w:color="auto"/>
+              <w:bottom w:val="single" w:sz="6" w:space="0" w:color="auto"/>
+              <w:right w:val="single" w:sz="6" w:space="0" w:color="auto"/>
+            </w:tcBorders>
+            <w:tcMar>
+              <w:top w:w="240" w:type="dxa"/>
+              <w:left w:w="0" w:type="dxa"/>
+              <w:bottom w:w="240" w:type="dxa"/>
+              <w:right w:w="180" w:type="dxa"/>
+            </w:tcMar>
+            <w:vAlign w:val="center"/>
+          </w:tcPr>
+          <w:p>
+            <w:pPr>
+              <w:spacing w:after="0" w:line="240" w:lineRule="auto"/>
+              <w:jc w:val="both"/>
+              <w:rPr>
+                <w:rFonts w:ascii="Times New Roman" w:eastAsia="Times New Roman" w:hAnsi="Times New Roman" w:cs="Times New Roman"/>
+                <w:color w:val="1F1F1F"/>
+                <w:sz w:val="28"/>
+                <w:szCs w:val="28"/>
+                <w:lang w:eastAsia="uk-UA"/>
+              </w:rPr>
+            </w:pPr>
+            <w:r>
+              <w:rPr>
+                <w:rFonts w:ascii="Times New Roman" w:eastAsia="Times New Roman" w:hAnsi="Times New Roman" w:cs="Times New Roman"/>
+                <w:color w:val="1F1F1F"/>
+                <w:sz w:val="28"/>
+                <w:szCs w:val="28"/>
+                <w:lang w:eastAsia="uk-UA"/>
+              </w:rPr>
+              <w:t>9</w:t>
+            </w:r>
+          </w:p>
+        </w:tc>
+        <w:tc>
+          <w:tcPr>
+            <w:tcW w:w="0" w:type="auto"/>
+            <w:tcBorders>
+              <w:top w:val="single" w:sz="6" w:space="0" w:color="auto"/>
+              <w:left w:val="single" w:sz="6" w:space="0" w:color="auto"/>
+              <w:bottom w:val="single" w:sz="6" w:space="0" w:color="auto"/>
+              <w:right w:val="single" w:sz="6" w:space="0" w:color="auto"/>
+            </w:tcBorders>
+            <w:tcMar>
+              <w:top w:w="240" w:type="dxa"/>
+              <w:left w:w="0" w:type="dxa"/>
+              <w:bottom w:w="240" w:type="dxa"/>
+              <w:right w:w="0" w:type="dxa"/>
+            </w:tcMar>
+            <w:vAlign w:val="center"/>
+          </w:tcPr>
+          <w:p>
+            <w:pPr>
+              <w:spacing w:after="0" w:line="240" w:lineRule="auto"/>
+              <w:jc w:val="both"/>
+              <w:rPr>
+                <w:rFonts w:ascii="Times New Roman" w:eastAsia="Times New Roman" w:hAnsi="Times New Roman" w:cs="Times New Roman"/>
+                <w:color w:val="1F1F1F"/>
+                <w:sz w:val="28"/>
+                <w:szCs w:val="28"/>
+                <w:lang w:eastAsia="uk-UA"/>
+              </w:rPr>
+            </w:pPr>
+            <w:r>
+              <w:rPr>
+                <w:rFonts w:ascii="Times New Roman" w:eastAsia="Times New Roman" w:hAnsi="Times New Roman" w:cs="Times New Roman"/>
+                <w:color w:val="1F1F1F"/>
+                <w:sz w:val="28"/>
+                <w:szCs w:val="28"/>
+                <w:lang w:eastAsia="uk-UA"/>
+              </w:rPr>
+              <w:t>0.05</w:t>
+            </w:r>
+          </w:p>
+        </w:tc>
+      </w:tr>
+      <w:tr>
+        <w:trPr>
+          <w:tblCellSpacing w:w="15" w:type="dxa"/>
+        </w:trPr>
+        <w:tc>
+          <w:tcPr>
+            <w:tcW w:w="0" w:type="auto"/>
+            <w:tcBorders>
+              <w:top w:val="single" w:sz="6" w:space="0" w:color="auto"/>
+              <w:left w:val="single" w:sz="6" w:space="0" w:color="auto"/>
+              <w:bottom w:val="single" w:sz="6" w:space="0" w:color="auto"/>
+              <w:right w:val="single" w:sz="6" w:space="0" w:color="auto"/>
+            </w:tcBorders>
+            <w:tcMar>
+              <w:top w:w="240" w:type="dxa"/>
+              <w:left w:w="0" w:type="dxa"/>
+              <w:bottom w:w="240" w:type="dxa"/>
+              <w:right w:w="180" w:type="dxa"/>
+            </w:tcMar>
+            <w:vAlign w:val="center"/>
+            <w:hideMark/>
+          </w:tcPr>
+          <w:p>
+            <w:pPr>
+              <w:spacing w:after="0" w:line="240" w:lineRule="auto"/>
+              <w:jc w:val="both"/>
+              <w:rPr>
+                <w:rFonts w:ascii="Times New Roman" w:eastAsia="Times New Roman" w:hAnsi="Times New Roman" w:cs="Times New Roman"/>
+                <w:color w:val="1F1F1F"/>
+                <w:sz w:val="28"/>
+                <w:szCs w:val="28"/>
+                <w:lang w:eastAsia="uk-UA"/>
+              </w:rPr>
+            </w:pPr>
+            <w:r>
+              <w:rPr>
+                <w:rFonts w:ascii="Times New Roman" w:eastAsia="Times New Roman" w:hAnsi="Times New Roman" w:cs="Times New Roman"/>
+                <w:color w:val="1F1F1F"/>
+                <w:sz w:val="28"/>
+                <w:szCs w:val="28"/>
+                <w:bdr w:val="none" w:sz="0" w:space="0" w:color="auto" w:frame="1"/>
+                <w:lang w:eastAsia="uk-UA"/>
+              </w:rPr>
+              <w:t>2</w:t>
+            </w:r>
+          </w:p>
+        </w:tc>
+        <w:tc>
+          <w:tcPr>
+            <w:tcW w:w="0" w:type="auto"/>
+            <w:tcBorders>
+              <w:top w:val="single" w:sz="6" w:space="0" w:color="auto"/>
+              <w:left w:val="single" w:sz="6" w:space="0" w:color="auto"/>
+              <w:bottom w:val="single" w:sz="6" w:space="0" w:color="auto"/>
+              <w:right w:val="single" w:sz="6" w:space="0" w:color="auto"/>
+            </w:tcBorders>
+            <w:tcMar>
+              <w:top w:w="240" w:type="dxa"/>
+              <w:left w:w="0" w:type="dxa"/>
+              <w:bottom w:w="240" w:type="dxa"/>
+              <w:right w:w="180" w:type="dxa"/>
+            </w:tcMar>
+            <w:vAlign w:val="center"/>
+          </w:tcPr>
+          <w:p>
+            <w:pPr>
+              <w:spacing w:after="0" w:line="240" w:lineRule="auto"/>
+              <w:jc w:val="both"/>
+              <w:rPr>
+                <w:rFonts w:ascii="Times New Roman" w:eastAsia="Times New Roman" w:hAnsi="Times New Roman" w:cs="Times New Roman"/>
+                <w:color w:val="1F1F1F"/>
+                <w:sz w:val="28"/>
+                <w:szCs w:val="28"/>
+                <w:lang w:eastAsia="uk-UA"/>
+              </w:rPr>
+            </w:pPr>
+            <w:proofErr w:type="spellStart"/>
+            <w:r>
+              <w:rPr>
+                <w:rFonts w:ascii="Times New Roman" w:eastAsia="Times New Roman" w:hAnsi="Times New Roman" w:cs="Times New Roman"/>
+                <w:color w:val="1F1F1F"/>
+                <w:sz w:val="28"/>
+                <w:szCs w:val="28"/>
+                <w:lang w:val="en-US" w:eastAsia="uk-UA"/>
+              </w:rPr>
+              <w:t>Yabko</w:t>
+            </w:r>
+            <w:proofErr w:type="spellEnd"/>
+          </w:p>
+        </w:tc>
+        <w:tc>
+          <w:tcPr>
+            <w:tcW w:w="0" w:type="auto"/>
+            <w:tcBorders>
+              <w:top w:val="single" w:sz="6" w:space="0" w:color="auto"/>
+              <w:left w:val="single" w:sz="6" w:space="0" w:color="auto"/>
+              <w:bottom w:val="single" w:sz="6" w:space="0" w:color="auto"/>
+              <w:right w:val="single" w:sz="6" w:space="0" w:color="auto"/>
+            </w:tcBorders>
+            <w:tcMar>
+              <w:top w:w="240" w:type="dxa"/>
+              <w:left w:w="0" w:type="dxa"/>
+              <w:bottom w:w="240" w:type="dxa"/>
+              <w:right w:w="180" w:type="dxa"/>
+            </w:tcMar>
+            <w:vAlign w:val="center"/>
+          </w:tcPr>
+          <w:p>
+            <w:pPr>
+              <w:spacing w:after="0" w:line="240" w:lineRule="auto"/>
+              <w:jc w:val="both"/>
+              <w:rPr>
+                <w:rFonts w:ascii="Times New Roman" w:eastAsia="Times New Roman" w:hAnsi="Times New Roman" w:cs="Times New Roman"/>
+                <w:color w:val="1F1F1F"/>
+                <w:sz w:val="28"/>
+                <w:szCs w:val="28"/>
+                <w:lang w:eastAsia="uk-UA"/>
+              </w:rPr>
+            </w:pPr>
+            <w:r>
+              <w:rPr>
+                <w:rFonts w:ascii="Times New Roman" w:eastAsia="Times New Roman" w:hAnsi="Times New Roman" w:cs="Times New Roman"/>
+                <w:color w:val="1F1F1F"/>
+                <w:sz w:val="28"/>
+                <w:szCs w:val="28"/>
+                <w:lang w:eastAsia="uk-UA"/>
+              </w:rPr>
+              <w:t>-42</w:t>
+            </w:r>
+          </w:p>
+        </w:tc>
+        <w:tc>
+          <w:tcPr>
+            <w:tcW w:w="0" w:type="auto"/>
+            <w:tcBorders>
+              <w:top w:val="single" w:sz="6" w:space="0" w:color="auto"/>
+              <w:left w:val="single" w:sz="6" w:space="0" w:color="auto"/>
+              <w:bottom w:val="single" w:sz="6" w:space="0" w:color="auto"/>
+              <w:right w:val="single" w:sz="6" w:space="0" w:color="auto"/>
+            </w:tcBorders>
+            <w:tcMar>
+              <w:top w:w="240" w:type="dxa"/>
+              <w:left w:w="0" w:type="dxa"/>
+              <w:bottom w:w="240" w:type="dxa"/>
+              <w:right w:w="180" w:type="dxa"/>
+            </w:tcMar>
+            <w:vAlign w:val="center"/>
+          </w:tcPr>
+          <w:p>
+            <w:pPr>
+              <w:spacing w:after="0" w:line="240" w:lineRule="auto"/>
+              <w:jc w:val="both"/>
+              <w:rPr>
+                <w:rFonts w:ascii="Times New Roman" w:eastAsia="Times New Roman" w:hAnsi="Times New Roman" w:cs="Times New Roman"/>
+                <w:color w:val="1F1F1F"/>
+                <w:sz w:val="28"/>
+                <w:szCs w:val="28"/>
+                <w:lang w:eastAsia="uk-UA"/>
+              </w:rPr>
+            </w:pPr>
+          </w:p>
+        </w:tc>
+        <w:tc>
+          <w:tcPr>
+            <w:tcW w:w="0" w:type="auto"/>
+            <w:tcBorders>
+              <w:top w:val="single" w:sz="6" w:space="0" w:color="auto"/>
+              <w:left w:val="single" w:sz="6" w:space="0" w:color="auto"/>
+              <w:bottom w:val="single" w:sz="6" w:space="0" w:color="auto"/>
+              <w:right w:val="single" w:sz="6" w:space="0" w:color="auto"/>
+            </w:tcBorders>
+            <w:tcMar>
+              <w:top w:w="240" w:type="dxa"/>
+              <w:left w:w="0" w:type="dxa"/>
+              <w:bottom w:w="240" w:type="dxa"/>
+              <w:right w:w="180" w:type="dxa"/>
+            </w:tcMar>
+            <w:vAlign w:val="center"/>
+          </w:tcPr>
+          <w:p>
+            <w:pPr>
+              <w:spacing w:after="0" w:line="240" w:lineRule="auto"/>
+              <w:jc w:val="both"/>
+              <w:rPr>
+                <w:rFonts w:ascii="Times New Roman" w:eastAsia="Times New Roman" w:hAnsi="Times New Roman" w:cs="Times New Roman"/>
+                <w:color w:val="1F1F1F"/>
+                <w:sz w:val="28"/>
+                <w:szCs w:val="28"/>
+                <w:lang w:eastAsia="uk-UA"/>
+              </w:rPr>
+            </w:pPr>
+            <w:r>
+              <w:rPr>
+                <w:rFonts w:ascii="Times New Roman" w:eastAsia="Times New Roman" w:hAnsi="Times New Roman" w:cs="Times New Roman"/>
+                <w:color w:val="1F1F1F"/>
+                <w:sz w:val="28"/>
+                <w:szCs w:val="28"/>
+                <w:lang w:eastAsia="uk-UA"/>
+              </w:rPr>
+              <w:t>9</w:t>
+            </w:r>
+          </w:p>
+        </w:tc>
+        <w:tc>
+          <w:tcPr>
+            <w:tcW w:w="0" w:type="auto"/>
+            <w:tcBorders>
+              <w:top w:val="single" w:sz="6" w:space="0" w:color="auto"/>
+              <w:left w:val="single" w:sz="6" w:space="0" w:color="auto"/>
+              <w:bottom w:val="single" w:sz="6" w:space="0" w:color="auto"/>
+              <w:right w:val="single" w:sz="6" w:space="0" w:color="auto"/>
+            </w:tcBorders>
+            <w:tcMar>
+              <w:top w:w="240" w:type="dxa"/>
+              <w:left w:w="0" w:type="dxa"/>
+              <w:bottom w:w="240" w:type="dxa"/>
+              <w:right w:w="0" w:type="dxa"/>
+            </w:tcMar>
+            <w:vAlign w:val="center"/>
+          </w:tcPr>
+          <w:p>
+            <w:pPr>
+              <w:spacing w:after="0" w:line="240" w:lineRule="auto"/>
+              <w:jc w:val="both"/>
+              <w:rPr>
+                <w:rFonts w:ascii="Times New Roman" w:eastAsia="Times New Roman" w:hAnsi="Times New Roman" w:cs="Times New Roman"/>
+                <w:color w:val="1F1F1F"/>
+                <w:sz w:val="28"/>
+                <w:szCs w:val="28"/>
+                <w:lang w:eastAsia="uk-UA"/>
+              </w:rPr>
+            </w:pPr>
+            <w:r>
+              <w:rPr>
+                <w:rFonts w:ascii="Times New Roman" w:eastAsia="Times New Roman" w:hAnsi="Times New Roman" w:cs="Times New Roman"/>
+                <w:color w:val="1F1F1F"/>
+                <w:sz w:val="28"/>
+                <w:szCs w:val="28"/>
+                <w:lang w:eastAsia="uk-UA"/>
+              </w:rPr>
+              <w:t>2</w:t>
+            </w:r>
+          </w:p>
+        </w:tc>
+      </w:tr>
+      <w:tr>
+        <w:trPr>
+          <w:tblCellSpacing w:w="15" w:type="dxa"/>
+        </w:trPr>
+        <w:tc>
+          <w:tcPr>
+            <w:tcW w:w="0" w:type="auto"/>
+            <w:tcBorders>
+              <w:top w:val="single" w:sz="6" w:space="0" w:color="auto"/>
+              <w:left w:val="single" w:sz="6" w:space="0" w:color="auto"/>
+              <w:bottom w:val="single" w:sz="6" w:space="0" w:color="auto"/>
+              <w:right w:val="single" w:sz="6" w:space="0" w:color="auto"/>
+            </w:tcBorders>
+            <w:tcMar>
+              <w:top w:w="240" w:type="dxa"/>
+              <w:left w:w="0" w:type="dxa"/>
+              <w:bottom w:w="240" w:type="dxa"/>
+              <w:right w:w="180" w:type="dxa"/>
+            </w:tcMar>
+            <w:vAlign w:val="center"/>
+            <w:hideMark/>
+          </w:tcPr>
+          <w:p>
+            <w:pPr>
+              <w:spacing w:after="0" w:line="240" w:lineRule="auto"/>
+              <w:jc w:val="both"/>
+              <w:rPr>
+                <w:rFonts w:ascii="Times New Roman" w:eastAsia="Times New Roman" w:hAnsi="Times New Roman" w:cs="Times New Roman"/>
+                <w:color w:val="1F1F1F"/>
+                <w:sz w:val="28"/>
+                <w:szCs w:val="28"/>
+                <w:lang w:eastAsia="uk-UA"/>
+              </w:rPr>
+            </w:pPr>
+            <w:r>
+              <w:rPr>
+                <w:rFonts w:ascii="Times New Roman" w:eastAsia="Times New Roman" w:hAnsi="Times New Roman" w:cs="Times New Roman"/>
+                <w:color w:val="1F1F1F"/>
+                <w:sz w:val="28"/>
+                <w:szCs w:val="28"/>
+                <w:bdr w:val="none" w:sz="0" w:space="0" w:color="auto" w:frame="1"/>
+                <w:lang w:eastAsia="uk-UA"/>
+              </w:rPr>
+              <w:lastRenderedPageBreak/>
+              <w:t>3</w:t>
+            </w:r>
+          </w:p>
+        </w:tc>
+        <w:tc>
+          <w:tcPr>
+            <w:tcW w:w="0" w:type="auto"/>
+            <w:tcBorders>
+              <w:top w:val="single" w:sz="6" w:space="0" w:color="auto"/>
+              <w:left w:val="single" w:sz="6" w:space="0" w:color="auto"/>
+              <w:bottom w:val="single" w:sz="6" w:space="0" w:color="auto"/>
+              <w:right w:val="single" w:sz="6" w:space="0" w:color="auto"/>
+            </w:tcBorders>
+            <w:tcMar>
+              <w:top w:w="240" w:type="dxa"/>
+              <w:left w:w="0" w:type="dxa"/>
+              <w:bottom w:w="240" w:type="dxa"/>
+              <w:right w:w="180" w:type="dxa"/>
+            </w:tcMar>
+            <w:vAlign w:val="center"/>
+          </w:tcPr>
+          <w:p>
+            <w:pPr>
+              <w:spacing w:after="0" w:line="240" w:lineRule="auto"/>
+              <w:jc w:val="both"/>
+              <w:rPr>
+                <w:rFonts w:ascii="Times New Roman" w:eastAsia="Times New Roman" w:hAnsi="Times New Roman" w:cs="Times New Roman"/>
+                <w:color w:val="1F1F1F"/>
+                <w:sz w:val="28"/>
+                <w:szCs w:val="28"/>
+                <w:lang w:eastAsia="uk-UA"/>
+              </w:rPr>
+            </w:pPr>
+            <w:proofErr w:type="spellStart"/>
+            <w:r>
+              <w:rPr>
+                <w:rFonts w:ascii="Times New Roman" w:eastAsia="Times New Roman" w:hAnsi="Times New Roman" w:cs="Times New Roman"/>
+                <w:color w:val="1F1F1F"/>
+                <w:sz w:val="28"/>
+                <w:szCs w:val="28"/>
+                <w:lang w:val="en-US" w:eastAsia="uk-UA"/>
+              </w:rPr>
+              <w:t>Yabko</w:t>
+            </w:r>
+            <w:proofErr w:type="spellEnd"/>
+          </w:p>
+        </w:tc>
+        <w:tc>
+          <w:tcPr>
+            <w:tcW w:w="0" w:type="auto"/>
+            <w:tcBorders>
+              <w:top w:val="single" w:sz="6" w:space="0" w:color="auto"/>
+              <w:left w:val="single" w:sz="6" w:space="0" w:color="auto"/>
+              <w:bottom w:val="single" w:sz="6" w:space="0" w:color="auto"/>
+              <w:right w:val="single" w:sz="6" w:space="0" w:color="auto"/>
+            </w:tcBorders>
+            <w:tcMar>
+              <w:top w:w="240" w:type="dxa"/>
+              <w:left w:w="0" w:type="dxa"/>
+              <w:bottom w:w="240" w:type="dxa"/>
+              <w:right w:w="180" w:type="dxa"/>
+            </w:tcMar>
+            <w:vAlign w:val="center"/>
+          </w:tcPr>
+          <w:p>
+            <w:pPr>
+              <w:spacing w:after="0" w:line="240" w:lineRule="auto"/>
+              <w:jc w:val="both"/>
+              <w:rPr>
+                <w:rFonts w:ascii="Times New Roman" w:eastAsia="Times New Roman" w:hAnsi="Times New Roman" w:cs="Times New Roman"/>
+                <w:color w:val="1F1F1F"/>
+                <w:sz w:val="28"/>
+                <w:szCs w:val="28"/>
+                <w:lang w:eastAsia="uk-UA"/>
+              </w:rPr>
+            </w:pPr>
+            <w:r>
+              <w:rPr>
+                <w:rFonts w:ascii="Times New Roman" w:eastAsia="Times New Roman" w:hAnsi="Times New Roman" w:cs="Times New Roman"/>
+                <w:color w:val="1F1F1F"/>
+                <w:sz w:val="28"/>
+                <w:szCs w:val="28"/>
+                <w:lang w:eastAsia="uk-UA"/>
+              </w:rPr>
+              <w:t>-52</w:t>
+            </w:r>
+          </w:p>
+        </w:tc>
+        <w:tc>
+          <w:tcPr>
+            <w:tcW w:w="0" w:type="auto"/>
+            <w:tcBorders>
+              <w:top w:val="single" w:sz="6" w:space="0" w:color="auto"/>
+              <w:left w:val="single" w:sz="6" w:space="0" w:color="auto"/>
+              <w:bottom w:val="single" w:sz="6" w:space="0" w:color="auto"/>
+              <w:right w:val="single" w:sz="6" w:space="0" w:color="auto"/>
+            </w:tcBorders>
+            <w:tcMar>
+              <w:top w:w="240" w:type="dxa"/>
+              <w:left w:w="0" w:type="dxa"/>
+              <w:bottom w:w="240" w:type="dxa"/>
+              <w:right w:w="180" w:type="dxa"/>
+            </w:tcMar>
+            <w:vAlign w:val="center"/>
+          </w:tcPr>
+          <w:p>
+            <w:pPr>
+              <w:spacing w:after="0" w:line="240" w:lineRule="auto"/>
+              <w:jc w:val="both"/>
+              <w:rPr>
+                <w:rFonts w:ascii="Times New Roman" w:eastAsia="Times New Roman" w:hAnsi="Times New Roman" w:cs="Times New Roman"/>
+                <w:color w:val="1F1F1F"/>
+                <w:sz w:val="28"/>
+                <w:szCs w:val="28"/>
+                <w:lang w:eastAsia="uk-UA"/>
+              </w:rPr>
+            </w:pPr>
+          </w:p>
+        </w:tc>
+        <w:tc>
+          <w:tcPr>
+            <w:tcW w:w="0" w:type="auto"/>
+            <w:tcBorders>
+              <w:top w:val="single" w:sz="6" w:space="0" w:color="auto"/>
+              <w:left w:val="single" w:sz="6" w:space="0" w:color="auto"/>
+              <w:bottom w:val="single" w:sz="6" w:space="0" w:color="auto"/>
+              <w:right w:val="single" w:sz="6" w:space="0" w:color="auto"/>
+            </w:tcBorders>
+            <w:tcMar>
+              <w:top w:w="240" w:type="dxa"/>
+              <w:left w:w="0" w:type="dxa"/>
+              <w:bottom w:w="240" w:type="dxa"/>
+              <w:right w:w="180" w:type="dxa"/>
+            </w:tcMar>
+            <w:vAlign w:val="center"/>
+          </w:tcPr>
+          <w:p>
+            <w:pPr>
+              <w:spacing w:after="0" w:line="240" w:lineRule="auto"/>
+              <w:jc w:val="both"/>
+              <w:rPr>
+                <w:rFonts w:ascii="Times New Roman" w:eastAsia="Times New Roman" w:hAnsi="Times New Roman" w:cs="Times New Roman"/>
+                <w:color w:val="1F1F1F"/>
+                <w:sz w:val="28"/>
+                <w:szCs w:val="28"/>
+                <w:lang w:eastAsia="uk-UA"/>
+              </w:rPr>
+            </w:pPr>
+            <w:r>
+              <w:rPr>
+                <w:rFonts w:ascii="Times New Roman" w:eastAsia="Times New Roman" w:hAnsi="Times New Roman" w:cs="Times New Roman"/>
+                <w:color w:val="1F1F1F"/>
+                <w:sz w:val="28"/>
+                <w:szCs w:val="28"/>
+                <w:lang w:eastAsia="uk-UA"/>
+              </w:rPr>
+              <w:t>9</w:t>
+            </w:r>
+          </w:p>
+        </w:tc>
+        <w:tc>
+          <w:tcPr>
+            <w:tcW w:w="0" w:type="auto"/>
+            <w:tcBorders>
+              <w:top w:val="single" w:sz="6" w:space="0" w:color="auto"/>
+              <w:left w:val="single" w:sz="6" w:space="0" w:color="auto"/>
+              <w:bottom w:val="single" w:sz="6" w:space="0" w:color="auto"/>
+              <w:right w:val="single" w:sz="6" w:space="0" w:color="auto"/>
+            </w:tcBorders>
+            <w:tcMar>
+              <w:top w:w="240" w:type="dxa"/>
+              <w:left w:w="0" w:type="dxa"/>
+              <w:bottom w:w="240" w:type="dxa"/>
+              <w:right w:w="0" w:type="dxa"/>
+            </w:tcMar>
+            <w:vAlign w:val="center"/>
+          </w:tcPr>
+          <w:p>
+            <w:pPr>
+              <w:spacing w:after="0" w:line="240" w:lineRule="auto"/>
+              <w:jc w:val="both"/>
+              <w:rPr>
+                <w:rFonts w:ascii="Times New Roman" w:eastAsia="Times New Roman" w:hAnsi="Times New Roman" w:cs="Times New Roman"/>
+                <w:color w:val="1F1F1F"/>
+                <w:sz w:val="28"/>
+                <w:szCs w:val="28"/>
+                <w:lang w:eastAsia="uk-UA"/>
+              </w:rPr>
+            </w:pPr>
+            <w:r>
+              <w:rPr>
+                <w:rFonts w:ascii="Times New Roman" w:eastAsia="Times New Roman" w:hAnsi="Times New Roman" w:cs="Times New Roman"/>
+                <w:color w:val="1F1F1F"/>
+                <w:sz w:val="28"/>
+                <w:szCs w:val="28"/>
+                <w:lang w:eastAsia="uk-UA"/>
+              </w:rPr>
+              <w:t>3 (1 стіна)</w:t>
+            </w:r>
+          </w:p>
+        </w:tc>
+      </w:tr>
+      <w:tr>
+        <w:trPr>
+          <w:tblCellSpacing w:w="15" w:type="dxa"/>
+        </w:trPr>
+        <w:tc>
+          <w:tcPr>
+            <w:tcW w:w="0" w:type="auto"/>
+            <w:tcBorders>
+              <w:top w:val="single" w:sz="6" w:space="0" w:color="auto"/>
+              <w:left w:val="single" w:sz="6" w:space="0" w:color="auto"/>
+              <w:bottom w:val="single" w:sz="6" w:space="0" w:color="auto"/>
+              <w:right w:val="single" w:sz="6" w:space="0" w:color="auto"/>
+            </w:tcBorders>
+            <w:tcMar>
+              <w:top w:w="240" w:type="dxa"/>
+              <w:left w:w="0" w:type="dxa"/>
+              <w:bottom w:w="240" w:type="dxa"/>
+              <w:right w:w="180" w:type="dxa"/>
+            </w:tcMar>
+            <w:vAlign w:val="center"/>
+            <w:hideMark/>
+          </w:tcPr>
+          <w:p>
+            <w:pPr>
+              <w:spacing w:after="0" w:line="240" w:lineRule="auto"/>
+              <w:jc w:val="both"/>
+              <w:rPr>
+                <w:rFonts w:ascii="Times New Roman" w:eastAsia="Times New Roman" w:hAnsi="Times New Roman" w:cs="Times New Roman"/>
+                <w:color w:val="1F1F1F"/>
+                <w:sz w:val="28"/>
+                <w:szCs w:val="28"/>
+                <w:lang w:eastAsia="uk-UA"/>
+              </w:rPr>
+            </w:pPr>
+            <w:r>
+              <w:rPr>
+                <w:rFonts w:ascii="Times New Roman" w:eastAsia="Times New Roman" w:hAnsi="Times New Roman" w:cs="Times New Roman"/>
+                <w:color w:val="1F1F1F"/>
+                <w:sz w:val="28"/>
+                <w:szCs w:val="28"/>
+                <w:bdr w:val="none" w:sz="0" w:space="0" w:color="auto" w:frame="1"/>
+                <w:lang w:eastAsia="uk-UA"/>
+              </w:rPr>
+              <w:t>4</w:t>
+            </w:r>
+          </w:p>
+        </w:tc>
+        <w:tc>
+          <w:tcPr>
+            <w:tcW w:w="0" w:type="auto"/>
+            <w:tcBorders>
+              <w:top w:val="single" w:sz="6" w:space="0" w:color="auto"/>
+              <w:left w:val="single" w:sz="6" w:space="0" w:color="auto"/>
+              <w:bottom w:val="single" w:sz="6" w:space="0" w:color="auto"/>
+              <w:right w:val="single" w:sz="6" w:space="0" w:color="auto"/>
+            </w:tcBorders>
+            <w:tcMar>
+              <w:top w:w="240" w:type="dxa"/>
+              <w:left w:w="0" w:type="dxa"/>
+              <w:bottom w:w="240" w:type="dxa"/>
+              <w:right w:w="180" w:type="dxa"/>
+            </w:tcMar>
+            <w:vAlign w:val="center"/>
+          </w:tcPr>
+          <w:p>
+            <w:pPr>
+              <w:spacing w:after="0" w:line="240" w:lineRule="auto"/>
+              <w:jc w:val="both"/>
+              <w:rPr>
+                <w:rFonts w:ascii="Times New Roman" w:eastAsia="Times New Roman" w:hAnsi="Times New Roman" w:cs="Times New Roman"/>
+                <w:color w:val="1F1F1F"/>
+                <w:sz w:val="28"/>
+                <w:szCs w:val="28"/>
+                <w:lang w:eastAsia="uk-UA"/>
+              </w:rPr>
+            </w:pPr>
+            <w:proofErr w:type="spellStart"/>
+            <w:r>
+              <w:rPr>
+                <w:rFonts w:ascii="Times New Roman" w:eastAsia="Times New Roman" w:hAnsi="Times New Roman" w:cs="Times New Roman"/>
+                <w:color w:val="1F1F1F"/>
+                <w:sz w:val="28"/>
+                <w:szCs w:val="28"/>
+                <w:lang w:val="en-US" w:eastAsia="uk-UA"/>
+              </w:rPr>
+              <w:t>Yabko</w:t>
+            </w:r>
+            <w:proofErr w:type="spellEnd"/>
+          </w:p>
+        </w:tc>
+        <w:tc>
+          <w:tcPr>
+            <w:tcW w:w="0" w:type="auto"/>
+            <w:tcBorders>
+              <w:top w:val="single" w:sz="6" w:space="0" w:color="auto"/>
+              <w:left w:val="single" w:sz="6" w:space="0" w:color="auto"/>
+              <w:bottom w:val="single" w:sz="6" w:space="0" w:color="auto"/>
+              <w:right w:val="single" w:sz="6" w:space="0" w:color="auto"/>
+            </w:tcBorders>
+            <w:tcMar>
+              <w:top w:w="240" w:type="dxa"/>
+              <w:left w:w="0" w:type="dxa"/>
+              <w:bottom w:w="240" w:type="dxa"/>
+              <w:right w:w="180" w:type="dxa"/>
+            </w:tcMar>
+            <w:vAlign w:val="center"/>
+          </w:tcPr>
+          <w:p>
+            <w:pPr>
+              <w:spacing w:after="0" w:line="240" w:lineRule="auto"/>
+              <w:jc w:val="both"/>
+              <w:rPr>
+                <w:rFonts w:ascii="Times New Roman" w:eastAsia="Times New Roman" w:hAnsi="Times New Roman" w:cs="Times New Roman"/>
+                <w:color w:val="1F1F1F"/>
+                <w:sz w:val="28"/>
+                <w:szCs w:val="28"/>
+                <w:lang w:eastAsia="uk-UA"/>
+              </w:rPr>
+            </w:pPr>
+            <w:r>
+              <w:rPr>
+                <w:rFonts w:ascii="Times New Roman" w:eastAsia="Times New Roman" w:hAnsi="Times New Roman" w:cs="Times New Roman"/>
+                <w:color w:val="1F1F1F"/>
+                <w:sz w:val="28"/>
+                <w:szCs w:val="28"/>
+                <w:lang w:eastAsia="uk-UA"/>
+              </w:rPr>
+              <w:t>-69</w:t>
+            </w:r>
+          </w:p>
+        </w:tc>
+        <w:tc>
+          <w:tcPr>
+            <w:tcW w:w="0" w:type="auto"/>
+            <w:tcBorders>
+              <w:top w:val="single" w:sz="6" w:space="0" w:color="auto"/>
+              <w:left w:val="single" w:sz="6" w:space="0" w:color="auto"/>
+              <w:bottom w:val="single" w:sz="6" w:space="0" w:color="auto"/>
+              <w:right w:val="single" w:sz="6" w:space="0" w:color="auto"/>
+            </w:tcBorders>
+            <w:tcMar>
+              <w:top w:w="240" w:type="dxa"/>
+              <w:left w:w="0" w:type="dxa"/>
+              <w:bottom w:w="240" w:type="dxa"/>
+              <w:right w:w="180" w:type="dxa"/>
+            </w:tcMar>
+            <w:vAlign w:val="center"/>
+          </w:tcPr>
+          <w:p>
+            <w:pPr>
+              <w:spacing w:after="0" w:line="240" w:lineRule="auto"/>
+              <w:jc w:val="both"/>
+              <w:rPr>
+                <w:rFonts w:ascii="Times New Roman" w:eastAsia="Times New Roman" w:hAnsi="Times New Roman" w:cs="Times New Roman"/>
+                <w:color w:val="1F1F1F"/>
+                <w:sz w:val="28"/>
+                <w:szCs w:val="28"/>
+                <w:lang w:eastAsia="uk-UA"/>
+              </w:rPr>
+            </w:pPr>
+          </w:p>
+        </w:tc>
+        <w:tc>
+          <w:tcPr>
+            <w:tcW w:w="0" w:type="auto"/>
+            <w:tcBorders>
+              <w:top w:val="single" w:sz="6" w:space="0" w:color="auto"/>
+              <w:left w:val="single" w:sz="6" w:space="0" w:color="auto"/>
+              <w:bottom w:val="single" w:sz="6" w:space="0" w:color="auto"/>
+              <w:right w:val="single" w:sz="6" w:space="0" w:color="auto"/>
+            </w:tcBorders>
+            <w:tcMar>
+              <w:top w:w="240" w:type="dxa"/>
+              <w:left w:w="0" w:type="dxa"/>
+              <w:bottom w:w="240" w:type="dxa"/>
+              <w:right w:w="180" w:type="dxa"/>
+            </w:tcMar>
+            <w:vAlign w:val="center"/>
+          </w:tcPr>
+          <w:p>
+            <w:pPr>
+              <w:spacing w:after="0" w:line="240" w:lineRule="auto"/>
+              <w:jc w:val="both"/>
+              <w:rPr>
+                <w:rFonts w:ascii="Times New Roman" w:eastAsia="Times New Roman" w:hAnsi="Times New Roman" w:cs="Times New Roman"/>
+                <w:color w:val="1F1F1F"/>
+                <w:sz w:val="28"/>
+                <w:szCs w:val="28"/>
+                <w:lang w:eastAsia="uk-UA"/>
+              </w:rPr>
+            </w:pPr>
+            <w:r>
+              <w:rPr>
+                <w:rFonts w:ascii="Times New Roman" w:eastAsia="Times New Roman" w:hAnsi="Times New Roman" w:cs="Times New Roman"/>
+                <w:color w:val="1F1F1F"/>
+                <w:sz w:val="28"/>
+                <w:szCs w:val="28"/>
+                <w:lang w:eastAsia="uk-UA"/>
+              </w:rPr>
+              <w:t>9</w:t>
+            </w:r>
+          </w:p>
+        </w:tc>
+        <w:tc>
+          <w:tcPr>
+            <w:tcW w:w="0" w:type="auto"/>
+            <w:tcBorders>
+              <w:top w:val="single" w:sz="6" w:space="0" w:color="auto"/>
+              <w:left w:val="single" w:sz="6" w:space="0" w:color="auto"/>
+              <w:bottom w:val="single" w:sz="6" w:space="0" w:color="auto"/>
+              <w:right w:val="single" w:sz="6" w:space="0" w:color="auto"/>
+            </w:tcBorders>
+            <w:tcMar>
+              <w:top w:w="240" w:type="dxa"/>
+              <w:left w:w="0" w:type="dxa"/>
+              <w:bottom w:w="240" w:type="dxa"/>
+              <w:right w:w="0" w:type="dxa"/>
+            </w:tcMar>
+            <w:vAlign w:val="center"/>
+          </w:tcPr>
+          <w:p>
+            <w:pPr>
+              <w:spacing w:after="0" w:line="240" w:lineRule="auto"/>
+              <w:jc w:val="both"/>
+              <w:rPr>
+                <w:rFonts w:ascii="Times New Roman" w:eastAsia="Times New Roman" w:hAnsi="Times New Roman" w:cs="Times New Roman"/>
+                <w:color w:val="1F1F1F"/>
+                <w:sz w:val="28"/>
+                <w:szCs w:val="28"/>
+                <w:lang w:eastAsia="uk-UA"/>
+              </w:rPr>
+            </w:pPr>
+            <w:r>
+              <w:rPr>
+                <w:rFonts w:ascii="Times New Roman" w:eastAsia="Times New Roman" w:hAnsi="Times New Roman" w:cs="Times New Roman"/>
+                <w:color w:val="1F1F1F"/>
+                <w:sz w:val="28"/>
+                <w:szCs w:val="28"/>
+                <w:lang w:eastAsia="uk-UA"/>
+              </w:rPr>
+              <w:t>7 (2 стіни)</w:t>
+            </w:r>
+          </w:p>
+        </w:tc>
+      </w:tr>
+      <w:tr>
+        <w:trPr>
+          <w:tblCellSpacing w:w="15" w:type="dxa"/>
+        </w:trPr>
+        <w:tc>
+          <w:tcPr>
+            <w:tcW w:w="0" w:type="auto"/>
+            <w:tcBorders>
+              <w:top w:val="single" w:sz="6" w:space="0" w:color="auto"/>
+              <w:left w:val="single" w:sz="6" w:space="0" w:color="auto"/>
+              <w:bottom w:val="single" w:sz="6" w:space="0" w:color="auto"/>
+              <w:right w:val="single" w:sz="6" w:space="0" w:color="auto"/>
+            </w:tcBorders>
+            <w:tcMar>
+              <w:top w:w="240" w:type="dxa"/>
+              <w:left w:w="0" w:type="dxa"/>
+              <w:bottom w:w="240" w:type="dxa"/>
+              <w:right w:w="180" w:type="dxa"/>
+            </w:tcMar>
+            <w:vAlign w:val="center"/>
+            <w:hideMark/>
+          </w:tcPr>
+          <w:p>
+            <w:pPr>
+              <w:spacing w:after="0" w:line="240" w:lineRule="auto"/>
+              <w:jc w:val="both"/>
+              <w:rPr>
+                <w:rFonts w:ascii="Times New Roman" w:eastAsia="Times New Roman" w:hAnsi="Times New Roman" w:cs="Times New Roman"/>
+                <w:color w:val="1F1F1F"/>
+                <w:sz w:val="28"/>
+                <w:szCs w:val="28"/>
+                <w:lang w:eastAsia="uk-UA"/>
+              </w:rPr>
+            </w:pPr>
+            <w:r>
+              <w:rPr>
+                <w:rFonts w:ascii="Times New Roman" w:eastAsia="Times New Roman" w:hAnsi="Times New Roman" w:cs="Times New Roman"/>
+                <w:color w:val="1F1F1F"/>
+                <w:sz w:val="28"/>
+                <w:szCs w:val="28"/>
+                <w:bdr w:val="none" w:sz="0" w:space="0" w:color="auto" w:frame="1"/>
+                <w:lang w:eastAsia="uk-UA"/>
+              </w:rPr>
+              <w:t>5</w:t>
+            </w:r>
+          </w:p>
+        </w:tc>
+        <w:tc>
+          <w:tcPr>
+            <w:tcW w:w="0" w:type="auto"/>
+            <w:tcBorders>
+              <w:top w:val="single" w:sz="6" w:space="0" w:color="auto"/>
+              <w:left w:val="single" w:sz="6" w:space="0" w:color="auto"/>
+              <w:bottom w:val="single" w:sz="6" w:space="0" w:color="auto"/>
+              <w:right w:val="single" w:sz="6" w:space="0" w:color="auto"/>
+            </w:tcBorders>
+            <w:tcMar>
+              <w:top w:w="240" w:type="dxa"/>
+              <w:left w:w="0" w:type="dxa"/>
+              <w:bottom w:w="240" w:type="dxa"/>
+              <w:right w:w="180" w:type="dxa"/>
+            </w:tcMar>
+            <w:vAlign w:val="center"/>
+          </w:tcPr>
+          <w:p>
+            <w:pPr>
+              <w:spacing w:after="0" w:line="240" w:lineRule="auto"/>
+              <w:jc w:val="both"/>
+              <w:rPr>
+                <w:rFonts w:ascii="Times New Roman" w:eastAsia="Times New Roman" w:hAnsi="Times New Roman" w:cs="Times New Roman"/>
+                <w:color w:val="1F1F1F"/>
+                <w:sz w:val="28"/>
+                <w:szCs w:val="28"/>
+                <w:lang w:eastAsia="uk-UA"/>
+              </w:rPr>
+            </w:pPr>
+            <w:proofErr w:type="spellStart"/>
+            <w:r>
+              <w:rPr>
+                <w:rFonts w:ascii="Times New Roman" w:eastAsia="Times New Roman" w:hAnsi="Times New Roman" w:cs="Times New Roman"/>
+                <w:color w:val="1F1F1F"/>
+                <w:sz w:val="28"/>
+                <w:szCs w:val="28"/>
+                <w:lang w:val="en-US" w:eastAsia="uk-UA"/>
+              </w:rPr>
+              <w:t>Yabko</w:t>
+            </w:r>
+            <w:proofErr w:type="spellEnd"/>
+          </w:p>
+        </w:tc>
+        <w:tc>
+          <w:tcPr>
+            <w:tcW w:w="0" w:type="auto"/>
+            <w:tcBorders>
+              <w:top w:val="single" w:sz="6" w:space="0" w:color="auto"/>
+              <w:left w:val="single" w:sz="6" w:space="0" w:color="auto"/>
+              <w:bottom w:val="single" w:sz="6" w:space="0" w:color="auto"/>
+              <w:right w:val="single" w:sz="6" w:space="0" w:color="auto"/>
+            </w:tcBorders>
+            <w:tcMar>
+              <w:top w:w="240" w:type="dxa"/>
+              <w:left w:w="0" w:type="dxa"/>
+              <w:bottom w:w="240" w:type="dxa"/>
+              <w:right w:w="180" w:type="dxa"/>
+            </w:tcMar>
+            <w:vAlign w:val="center"/>
+          </w:tcPr>
+          <w:p>
+            <w:pPr>
+              <w:spacing w:after="0" w:line="240" w:lineRule="auto"/>
+              <w:jc w:val="both"/>
+              <w:rPr>
+                <w:rFonts w:ascii="Times New Roman" w:eastAsia="Times New Roman" w:hAnsi="Times New Roman" w:cs="Times New Roman"/>
+                <w:color w:val="1F1F1F"/>
+                <w:sz w:val="28"/>
+                <w:szCs w:val="28"/>
+                <w:lang w:eastAsia="uk-UA"/>
+              </w:rPr>
+            </w:pPr>
+            <w:r>
+              <w:rPr>
+                <w:rFonts w:ascii="Times New Roman" w:eastAsia="Times New Roman" w:hAnsi="Times New Roman" w:cs="Times New Roman"/>
+                <w:color w:val="1F1F1F"/>
+                <w:sz w:val="28"/>
+                <w:szCs w:val="28"/>
+                <w:lang w:eastAsia="uk-UA"/>
+              </w:rPr>
+              <w:t>-74</w:t>
+            </w:r>
+          </w:p>
+        </w:tc>
+        <w:tc>
+          <w:tcPr>
+            <w:tcW w:w="0" w:type="auto"/>
+            <w:tcBorders>
+              <w:top w:val="single" w:sz="6" w:space="0" w:color="auto"/>
+              <w:left w:val="single" w:sz="6" w:space="0" w:color="auto"/>
+              <w:bottom w:val="single" w:sz="6" w:space="0" w:color="auto"/>
+              <w:right w:val="single" w:sz="6" w:space="0" w:color="auto"/>
+            </w:tcBorders>
+            <w:tcMar>
+              <w:top w:w="240" w:type="dxa"/>
+              <w:left w:w="0" w:type="dxa"/>
+              <w:bottom w:w="240" w:type="dxa"/>
+              <w:right w:w="180" w:type="dxa"/>
+            </w:tcMar>
+            <w:vAlign w:val="center"/>
+          </w:tcPr>
+          <w:p>
+            <w:pPr>
+              <w:spacing w:after="0" w:line="240" w:lineRule="auto"/>
+              <w:jc w:val="both"/>
+              <w:rPr>
+                <w:rFonts w:ascii="Times New Roman" w:eastAsia="Times New Roman" w:hAnsi="Times New Roman" w:cs="Times New Roman"/>
+                <w:color w:val="1F1F1F"/>
+                <w:sz w:val="28"/>
+                <w:szCs w:val="28"/>
+                <w:lang w:eastAsia="uk-UA"/>
+              </w:rPr>
+            </w:pPr>
+          </w:p>
+        </w:tc>
+        <w:tc>
+          <w:tcPr>
+            <w:tcW w:w="0" w:type="auto"/>
+            <w:tcBorders>
+              <w:top w:val="single" w:sz="6" w:space="0" w:color="auto"/>
+              <w:left w:val="single" w:sz="6" w:space="0" w:color="auto"/>
+              <w:bottom w:val="single" w:sz="6" w:space="0" w:color="auto"/>
+              <w:right w:val="single" w:sz="6" w:space="0" w:color="auto"/>
+            </w:tcBorders>
+            <w:tcMar>
+              <w:top w:w="240" w:type="dxa"/>
+              <w:left w:w="0" w:type="dxa"/>
+              <w:bottom w:w="240" w:type="dxa"/>
+              <w:right w:w="180" w:type="dxa"/>
+            </w:tcMar>
+            <w:vAlign w:val="center"/>
+          </w:tcPr>
+          <w:p>
+            <w:pPr>
+              <w:spacing w:after="0" w:line="240" w:lineRule="auto"/>
+              <w:jc w:val="both"/>
+              <w:rPr>
+                <w:rFonts w:ascii="Times New Roman" w:eastAsia="Times New Roman" w:hAnsi="Times New Roman" w:cs="Times New Roman"/>
+                <w:color w:val="1F1F1F"/>
+                <w:sz w:val="28"/>
+                <w:szCs w:val="28"/>
+                <w:lang w:eastAsia="uk-UA"/>
+              </w:rPr>
+            </w:pPr>
+            <w:r>
+              <w:rPr>
+                <w:rFonts w:ascii="Times New Roman" w:eastAsia="Times New Roman" w:hAnsi="Times New Roman" w:cs="Times New Roman"/>
+                <w:color w:val="1F1F1F"/>
+                <w:sz w:val="28"/>
+                <w:szCs w:val="28"/>
+                <w:lang w:eastAsia="uk-UA"/>
+              </w:rPr>
+              <w:t>9</w:t>
+            </w:r>
+          </w:p>
+        </w:tc>
+        <w:tc>
+          <w:tcPr>
+            <w:tcW w:w="0" w:type="auto"/>
+            <w:tcBorders>
+              <w:top w:val="single" w:sz="6" w:space="0" w:color="auto"/>
+              <w:left w:val="single" w:sz="6" w:space="0" w:color="auto"/>
+              <w:bottom w:val="single" w:sz="6" w:space="0" w:color="auto"/>
+              <w:right w:val="single" w:sz="6" w:space="0" w:color="auto"/>
+            </w:tcBorders>
+            <w:tcMar>
+              <w:top w:w="240" w:type="dxa"/>
+              <w:left w:w="0" w:type="dxa"/>
+              <w:bottom w:w="240" w:type="dxa"/>
+              <w:right w:w="0" w:type="dxa"/>
+            </w:tcMar>
+            <w:vAlign w:val="center"/>
+          </w:tcPr>
+          <w:p>
+            <w:pPr>
+              <w:spacing w:after="0" w:line="240" w:lineRule="auto"/>
+              <w:jc w:val="both"/>
+              <w:rPr>
+                <w:rFonts w:ascii="Times New Roman" w:eastAsia="Times New Roman" w:hAnsi="Times New Roman" w:cs="Times New Roman"/>
+                <w:color w:val="1F1F1F"/>
+                <w:sz w:val="28"/>
+                <w:szCs w:val="28"/>
+                <w:lang w:eastAsia="uk-UA"/>
+              </w:rPr>
+            </w:pPr>
+            <w:r>
+              <w:rPr>
+                <w:rFonts w:ascii="Times New Roman" w:eastAsia="Times New Roman" w:hAnsi="Times New Roman" w:cs="Times New Roman"/>
+                <w:color w:val="1F1F1F"/>
+                <w:sz w:val="28"/>
+                <w:szCs w:val="28"/>
+                <w:lang w:eastAsia="uk-UA"/>
+              </w:rPr>
+              <w:t>10 (3 стіни)</w:t>
+            </w:r>
+          </w:p>
+        </w:tc>
+      </w:tr>
+    </w:tbl>
+    <w:p>
+      <w:pPr>
+        <w:jc w:val="both"/>
+        <w:rPr>
+          <w:rFonts w:ascii="Times New Roman" w:hAnsi="Times New Roman" w:cs="Times New Roman"/>
+          <w:sz w:val="28"/>
+          <w:szCs w:val="28"/>
+        </w:rPr>
+      </w:pPr>
+      <w:r>
+        <w:rPr>
+          <w:rFonts w:ascii="Times New Roman" w:hAnsi="Times New Roman" w:cs="Times New Roman"/>
+          <w:noProof/>
+          <w:sz w:val="28"/>
+          <w:szCs w:val="28"/>
+          <w:lang w:eastAsia="uk-UA"/>
+        </w:rPr>
+        <w:drawing>
+          <wp:inline distT="0" distB="0" distL="0" distR="0" wp14:anchorId="018D05A8" wp14:editId="383DB875">
+            <wp:extent cx="4715533" cy="1914792"/>
+            <wp:effectExtent l="0" t="0" r="8890" b="9525"/>
+            <wp:docPr id="4" name="Рисунок 4"/>
+            <wp:cNvGraphicFramePr>
+              <a:graphicFrameLocks xmlns:a="http://schemas.openxmlformats.org/drawingml/2006/main" noChangeAspect="1"/>
+            </wp:cNvGraphicFramePr>
+            <a:graphic xmlns:a="http://schemas.openxmlformats.org/drawingml/2006/main">
+              <a:graphicData uri="http://schemas.openxmlformats.org/drawingml/2006/picture">
+                <pic:pic xmlns:pic="http://schemas.openxmlformats.org/drawingml/2006/picture">
+                  <pic:nvPicPr>
+                    <pic:cNvPr id="1" name=""/>
+                    <pic:cNvPicPr/>
+                  </pic:nvPicPr>
+                  <pic:blipFill>
+                    <a:blip r:embed="rId10"/>
+                    <a:stretch>
+                      <a:fillRect/>
+                    </a:stretch>
+                  </pic:blipFill>
+                  <pic:spPr>
+                    <a:xfrm>
+                      <a:off x="0" y="0"/>
+                      <a:ext cx="4715533" cy="1914792"/>
+                    </a:xfrm>
+                    <a:prstGeom prst="rect">
+                      <a:avLst/>
+                    </a:prstGeom>
+                  </pic:spPr>
+                </pic:pic>
+              </a:graphicData>
+            </a:graphic>
+          </wp:inline>
+        </w:drawing>
+      </w:r>
+    </w:p>
+    <w:p>
+      <w:pPr>
+        <w:jc w:val="both"/>
+        <w:rPr>
+          <w:rFonts w:ascii="Times New Roman" w:hAnsi="Times New Roman" w:cs="Times New Roman"/>
+          <w:sz w:val="28"/>
+          <w:szCs w:val="28"/>
+        </w:rPr>
+      </w:pPr>
+      <w:r>
+        <w:rPr>
+          <w:rFonts w:ascii="Times New Roman" w:hAnsi="Times New Roman" w:cs="Times New Roman"/>
+          <w:noProof/>
+          <w:sz w:val="28"/>
+          <w:szCs w:val="28"/>
+          <w:lang w:eastAsia="uk-UA"/>
+        </w:rPr>
+        <w:drawing>
+          <wp:inline distT="0" distB="0" distL="0" distR="0" wp14:anchorId="738503B8" wp14:editId="1ACFC5EF">
+            <wp:extent cx="4658375" cy="1800476"/>
+            <wp:effectExtent l="0" t="0" r="8890" b="9525"/>
+            <wp:docPr id="5" name="Рисунок 5"/>
+            <wp:cNvGraphicFramePr>
+              <a:graphicFrameLocks xmlns:a="http://schemas.openxmlformats.org/drawingml/2006/main" noChangeAspect="1"/>
+            </wp:cNvGraphicFramePr>
+            <a:graphic xmlns:a="http://schemas.openxmlformats.org/drawingml/2006/main">
+              <a:graphicData uri="http://schemas.openxmlformats.org/drawingml/2006/picture">
+                <pic:pic xmlns:pic="http://schemas.openxmlformats.org/drawingml/2006/picture">
+                  <pic:nvPicPr>
+                    <pic:cNvPr id="1" name=""/>
+                    <pic:cNvPicPr/>
+                  </pic:nvPicPr>
+                  <pic:blipFill>
+                    <a:blip r:embed="rId11"/>
+                    <a:stretch>
+                      <a:fillRect/>
+                    </a:stretch>
+                  </pic:blipFill>
+                  <pic:spPr>
+                    <a:xfrm>
+                      <a:off x="0" y="0"/>
+                      <a:ext cx="4658375" cy="1800476"/>
+                    </a:xfrm>
+                    <a:prstGeom prst="rect">
+                      <a:avLst/>
+                    </a:prstGeom>
+                  </pic:spPr>
+                </pic:pic>
+              </a:graphicData>
+            </a:graphic>
+          </wp:inline>
+        </w:drawing>
+      </w:r>
+    </w:p>
+    <w:p>
+      <w:pPr>
+        <w:jc w:val="both"/>
+        <w:rPr>
+          <w:rFonts w:ascii="Times New Roman" w:hAnsi="Times New Roman" w:cs="Times New Roman"/>
+          <w:sz w:val="28"/>
+          <w:szCs w:val="28"/>
+        </w:rPr>
+      </w:pPr>
+      <w:r>
+        <w:rPr>
+          <w:rFonts w:ascii="Times New Roman" w:hAnsi="Times New Roman" w:cs="Times New Roman"/>
+          <w:noProof/>
+          <w:sz w:val="28"/>
+          <w:szCs w:val="28"/>
+          <w:lang w:eastAsia="uk-UA"/>
+        </w:rPr>
+        <w:drawing>
+          <wp:inline distT="0" distB="0" distL="0" distR="0" wp14:anchorId="04BE0D56" wp14:editId="78A378E1">
+            <wp:extent cx="4744112" cy="1867161"/>
+            <wp:effectExtent l="0" t="0" r="0" b="0"/>
+            <wp:docPr id="6" name="Рисунок 6"/>
+            <wp:cNvGraphicFramePr>
+              <a:graphicFrameLocks xmlns:a="http://schemas.openxmlformats.org/drawingml/2006/main" noChangeAspect="1"/>
+            </wp:cNvGraphicFramePr>
+            <a:graphic xmlns:a="http://schemas.openxmlformats.org/drawingml/2006/main">
+              <a:graphicData uri="http://schemas.openxmlformats.org/drawingml/2006/picture">
+                <pic:pic xmlns:pic="http://schemas.openxmlformats.org/drawingml/2006/picture">
+                  <pic:nvPicPr>
+                    <pic:cNvPr id="1" name=""/>
+                    <pic:cNvPicPr/>
+                  </pic:nvPicPr>
+                  <pic:blipFill>
+                    <a:blip r:embed="rId12"/>
+                    <a:stretch>
+                      <a:fillRect/>
+                    </a:stretch>
+                  </pic:blipFill>
+                  <pic:spPr>
+                    <a:xfrm>
+                      <a:off x="0" y="0"/>
+                      <a:ext cx="4744112" cy="1867161"/>
+                    </a:xfrm>
+                    <a:prstGeom prst="rect">
+                      <a:avLst/>
+                    </a:prstGeom>
+                  </pic:spPr>
+                </pic:pic>
+              </a:graphicData>
+            </a:graphic>
+          </wp:inline>
+        </w:drawing>
+      </w:r>
+    </w:p>
+    <w:p>
+      <w:pPr>
+        <w:jc w:val="both"/>
+        <w:rPr>
+          <w:rFonts w:ascii="Times New Roman" w:hAnsi="Times New Roman" w:cs="Times New Roman"/>
+          <w:sz w:val="28"/>
+          <w:szCs w:val="28"/>
+        </w:rPr>
+      </w:pPr>
+      <w:r>
+        <w:rPr>
+          <w:rFonts w:ascii="Times New Roman" w:hAnsi="Times New Roman" w:cs="Times New Roman"/>
+          <w:noProof/>
+          <w:sz w:val="28"/>
+          <w:szCs w:val="28"/>
+          <w:lang w:eastAsia="uk-UA"/>
+        </w:rPr>
+        <w:lastRenderedPageBreak/>
+        <w:drawing>
+          <wp:inline distT="0" distB="0" distL="0" distR="0" wp14:anchorId="0121DE62" wp14:editId="08DF10B6">
+            <wp:extent cx="4725059" cy="1810003"/>
+            <wp:effectExtent l="0" t="0" r="0" b="0"/>
+            <wp:docPr id="7" name="Рисунок 7"/>
+            <wp:cNvGraphicFramePr>
+              <a:graphicFrameLocks xmlns:a="http://schemas.openxmlformats.org/drawingml/2006/main" noChangeAspect="1"/>
+            </wp:cNvGraphicFramePr>
+            <a:graphic xmlns:a="http://schemas.openxmlformats.org/drawingml/2006/main">
+              <a:graphicData uri="http://schemas.openxmlformats.org/drawingml/2006/picture">
+                <pic:pic xmlns:pic="http://schemas.openxmlformats.org/drawingml/2006/picture">
+                  <pic:nvPicPr>
+                    <pic:cNvPr id="1" name=""/>
+                    <pic:cNvPicPr/>
+                  </pic:nvPicPr>
+                  <pic:blipFill>
+                    <a:blip r:embed="rId13"/>
+                    <a:stretch>
+                      <a:fillRect/>
+                    </a:stretch>
+                  </pic:blipFill>
+                  <pic:spPr>
+                    <a:xfrm>
+                      <a:off x="0" y="0"/>
+                      <a:ext cx="4725059" cy="1810003"/>
+                    </a:xfrm>
+                    <a:prstGeom prst="rect">
+                      <a:avLst/>
+                    </a:prstGeom>
+                  </pic:spPr>
+                </pic:pic>
+              </a:graphicData>
+            </a:graphic>
+          </wp:inline>
+        </w:drawing>
+      </w:r>
+    </w:p>
+    <w:p>
+      <w:pPr>
+        <w:jc w:val="both"/>
+        <w:rPr>
+          <w:rFonts w:ascii="Times New Roman" w:hAnsi="Times New Roman" w:cs="Times New Roman"/>
+          <w:sz w:val="28"/>
+          <w:szCs w:val="28"/>
+        </w:rPr>
+      </w:pPr>
+      <w:r>
+        <w:rPr>
+          <w:rFonts w:ascii="Times New Roman" w:hAnsi="Times New Roman" w:cs="Times New Roman"/>
+          <w:noProof/>
+          <w:sz w:val="28"/>
+          <w:szCs w:val="28"/>
+          <w:lang w:eastAsia="uk-UA"/>
+        </w:rPr>
+        <w:drawing>
+          <wp:inline distT="0" distB="0" distL="0" distR="0" wp14:anchorId="245659D2" wp14:editId="3AAF178E">
+            <wp:extent cx="4734586" cy="1924319"/>
+            <wp:effectExtent l="0" t="0" r="0" b="0"/>
+            <wp:docPr id="8" name="Рисунок 8"/>
+            <wp:cNvGraphicFramePr>
+              <a:graphicFrameLocks xmlns:a="http://schemas.openxmlformats.org/drawingml/2006/main" noChangeAspect="1"/>
+            </wp:cNvGraphicFramePr>
+            <a:graphic xmlns:a="http://schemas.openxmlformats.org/drawingml/2006/main">
+              <a:graphicData uri="http://schemas.openxmlformats.org/drawingml/2006/picture">
+                <pic:pic xmlns:pic="http://schemas.openxmlformats.org/drawingml/2006/picture">
+                  <pic:nvPicPr>
+                    <pic:cNvPr id="1" name=""/>
+                    <pic:cNvPicPr/>
+                  </pic:nvPicPr>
+                  <pic:blipFill>
+                    <a:blip r:embed="rId14"/>
+                    <a:stretch>
+                      <a:fillRect/>
+                    </a:stretch>
+                  </pic:blipFill>
+                  <pic:spPr>
+                    <a:xfrm>
+                      <a:off x="0" y="0"/>
+                      <a:ext cx="4734586" cy="1924319"/>
+                    </a:xfrm>
+                    <a:prstGeom prst="rect">
+                      <a:avLst/>
+                    </a:prstGeom>
+                  </pic:spPr>
+                </pic:pic>
+              </a:graphicData>
+            </a:graphic>
+          </wp:inline>
+        </w:drawing>
+      </w:r>
+    </w:p>
+    <w:p>
+      <w:pPr>
+        <w:pStyle w:val="a4"/>
+        <w:jc w:val="both"/>
+        <w:rPr>
+          <w:sz w:val="28"/>
+          <w:szCs w:val="28"/>
+        </w:rPr>
+      </w:pPr>
+      <w:r>
+        <w:rPr>
+          <w:sz w:val="28"/>
+          <w:szCs w:val="28"/>
+        </w:rPr>
+        <w:t xml:space="preserve">На основі отриманих даних та побудованого графіка залежності RSSI від відстані (для мережі </w:t>
+      </w:r>
+      <w:proofErr w:type="spellStart"/>
+      <w:r>
+        <w:rPr>
+          <w:sz w:val="28"/>
+          <w:szCs w:val="28"/>
+        </w:rPr>
+        <w:t>Yabko</w:t>
+      </w:r>
+      <w:proofErr w:type="spellEnd"/>
+      <w:r>
+        <w:rPr>
+          <w:sz w:val="28"/>
+          <w:szCs w:val="28"/>
+        </w:rPr>
+        <w:t>) можна зробити такі спостереження:</w:t>
+      </w:r>
+    </w:p>
+    <w:p>
+      <w:pPr>
+        <w:pStyle w:val="a4"/>
+        <w:numPr>
+          <w:ilvl w:val="0"/>
+          <w:numId w:val="5"/>
+        </w:numPr>
+        <w:jc w:val="both"/>
+        <w:rPr>
+          <w:sz w:val="28"/>
+          <w:szCs w:val="28"/>
+        </w:rPr>
+      </w:pPr>
+      <w:r>
+        <w:rPr>
+          <w:sz w:val="28"/>
+          <w:szCs w:val="28"/>
+        </w:rPr>
+        <w:t xml:space="preserve">Безпосередньо біля </w:t>
+      </w:r>
+      <w:proofErr w:type="spellStart"/>
+      <w:r>
+        <w:rPr>
+          <w:sz w:val="28"/>
+          <w:szCs w:val="28"/>
+        </w:rPr>
+        <w:t>роутера</w:t>
+      </w:r>
+      <w:proofErr w:type="spellEnd"/>
+      <w:r>
+        <w:rPr>
+          <w:sz w:val="28"/>
+          <w:szCs w:val="28"/>
+        </w:rPr>
+        <w:t xml:space="preserve"> (0.05 м) сигнал є максимальним і становить -12 </w:t>
+      </w:r>
+      <w:proofErr w:type="spellStart"/>
+      <w:r>
+        <w:rPr>
+          <w:sz w:val="28"/>
+          <w:szCs w:val="28"/>
+        </w:rPr>
+        <w:t>dBm</w:t>
+      </w:r>
+      <w:proofErr w:type="spellEnd"/>
+      <w:r>
+        <w:rPr>
+          <w:sz w:val="28"/>
+          <w:szCs w:val="28"/>
+        </w:rPr>
+        <w:t>.</w:t>
+      </w:r>
+    </w:p>
+    <w:p>
+      <w:pPr>
+        <w:pStyle w:val="a4"/>
+        <w:numPr>
+          <w:ilvl w:val="0"/>
+          <w:numId w:val="5"/>
+        </w:numPr>
+        <w:jc w:val="both"/>
+        <w:rPr>
+          <w:sz w:val="28"/>
+          <w:szCs w:val="28"/>
+        </w:rPr>
+      </w:pPr>
+      <w:r>
+        <w:rPr>
+          <w:sz w:val="28"/>
+          <w:szCs w:val="28"/>
+        </w:rPr>
+        <w:t xml:space="preserve">Зі збільшенням відстані в межах прямої видимості рівень сигналу очікувано зменшується (до -42 </w:t>
+      </w:r>
+      <w:proofErr w:type="spellStart"/>
+      <w:r>
+        <w:rPr>
+          <w:sz w:val="28"/>
+          <w:szCs w:val="28"/>
+        </w:rPr>
+        <w:t>dBm</w:t>
+      </w:r>
+      <w:proofErr w:type="spellEnd"/>
+      <w:r>
+        <w:rPr>
+          <w:sz w:val="28"/>
+          <w:szCs w:val="28"/>
+        </w:rPr>
+        <w:t xml:space="preserve"> на 2 м).</w:t>
+      </w:r>
+    </w:p>
+    <w:p>
+      <w:pPr>
+        <w:pStyle w:val="a4"/>
+        <w:numPr>
+          <w:ilvl w:val="0"/>
+          <w:numId w:val="5"/>
+        </w:numPr>
+        <w:jc w:val="both"/>
+        <w:rPr>
+          <w:sz w:val="28"/>
+          <w:szCs w:val="28"/>
+        </w:rPr>
+      </w:pPr>
+      <w:r>
+        <w:rPr>
+          <w:sz w:val="28"/>
+          <w:szCs w:val="28"/>
+        </w:rPr>
+        <w:t xml:space="preserve">Найбільш різке падіння потужності сигналу відбувається при появі фізичних перешкод (стін): проходження через одну стіну на відстані 3 м знижує сигнал до -52 </w:t>
+      </w:r>
+      <w:proofErr w:type="spellStart"/>
+      <w:r>
+        <w:rPr>
+          <w:sz w:val="28"/>
+          <w:szCs w:val="28"/>
+        </w:rPr>
+        <w:t>dBm</w:t>
+      </w:r>
+      <w:proofErr w:type="spellEnd"/>
+      <w:r>
+        <w:rPr>
+          <w:sz w:val="28"/>
+          <w:szCs w:val="28"/>
+        </w:rPr>
+        <w:t xml:space="preserve">, а через дві стіни на 7 м — до -69 </w:t>
+      </w:r>
+      <w:proofErr w:type="spellStart"/>
+      <w:r>
+        <w:rPr>
+          <w:sz w:val="28"/>
+          <w:szCs w:val="28"/>
+        </w:rPr>
+        <w:t>dBm</w:t>
+      </w:r>
+      <w:proofErr w:type="spellEnd"/>
+      <w:r>
+        <w:rPr>
+          <w:sz w:val="28"/>
+          <w:szCs w:val="28"/>
+        </w:rPr>
+        <w:t>.</w:t>
+      </w:r>
+    </w:p>
+    <w:p>
+      <w:pPr>
+        <w:pStyle w:val="a4"/>
+        <w:numPr>
+          <w:ilvl w:val="0"/>
+          <w:numId w:val="5"/>
+        </w:numPr>
+        <w:jc w:val="both"/>
+        <w:rPr>
+          <w:sz w:val="28"/>
+          <w:szCs w:val="28"/>
+        </w:rPr>
+      </w:pPr>
+      <w:r>
+        <w:rPr>
+          <w:sz w:val="28"/>
+          <w:szCs w:val="28"/>
+        </w:rPr>
+        <w:t xml:space="preserve">На відстані 10 м через 3 стіни рівень сигналу стає слабким (-74 </w:t>
+      </w:r>
+      <w:proofErr w:type="spellStart"/>
+      <w:r>
+        <w:rPr>
+          <w:sz w:val="28"/>
+          <w:szCs w:val="28"/>
+        </w:rPr>
+        <w:t>dBm</w:t>
+      </w:r>
+      <w:proofErr w:type="spellEnd"/>
+      <w:r>
+        <w:rPr>
+          <w:sz w:val="28"/>
+          <w:szCs w:val="28"/>
+        </w:rPr>
+        <w:t>), що підтверджує значне загасання електромагнітних хвиль при проходженні через будівельні матеріали.</w:t>
+      </w:r>
+    </w:p>
+    <w:p>
+      <w:pPr>
+        <w:jc w:val="both"/>
+        <w:rPr>
+          <w:rFonts w:ascii="Times New Roman" w:hAnsi="Times New Roman" w:cs="Times New Roman"/>
+          <w:sz w:val="28"/>
+          <w:szCs w:val="28"/>
+        </w:rPr>
+      </w:pPr>
+      <w:r>
+        <w:rPr>
+          <w:rFonts w:ascii="Times New Roman" w:hAnsi="Times New Roman" w:cs="Times New Roman"/>
+          <w:sz w:val="28"/>
+          <w:szCs w:val="28"/>
+        </w:rPr>
+        <w:t xml:space="preserve">4. Нарисувати графік залежності рівня сигналу </w:t>
+      </w:r>
+      <w:proofErr w:type="spellStart"/>
+      <w:r>
+        <w:rPr>
+          <w:rFonts w:ascii="Times New Roman" w:hAnsi="Times New Roman" w:cs="Times New Roman"/>
+          <w:sz w:val="28"/>
+          <w:szCs w:val="28"/>
+        </w:rPr>
+        <w:t>Wi-Fi</w:t>
+      </w:r>
+      <w:proofErr w:type="spellEnd"/>
+      <w:r>
+        <w:rPr>
+          <w:rFonts w:ascii="Times New Roman" w:hAnsi="Times New Roman" w:cs="Times New Roman"/>
+          <w:sz w:val="28"/>
+          <w:szCs w:val="28"/>
+        </w:rPr>
+        <w:t xml:space="preserve"> від відстані до точки доступу</w:t>
+      </w:r>
+    </w:p>
+    <w:p>
+      <w:pPr>
+        <w:jc w:val="both"/>
+        <w:rPr>
+          <w:rFonts w:ascii="Times New Roman" w:hAnsi="Times New Roman" w:cs="Times New Roman"/>
+          <w:sz w:val="28"/>
+          <w:szCs w:val="28"/>
+        </w:rPr>
+      </w:pPr>
+      <w:r>
+        <w:rPr>
+          <w:rFonts w:ascii="Times New Roman" w:hAnsi="Times New Roman" w:cs="Times New Roman"/>
+          <w:noProof/>
+          <w:sz w:val="28"/>
+          <w:szCs w:val="28"/>
+          <w:lang w:eastAsia="uk-UA"/>
+        </w:rPr>
+        <w:lastRenderedPageBreak/>
+        <w:drawing>
+          <wp:inline distT="0" distB="0" distL="0" distR="0">
+            <wp:extent cx="6120765" cy="3655060"/>
+            <wp:effectExtent l="0" t="0" r="0" b="2540"/>
+            <wp:docPr id="1" name="Рисунок 1"/>
+            <wp:cNvGraphicFramePr>
+              <a:graphicFrameLocks xmlns:a="http://schemas.openxmlformats.org/drawingml/2006/main" noChangeAspect="1"/>
+            </wp:cNvGraphicFramePr>
+            <a:graphic xmlns:a="http://schemas.openxmlformats.org/drawingml/2006/main">
+              <a:graphicData uri="http://schemas.openxmlformats.org/drawingml/2006/picture">
+                <pic:pic xmlns:pic="http://schemas.openxmlformats.org/drawingml/2006/picture">
+                  <pic:nvPicPr>
+                    <pic:cNvPr id="1" name="завантаження.png"/>
+                    <pic:cNvPicPr/>
+                  </pic:nvPicPr>
+                  <pic:blipFill>
+                    <a:blip r:embed="rId15">
+                      <a:extLst>
+                        <a:ext uri="{28A0092B-C50C-407E-A947-70E740481C1C}">
+                          <a14:useLocalDpi xmlns:a14="http://schemas.microsoft.com/office/drawing/2010/main" val="0"/>
+                        </a:ext>
+                      </a:extLst>
+                    </a:blip>
+                    <a:stretch>
+                      <a:fillRect/>
+                    </a:stretch>
+                  </pic:blipFill>
+                  <pic:spPr>
+                    <a:xfrm>
+                      <a:off x="0" y="0"/>
+                      <a:ext cx="6120765" cy="3655060"/>
+                    </a:xfrm>
+                    <a:prstGeom prst="rect">
+                      <a:avLst/>
+                    </a:prstGeom>
+                  </pic:spPr>
+                </pic:pic>
+              </a:graphicData>
+            </a:graphic>
+          </wp:inline>
+        </w:drawing>
+      </w:r>
+    </w:p>
+    <w:p>
+      <w:pPr>
+        <w:spacing w:before="100" w:beforeAutospacing="1" w:after="100" w:afterAutospacing="1" w:line="240" w:lineRule="auto"/>
+        <w:jc w:val="both"/>
+        <w:rPr>
+          <w:rFonts w:ascii="Times New Roman" w:eastAsia="Times New Roman" w:hAnsi="Times New Roman" w:cs="Times New Roman"/>
+          <w:sz w:val="28"/>
+          <w:szCs w:val="28"/>
+          <w:lang w:eastAsia="uk-UA"/>
+        </w:rPr>
+      </w:pPr>
+      <w:r>
+        <w:rPr>
+          <w:rFonts w:ascii="Times New Roman" w:eastAsia="Times New Roman" w:hAnsi="Times New Roman" w:cs="Times New Roman"/>
+          <w:sz w:val="28"/>
+          <w:szCs w:val="28"/>
+          <w:lang w:eastAsia="uk-UA"/>
+        </w:rPr>
+        <w:t xml:space="preserve">У ході виконання роботи було досліджено основні характеристики </w:t>
+      </w:r>
+      <w:proofErr w:type="spellStart"/>
+      <w:r>
+        <w:rPr>
+          <w:rFonts w:ascii="Times New Roman" w:eastAsia="Times New Roman" w:hAnsi="Times New Roman" w:cs="Times New Roman"/>
+          <w:sz w:val="28"/>
+          <w:szCs w:val="28"/>
+          <w:lang w:eastAsia="uk-UA"/>
+        </w:rPr>
+        <w:t>Wi</w:t>
+      </w:r>
+      <w:proofErr w:type="spellEnd"/>
+      <w:r>
+        <w:rPr>
+          <w:rFonts w:ascii="Times New Roman" w:eastAsia="Times New Roman" w:hAnsi="Times New Roman" w:cs="Times New Roman"/>
+          <w:sz w:val="28"/>
+          <w:szCs w:val="28"/>
+          <w:lang w:eastAsia="uk-UA"/>
+        </w:rPr>
+        <w:t>-</w:t>
+      </w:r>
+      <w:proofErr w:type="spellStart"/>
+      <w:r>
+        <w:rPr>
+          <w:rFonts w:ascii="Times New Roman" w:eastAsia="Times New Roman" w:hAnsi="Times New Roman" w:cs="Times New Roman"/>
+          <w:sz w:val="28"/>
+          <w:szCs w:val="28"/>
+          <w:lang w:eastAsia="uk-UA"/>
+        </w:rPr>
+        <w:t>Fi</w:t>
+      </w:r>
+      <w:proofErr w:type="spellEnd"/>
+      <w:r>
+        <w:rPr>
+          <w:rFonts w:ascii="Times New Roman" w:eastAsia="Times New Roman" w:hAnsi="Times New Roman" w:cs="Times New Roman"/>
+          <w:sz w:val="28"/>
+          <w:szCs w:val="28"/>
+          <w:lang w:eastAsia="uk-UA"/>
+        </w:rPr>
+        <w:t xml:space="preserve">-мереж, зокрема рівень сигналу (RSSI), діапазон частот, номер каналу, частоту </w:t>
+      </w:r>
+      <w:proofErr w:type="spellStart"/>
+      <w:r>
+        <w:rPr>
+          <w:rFonts w:ascii="Times New Roman" w:eastAsia="Times New Roman" w:hAnsi="Times New Roman" w:cs="Times New Roman"/>
+          <w:sz w:val="28"/>
+          <w:szCs w:val="28"/>
+          <w:lang w:eastAsia="uk-UA"/>
+        </w:rPr>
+        <w:t>несної</w:t>
+      </w:r>
+      <w:proofErr w:type="spellEnd"/>
+      <w:r>
+        <w:rPr>
+          <w:rFonts w:ascii="Times New Roman" w:eastAsia="Times New Roman" w:hAnsi="Times New Roman" w:cs="Times New Roman"/>
+          <w:sz w:val="28"/>
+          <w:szCs w:val="28"/>
+          <w:lang w:eastAsia="uk-UA"/>
+        </w:rPr>
+        <w:t xml:space="preserve"> та орієнтовну відстань до точки доступу. За допомогою програмного забезпечення для аналізу бездротових мереж було здійснено сканування навколишніх </w:t>
+      </w:r>
+      <w:proofErr w:type="spellStart"/>
+      <w:r>
+        <w:rPr>
+          <w:rFonts w:ascii="Times New Roman" w:eastAsia="Times New Roman" w:hAnsi="Times New Roman" w:cs="Times New Roman"/>
+          <w:sz w:val="28"/>
+          <w:szCs w:val="28"/>
+          <w:lang w:eastAsia="uk-UA"/>
+        </w:rPr>
+        <w:t>Wi-Fi</w:t>
+      </w:r>
+      <w:proofErr w:type="spellEnd"/>
+      <w:r>
+        <w:rPr>
+          <w:rFonts w:ascii="Times New Roman" w:eastAsia="Times New Roman" w:hAnsi="Times New Roman" w:cs="Times New Roman"/>
+          <w:sz w:val="28"/>
+          <w:szCs w:val="28"/>
+          <w:lang w:eastAsia="uk-UA"/>
+        </w:rPr>
+        <w:t xml:space="preserve"> точок доступу.</w:t>
+      </w:r>
+    </w:p>
+    <w:p>
+      <w:pPr>
+        <w:spacing w:before="100" w:beforeAutospacing="1" w:after="100" w:afterAutospacing="1" w:line="240" w:lineRule="auto"/>
+        <w:jc w:val="both"/>
+        <w:rPr>
+          <w:rFonts w:ascii="Times New Roman" w:eastAsia="Times New Roman" w:hAnsi="Times New Roman" w:cs="Times New Roman"/>
+          <w:sz w:val="28"/>
+          <w:szCs w:val="28"/>
+          <w:lang w:eastAsia="uk-UA"/>
+        </w:rPr>
+      </w:pPr>
+      <w:r>
+        <w:rPr>
+          <w:rFonts w:ascii="Times New Roman" w:eastAsia="Times New Roman" w:hAnsi="Times New Roman" w:cs="Times New Roman"/>
+          <w:b/>
+          <w:bCs/>
+          <w:sz w:val="28"/>
+          <w:szCs w:val="28"/>
+          <w:lang w:eastAsia="uk-UA"/>
+        </w:rPr>
+        <w:t xml:space="preserve">Аналіз </w:t>
+      </w:r>
+      <w:proofErr w:type="spellStart"/>
+      <w:r>
+        <w:rPr>
+          <w:rFonts w:ascii="Times New Roman" w:eastAsia="Times New Roman" w:hAnsi="Times New Roman" w:cs="Times New Roman"/>
+          <w:b/>
+          <w:bCs/>
+          <w:sz w:val="28"/>
+          <w:szCs w:val="28"/>
+          <w:lang w:eastAsia="uk-UA"/>
+        </w:rPr>
+        <w:t>Wi</w:t>
+      </w:r>
+      <w:proofErr w:type="spellEnd"/>
+      <w:r>
+        <w:rPr>
+          <w:rFonts w:ascii="Times New Roman" w:eastAsia="Times New Roman" w:hAnsi="Times New Roman" w:cs="Times New Roman"/>
+          <w:b/>
+          <w:bCs/>
+          <w:sz w:val="28"/>
+          <w:szCs w:val="28"/>
+          <w:lang w:eastAsia="uk-UA"/>
+        </w:rPr>
+        <w:t>-</w:t>
+      </w:r>
+      <w:proofErr w:type="spellStart"/>
+      <w:r>
+        <w:rPr>
+          <w:rFonts w:ascii="Times New Roman" w:eastAsia="Times New Roman" w:hAnsi="Times New Roman" w:cs="Times New Roman"/>
+          <w:b/>
+          <w:bCs/>
+          <w:sz w:val="28"/>
+          <w:szCs w:val="28"/>
+          <w:lang w:eastAsia="uk-UA"/>
+        </w:rPr>
+        <w:t>Fi</w:t>
+      </w:r>
+      <w:proofErr w:type="spellEnd"/>
+      <w:r>
+        <w:rPr>
+          <w:rFonts w:ascii="Times New Roman" w:eastAsia="Times New Roman" w:hAnsi="Times New Roman" w:cs="Times New Roman"/>
+          <w:b/>
+          <w:bCs/>
+          <w:sz w:val="28"/>
+          <w:szCs w:val="28"/>
+          <w:lang w:eastAsia="uk-UA"/>
+        </w:rPr>
+        <w:t>-мереж:</w:t>
+      </w:r>
+    </w:p>
+    <w:p>
+      <w:pPr>
+        <w:numPr>
+          <w:ilvl w:val="0"/>
+          <w:numId w:val="6"/>
+        </w:numPr>
+        <w:spacing w:before="100" w:beforeAutospacing="1" w:after="100" w:afterAutospacing="1" w:line="240" w:lineRule="auto"/>
+        <w:jc w:val="both"/>
+        <w:rPr>
+          <w:rFonts w:ascii="Times New Roman" w:eastAsia="Times New Roman" w:hAnsi="Times New Roman" w:cs="Times New Roman"/>
+          <w:sz w:val="28"/>
+          <w:szCs w:val="28"/>
+          <w:lang w:eastAsia="uk-UA"/>
+        </w:rPr>
+      </w:pPr>
+      <w:r>
+        <w:rPr>
+          <w:rFonts w:ascii="Times New Roman" w:eastAsia="Times New Roman" w:hAnsi="Times New Roman" w:cs="Times New Roman"/>
+          <w:sz w:val="28"/>
+          <w:szCs w:val="28"/>
+          <w:lang w:eastAsia="uk-UA"/>
+        </w:rPr>
+        <w:t xml:space="preserve">Найкращу якість зв'язку демонструє домашня мережа </w:t>
+      </w:r>
+      <w:proofErr w:type="spellStart"/>
+      <w:r>
+        <w:rPr>
+          <w:rFonts w:ascii="Times New Roman" w:eastAsia="Times New Roman" w:hAnsi="Times New Roman" w:cs="Times New Roman"/>
+          <w:sz w:val="28"/>
+          <w:szCs w:val="28"/>
+          <w:lang w:eastAsia="uk-UA"/>
+        </w:rPr>
+        <w:t>Yabko</w:t>
+      </w:r>
+      <w:proofErr w:type="spellEnd"/>
+      <w:r>
+        <w:rPr>
+          <w:rFonts w:ascii="Times New Roman" w:eastAsia="Times New Roman" w:hAnsi="Times New Roman" w:cs="Times New Roman"/>
+          <w:sz w:val="28"/>
+          <w:szCs w:val="28"/>
+          <w:lang w:eastAsia="uk-UA"/>
+        </w:rPr>
+        <w:t xml:space="preserve"> (-27 </w:t>
+      </w:r>
+      <w:proofErr w:type="spellStart"/>
+      <w:r>
+        <w:rPr>
+          <w:rFonts w:ascii="Times New Roman" w:eastAsia="Times New Roman" w:hAnsi="Times New Roman" w:cs="Times New Roman"/>
+          <w:sz w:val="28"/>
+          <w:szCs w:val="28"/>
+          <w:lang w:eastAsia="uk-UA"/>
+        </w:rPr>
+        <w:t>dBm</w:t>
+      </w:r>
+      <w:proofErr w:type="spellEnd"/>
+      <w:r>
+        <w:rPr>
+          <w:rFonts w:ascii="Times New Roman" w:eastAsia="Times New Roman" w:hAnsi="Times New Roman" w:cs="Times New Roman"/>
+          <w:sz w:val="28"/>
+          <w:szCs w:val="28"/>
+          <w:lang w:eastAsia="uk-UA"/>
+        </w:rPr>
+        <w:t xml:space="preserve">), яка працює в діапазоні 2.4 </w:t>
+      </w:r>
+      <w:proofErr w:type="spellStart"/>
+      <w:r>
+        <w:rPr>
+          <w:rFonts w:ascii="Times New Roman" w:eastAsia="Times New Roman" w:hAnsi="Times New Roman" w:cs="Times New Roman"/>
+          <w:sz w:val="28"/>
+          <w:szCs w:val="28"/>
+          <w:lang w:eastAsia="uk-UA"/>
+        </w:rPr>
+        <w:t>ГГц</w:t>
+      </w:r>
+      <w:proofErr w:type="spellEnd"/>
+      <w:r>
+        <w:rPr>
+          <w:rFonts w:ascii="Times New Roman" w:eastAsia="Times New Roman" w:hAnsi="Times New Roman" w:cs="Times New Roman"/>
+          <w:sz w:val="28"/>
+          <w:szCs w:val="28"/>
+          <w:lang w:eastAsia="uk-UA"/>
+        </w:rPr>
+        <w:t>.</w:t>
+      </w:r>
+    </w:p>
+    <w:p>
+      <w:pPr>
+        <w:numPr>
+          <w:ilvl w:val="0"/>
+          <w:numId w:val="6"/>
+        </w:numPr>
+        <w:spacing w:before="100" w:beforeAutospacing="1" w:after="100" w:afterAutospacing="1" w:line="240" w:lineRule="auto"/>
+        <w:jc w:val="both"/>
+        <w:rPr>
+          <w:rFonts w:ascii="Times New Roman" w:eastAsia="Times New Roman" w:hAnsi="Times New Roman" w:cs="Times New Roman"/>
+          <w:sz w:val="28"/>
+          <w:szCs w:val="28"/>
+          <w:lang w:eastAsia="uk-UA"/>
+        </w:rPr>
+      </w:pPr>
+      <w:r>
+        <w:rPr>
+          <w:rFonts w:ascii="Times New Roman" w:eastAsia="Times New Roman" w:hAnsi="Times New Roman" w:cs="Times New Roman"/>
+          <w:sz w:val="28"/>
+          <w:szCs w:val="28"/>
+          <w:lang w:eastAsia="uk-UA"/>
+        </w:rPr>
+        <w:t xml:space="preserve">Виявлено високу завантаженість радіоефіру: всі виявлені мережі (5 штук) працюють у базовому діапазоні 2.4 </w:t>
+      </w:r>
+      <w:proofErr w:type="spellStart"/>
+      <w:r>
+        <w:rPr>
+          <w:rFonts w:ascii="Times New Roman" w:eastAsia="Times New Roman" w:hAnsi="Times New Roman" w:cs="Times New Roman"/>
+          <w:sz w:val="28"/>
+          <w:szCs w:val="28"/>
+          <w:lang w:eastAsia="uk-UA"/>
+        </w:rPr>
+        <w:t>ГГц</w:t>
+      </w:r>
+      <w:proofErr w:type="spellEnd"/>
+      <w:r>
+        <w:rPr>
+          <w:rFonts w:ascii="Times New Roman" w:eastAsia="Times New Roman" w:hAnsi="Times New Roman" w:cs="Times New Roman"/>
+          <w:sz w:val="28"/>
+          <w:szCs w:val="28"/>
+          <w:lang w:eastAsia="uk-UA"/>
+        </w:rPr>
+        <w:t xml:space="preserve"> зі смугою 20 МГц. Зафіксовано накладання мереж (наприклад, на 5 каналі), що може призводити до взаємних завад.</w:t>
+      </w:r>
+    </w:p>
+    <w:p>
+      <w:pPr>
+        <w:spacing w:before="100" w:beforeAutospacing="1" w:after="100" w:afterAutospacing="1" w:line="240" w:lineRule="auto"/>
+        <w:jc w:val="both"/>
+        <w:rPr>
+          <w:rFonts w:ascii="Times New Roman" w:eastAsia="Times New Roman" w:hAnsi="Times New Roman" w:cs="Times New Roman"/>
+          <w:sz w:val="28"/>
+          <w:szCs w:val="28"/>
+          <w:lang w:eastAsia="uk-UA"/>
+        </w:rPr>
+      </w:pPr>
+      <w:r>
+        <w:rPr>
+          <w:rFonts w:ascii="Times New Roman" w:eastAsia="Times New Roman" w:hAnsi="Times New Roman" w:cs="Times New Roman"/>
+          <w:b/>
+          <w:bCs/>
+          <w:sz w:val="28"/>
+          <w:szCs w:val="28"/>
+          <w:lang w:eastAsia="uk-UA"/>
+        </w:rPr>
+        <w:t>Залежність рівня сигналу від відстані:</w:t>
+      </w:r>
+    </w:p>
+    <w:p>
+      <w:pPr>
+        <w:numPr>
+          <w:ilvl w:val="0"/>
+          <w:numId w:val="7"/>
+        </w:numPr>
+        <w:spacing w:before="100" w:beforeAutospacing="1" w:after="100" w:afterAutospacing="1" w:line="240" w:lineRule="auto"/>
+        <w:jc w:val="both"/>
+        <w:rPr>
+          <w:rFonts w:ascii="Times New Roman" w:eastAsia="Times New Roman" w:hAnsi="Times New Roman" w:cs="Times New Roman"/>
+          <w:sz w:val="28"/>
+          <w:szCs w:val="28"/>
+          <w:lang w:eastAsia="uk-UA"/>
+        </w:rPr>
+      </w:pPr>
+      <w:r>
+        <w:rPr>
+          <w:rFonts w:ascii="Times New Roman" w:eastAsia="Times New Roman" w:hAnsi="Times New Roman" w:cs="Times New Roman"/>
+          <w:sz w:val="28"/>
+          <w:szCs w:val="28"/>
+          <w:lang w:eastAsia="uk-UA"/>
+        </w:rPr>
+        <w:t xml:space="preserve">Дослідження мережі </w:t>
+      </w:r>
+      <w:proofErr w:type="spellStart"/>
+      <w:r>
+        <w:rPr>
+          <w:rFonts w:ascii="Times New Roman" w:eastAsia="Times New Roman" w:hAnsi="Times New Roman" w:cs="Times New Roman"/>
+          <w:sz w:val="28"/>
+          <w:szCs w:val="28"/>
+          <w:lang w:eastAsia="uk-UA"/>
+        </w:rPr>
+        <w:t>Yabko</w:t>
+      </w:r>
+      <w:proofErr w:type="spellEnd"/>
+      <w:r>
+        <w:rPr>
+          <w:rFonts w:ascii="Times New Roman" w:eastAsia="Times New Roman" w:hAnsi="Times New Roman" w:cs="Times New Roman"/>
+          <w:sz w:val="28"/>
+          <w:szCs w:val="28"/>
+          <w:lang w:eastAsia="uk-UA"/>
+        </w:rPr>
+        <w:t xml:space="preserve"> підтвердило теоретичні дані: сигнал є максимальним поблизу </w:t>
+      </w:r>
+      <w:proofErr w:type="spellStart"/>
+      <w:r>
+        <w:rPr>
+          <w:rFonts w:ascii="Times New Roman" w:eastAsia="Times New Roman" w:hAnsi="Times New Roman" w:cs="Times New Roman"/>
+          <w:sz w:val="28"/>
+          <w:szCs w:val="28"/>
+          <w:lang w:eastAsia="uk-UA"/>
+        </w:rPr>
+        <w:t>роутера</w:t>
+      </w:r>
+      <w:proofErr w:type="spellEnd"/>
+      <w:r>
+        <w:rPr>
+          <w:rFonts w:ascii="Times New Roman" w:eastAsia="Times New Roman" w:hAnsi="Times New Roman" w:cs="Times New Roman"/>
+          <w:sz w:val="28"/>
+          <w:szCs w:val="28"/>
+          <w:lang w:eastAsia="uk-UA"/>
+        </w:rPr>
+        <w:t xml:space="preserve"> (-12 </w:t>
+      </w:r>
+      <w:proofErr w:type="spellStart"/>
+      <w:r>
+        <w:rPr>
+          <w:rFonts w:ascii="Times New Roman" w:eastAsia="Times New Roman" w:hAnsi="Times New Roman" w:cs="Times New Roman"/>
+          <w:sz w:val="28"/>
+          <w:szCs w:val="28"/>
+          <w:lang w:eastAsia="uk-UA"/>
+        </w:rPr>
+        <w:t>dBm</w:t>
+      </w:r>
+      <w:proofErr w:type="spellEnd"/>
+      <w:r>
+        <w:rPr>
+          <w:rFonts w:ascii="Times New Roman" w:eastAsia="Times New Roman" w:hAnsi="Times New Roman" w:cs="Times New Roman"/>
+          <w:sz w:val="28"/>
+          <w:szCs w:val="28"/>
+          <w:lang w:eastAsia="uk-UA"/>
+        </w:rPr>
+        <w:t xml:space="preserve">) і </w:t>
+      </w:r>
+      <w:proofErr w:type="spellStart"/>
+      <w:r>
+        <w:rPr>
+          <w:rFonts w:ascii="Times New Roman" w:eastAsia="Times New Roman" w:hAnsi="Times New Roman" w:cs="Times New Roman"/>
+          <w:sz w:val="28"/>
+          <w:szCs w:val="28"/>
+          <w:lang w:eastAsia="uk-UA"/>
+        </w:rPr>
+        <w:t>нелінійно</w:t>
+      </w:r>
+      <w:proofErr w:type="spellEnd"/>
+      <w:r>
+        <w:rPr>
+          <w:rFonts w:ascii="Times New Roman" w:eastAsia="Times New Roman" w:hAnsi="Times New Roman" w:cs="Times New Roman"/>
+          <w:sz w:val="28"/>
+          <w:szCs w:val="28"/>
+          <w:lang w:eastAsia="uk-UA"/>
+        </w:rPr>
+        <w:t xml:space="preserve"> згасає при віддаленні.</w:t>
+      </w:r>
+    </w:p>
+    <w:p>
+      <w:pPr>
+        <w:numPr>
+          <w:ilvl w:val="0"/>
+          <w:numId w:val="7"/>
+        </w:numPr>
+        <w:spacing w:before="100" w:beforeAutospacing="1" w:after="100" w:afterAutospacing="1" w:line="240" w:lineRule="auto"/>
+        <w:jc w:val="both"/>
+        <w:rPr>
+          <w:rFonts w:ascii="Times New Roman" w:eastAsia="Times New Roman" w:hAnsi="Times New Roman" w:cs="Times New Roman"/>
+          <w:sz w:val="28"/>
+          <w:szCs w:val="28"/>
+          <w:lang w:eastAsia="uk-UA"/>
+        </w:rPr>
+      </w:pPr>
+      <w:r>
+        <w:rPr>
+          <w:rFonts w:ascii="Times New Roman" w:eastAsia="Times New Roman" w:hAnsi="Times New Roman" w:cs="Times New Roman"/>
+          <w:sz w:val="28"/>
+          <w:szCs w:val="28"/>
+          <w:lang w:eastAsia="uk-UA"/>
+        </w:rPr>
+        <w:t xml:space="preserve">Доведено, що фізичні перешкоди відіграють ключову роль у послабленні сигналу — наявність трьох стін на відстані 10 метрів спричинила падіння потужності сигналу до -74 </w:t>
+      </w:r>
+      <w:proofErr w:type="spellStart"/>
+      <w:r>
+        <w:rPr>
+          <w:rFonts w:ascii="Times New Roman" w:eastAsia="Times New Roman" w:hAnsi="Times New Roman" w:cs="Times New Roman"/>
+          <w:sz w:val="28"/>
+          <w:szCs w:val="28"/>
+          <w:lang w:eastAsia="uk-UA"/>
+        </w:rPr>
+        <w:t>dBm</w:t>
+      </w:r>
+      <w:proofErr w:type="spellEnd"/>
+      <w:r>
+        <w:rPr>
+          <w:rFonts w:ascii="Times New Roman" w:eastAsia="Times New Roman" w:hAnsi="Times New Roman" w:cs="Times New Roman"/>
+          <w:sz w:val="28"/>
+          <w:szCs w:val="28"/>
+          <w:lang w:eastAsia="uk-UA"/>
+        </w:rPr>
+        <w:t>, що межує із задовільним показником для комфортної роботи.</w:t>
+      </w:r>
+    </w:p>
+    <w:p>
+      <w:pPr>
+        <w:jc w:val="both"/>
+        <w:rPr>
+          <w:rFonts w:ascii="Times New Roman" w:hAnsi="Times New Roman" w:cs="Times New Roman"/>
+          <w:sz w:val="28"/>
+          <w:szCs w:val="28"/>
+        </w:rPr>
+      </w:pPr>
     </w:p>
     <w:sectPr>
       <w:pgSz w:w="11906" w:h="16838"/>
@@ -499,6 +7444,1283 @@
     </w:sectPr>
   </w:body>
 </w:document>
+</file>
+
+<file path=word/numbering.xml><?xml version="1.0" encoding="utf-8"?>
+<w:numbering xmlns:wpc="http://schemas.microsoft.com/office/word/2010/wordprocessingCanvas" xmlns:cx="http://schemas.microsoft.com/office/drawing/2014/chartex" xmlns:mc="http://schemas.openxmlformats.org/markup-compatibility/2006" xmlns:o="urn:schemas-microsoft-com:office:office" xmlns:r="http://schemas.openxmlformats.org/officeDocument/2006/relationships" xmlns:m="http://schemas.openxmlformats.org/officeDocument/2006/math" xmlns:v="urn:schemas-microsoft-com:vml" xmlns:wp14="http://schemas.microsoft.com/office/word/2010/wordprocessingDrawing" xmlns:wp="http://schemas.openxmlformats.org/drawingml/2006/wordprocessingDrawing" xmlns:w10="urn:schemas-microsoft-com:office:word" xmlns:w="http://schemas.openxmlformats.org/wordprocessingml/2006/main" xmlns:w14="http://schemas.microsoft.com/office/word/2010/wordml" xmlns:w15="http://schemas.microsoft.com/office/word/2012/wordml" xmlns:w16se="http://schemas.microsoft.com/office/word/2015/wordml/symex" xmlns:wpg="http://schemas.microsoft.com/office/word/2010/wordprocessingGroup" xmlns:wpi="http://schemas.microsoft.com/office/word/2010/wordprocessingInk" xmlns:wne="http://schemas.microsoft.com/office/word/2006/wordml" xmlns:wps="http://schemas.microsoft.com/office/word/2010/wordprocessingShape" mc:Ignorable="w14 w15 w16se wp14">
+  <w:abstractNum w:abstractNumId="0" w15:restartNumberingAfterBreak="0">
+    <w:nsid w:val="033F3D2E"/>
+    <w:multiLevelType w:val="hybridMultilevel"/>
+    <w:tmpl w:val="91BC62C4"/>
+    <w:lvl w:ilvl="0" w:tplc="0422000F">
+      <w:start w:val="1"/>
+      <w:numFmt w:val="decimal"/>
+      <w:lvlText w:val="%1."/>
+      <w:lvlJc w:val="left"/>
+      <w:pPr>
+        <w:ind w:left="720" w:hanging="360"/>
+      </w:pPr>
+      <w:rPr>
+        <w:rFonts w:hint="default"/>
+      </w:rPr>
+    </w:lvl>
+    <w:lvl w:ilvl="1" w:tplc="04220019" w:tentative="1">
+      <w:start w:val="1"/>
+      <w:numFmt w:val="lowerLetter"/>
+      <w:lvlText w:val="%2."/>
+      <w:lvlJc w:val="left"/>
+      <w:pPr>
+        <w:ind w:left="1440" w:hanging="360"/>
+      </w:pPr>
+    </w:lvl>
+    <w:lvl w:ilvl="2" w:tplc="0422001B" w:tentative="1">
+      <w:start w:val="1"/>
+      <w:numFmt w:val="lowerRoman"/>
+      <w:lvlText w:val="%3."/>
+      <w:lvlJc w:val="right"/>
+      <w:pPr>
+        <w:ind w:left="2160" w:hanging="180"/>
+      </w:pPr>
+    </w:lvl>
+    <w:lvl w:ilvl="3" w:tplc="0422000F" w:tentative="1">
+      <w:start w:val="1"/>
+      <w:numFmt w:val="decimal"/>
+      <w:lvlText w:val="%4."/>
+      <w:lvlJc w:val="left"/>
+      <w:pPr>
+        <w:ind w:left="2880" w:hanging="360"/>
+      </w:pPr>
+    </w:lvl>
+    <w:lvl w:ilvl="4" w:tplc="04220019" w:tentative="1">
+      <w:start w:val="1"/>
+      <w:numFmt w:val="lowerLetter"/>
+      <w:lvlText w:val="%5."/>
+      <w:lvlJc w:val="left"/>
+      <w:pPr>
+        <w:ind w:left="3600" w:hanging="360"/>
+      </w:pPr>
+    </w:lvl>
+    <w:lvl w:ilvl="5" w:tplc="0422001B" w:tentative="1">
+      <w:start w:val="1"/>
+      <w:numFmt w:val="lowerRoman"/>
+      <w:lvlText w:val="%6."/>
+      <w:lvlJc w:val="right"/>
+      <w:pPr>
+        <w:ind w:left="4320" w:hanging="180"/>
+      </w:pPr>
+    </w:lvl>
+    <w:lvl w:ilvl="6" w:tplc="0422000F" w:tentative="1">
+      <w:start w:val="1"/>
+      <w:numFmt w:val="decimal"/>
+      <w:lvlText w:val="%7."/>
+      <w:lvlJc w:val="left"/>
+      <w:pPr>
+        <w:ind w:left="5040" w:hanging="360"/>
+      </w:pPr>
+    </w:lvl>
+    <w:lvl w:ilvl="7" w:tplc="04220019" w:tentative="1">
+      <w:start w:val="1"/>
+      <w:numFmt w:val="lowerLetter"/>
+      <w:lvlText w:val="%8."/>
+      <w:lvlJc w:val="left"/>
+      <w:pPr>
+        <w:ind w:left="5760" w:hanging="360"/>
+      </w:pPr>
+    </w:lvl>
+    <w:lvl w:ilvl="8" w:tplc="0422001B" w:tentative="1">
+      <w:start w:val="1"/>
+      <w:numFmt w:val="lowerRoman"/>
+      <w:lvlText w:val="%9."/>
+      <w:lvlJc w:val="right"/>
+      <w:pPr>
+        <w:ind w:left="6480" w:hanging="180"/>
+      </w:pPr>
+    </w:lvl>
+  </w:abstractNum>
+  <w:abstractNum w:abstractNumId="1" w15:restartNumberingAfterBreak="0">
+    <w:nsid w:val="04E15787"/>
+    <w:multiLevelType w:val="multilevel"/>
+    <w:tmpl w:val="1F44FE1A"/>
+    <w:lvl w:ilvl="0">
+      <w:start w:val="1"/>
+      <w:numFmt w:val="bullet"/>
+      <w:lvlText w:val=""/>
+      <w:lvlJc w:val="left"/>
+      <w:pPr>
+        <w:tabs>
+          <w:tab w:val="num" w:pos="720"/>
+        </w:tabs>
+        <w:ind w:left="720" w:hanging="360"/>
+      </w:pPr>
+      <w:rPr>
+        <w:rFonts w:ascii="Symbol" w:hAnsi="Symbol" w:hint="default"/>
+        <w:sz w:val="20"/>
+      </w:rPr>
+    </w:lvl>
+    <w:lvl w:ilvl="1" w:tentative="1">
+      <w:start w:val="1"/>
+      <w:numFmt w:val="bullet"/>
+      <w:lvlText w:val="o"/>
+      <w:lvlJc w:val="left"/>
+      <w:pPr>
+        <w:tabs>
+          <w:tab w:val="num" w:pos="1440"/>
+        </w:tabs>
+        <w:ind w:left="1440" w:hanging="360"/>
+      </w:pPr>
+      <w:rPr>
+        <w:rFonts w:ascii="Courier New" w:hAnsi="Courier New" w:hint="default"/>
+        <w:sz w:val="20"/>
+      </w:rPr>
+    </w:lvl>
+    <w:lvl w:ilvl="2" w:tentative="1">
+      <w:start w:val="1"/>
+      <w:numFmt w:val="bullet"/>
+      <w:lvlText w:val=""/>
+      <w:lvlJc w:val="left"/>
+      <w:pPr>
+        <w:tabs>
+          <w:tab w:val="num" w:pos="2160"/>
+        </w:tabs>
+        <w:ind w:left="2160" w:hanging="360"/>
+      </w:pPr>
+      <w:rPr>
+        <w:rFonts w:ascii="Wingdings" w:hAnsi="Wingdings" w:hint="default"/>
+        <w:sz w:val="20"/>
+      </w:rPr>
+    </w:lvl>
+    <w:lvl w:ilvl="3" w:tentative="1">
+      <w:start w:val="1"/>
+      <w:numFmt w:val="bullet"/>
+      <w:lvlText w:val=""/>
+      <w:lvlJc w:val="left"/>
+      <w:pPr>
+        <w:tabs>
+          <w:tab w:val="num" w:pos="2880"/>
+        </w:tabs>
+        <w:ind w:left="2880" w:hanging="360"/>
+      </w:pPr>
+      <w:rPr>
+        <w:rFonts w:ascii="Wingdings" w:hAnsi="Wingdings" w:hint="default"/>
+        <w:sz w:val="20"/>
+      </w:rPr>
+    </w:lvl>
+    <w:lvl w:ilvl="4" w:tentative="1">
+      <w:start w:val="1"/>
+      <w:numFmt w:val="bullet"/>
+      <w:lvlText w:val=""/>
+      <w:lvlJc w:val="left"/>
+      <w:pPr>
+        <w:tabs>
+          <w:tab w:val="num" w:pos="3600"/>
+        </w:tabs>
+        <w:ind w:left="3600" w:hanging="360"/>
+      </w:pPr>
+      <w:rPr>
+        <w:rFonts w:ascii="Wingdings" w:hAnsi="Wingdings" w:hint="default"/>
+        <w:sz w:val="20"/>
+      </w:rPr>
+    </w:lvl>
+    <w:lvl w:ilvl="5" w:tentative="1">
+      <w:start w:val="1"/>
+      <w:numFmt w:val="bullet"/>
+      <w:lvlText w:val=""/>
+      <w:lvlJc w:val="left"/>
+      <w:pPr>
+        <w:tabs>
+          <w:tab w:val="num" w:pos="4320"/>
+        </w:tabs>
+        <w:ind w:left="4320" w:hanging="360"/>
+      </w:pPr>
+      <w:rPr>
+        <w:rFonts w:ascii="Wingdings" w:hAnsi="Wingdings" w:hint="default"/>
+        <w:sz w:val="20"/>
+      </w:rPr>
+    </w:lvl>
+    <w:lvl w:ilvl="6" w:tentative="1">
+      <w:start w:val="1"/>
+      <w:numFmt w:val="bullet"/>
+      <w:lvlText w:val=""/>
+      <w:lvlJc w:val="left"/>
+      <w:pPr>
+        <w:tabs>
+          <w:tab w:val="num" w:pos="5040"/>
+        </w:tabs>
+        <w:ind w:left="5040" w:hanging="360"/>
+      </w:pPr>
+      <w:rPr>
+        <w:rFonts w:ascii="Wingdings" w:hAnsi="Wingdings" w:hint="default"/>
+        <w:sz w:val="20"/>
+      </w:rPr>
+    </w:lvl>
+    <w:lvl w:ilvl="7" w:tentative="1">
+      <w:start w:val="1"/>
+      <w:numFmt w:val="bullet"/>
+      <w:lvlText w:val=""/>
+      <w:lvlJc w:val="left"/>
+      <w:pPr>
+        <w:tabs>
+          <w:tab w:val="num" w:pos="5760"/>
+        </w:tabs>
+        <w:ind w:left="5760" w:hanging="360"/>
+      </w:pPr>
+      <w:rPr>
+        <w:rFonts w:ascii="Wingdings" w:hAnsi="Wingdings" w:hint="default"/>
+        <w:sz w:val="20"/>
+      </w:rPr>
+    </w:lvl>
+    <w:lvl w:ilvl="8" w:tentative="1">
+      <w:start w:val="1"/>
+      <w:numFmt w:val="bullet"/>
+      <w:lvlText w:val=""/>
+      <w:lvlJc w:val="left"/>
+      <w:pPr>
+        <w:tabs>
+          <w:tab w:val="num" w:pos="6480"/>
+        </w:tabs>
+        <w:ind w:left="6480" w:hanging="360"/>
+      </w:pPr>
+      <w:rPr>
+        <w:rFonts w:ascii="Wingdings" w:hAnsi="Wingdings" w:hint="default"/>
+        <w:sz w:val="20"/>
+      </w:rPr>
+    </w:lvl>
+  </w:abstractNum>
+  <w:abstractNum w:abstractNumId="2" w15:restartNumberingAfterBreak="0">
+    <w:nsid w:val="187F795D"/>
+    <w:multiLevelType w:val="multilevel"/>
+    <w:tmpl w:val="66D09464"/>
+    <w:lvl w:ilvl="0">
+      <w:start w:val="1"/>
+      <w:numFmt w:val="bullet"/>
+      <w:lvlText w:val=""/>
+      <w:lvlJc w:val="left"/>
+      <w:pPr>
+        <w:tabs>
+          <w:tab w:val="num" w:pos="720"/>
+        </w:tabs>
+        <w:ind w:left="720" w:hanging="360"/>
+      </w:pPr>
+      <w:rPr>
+        <w:rFonts w:ascii="Symbol" w:hAnsi="Symbol" w:hint="default"/>
+        <w:sz w:val="20"/>
+      </w:rPr>
+    </w:lvl>
+    <w:lvl w:ilvl="1" w:tentative="1">
+      <w:start w:val="1"/>
+      <w:numFmt w:val="bullet"/>
+      <w:lvlText w:val="o"/>
+      <w:lvlJc w:val="left"/>
+      <w:pPr>
+        <w:tabs>
+          <w:tab w:val="num" w:pos="1440"/>
+        </w:tabs>
+        <w:ind w:left="1440" w:hanging="360"/>
+      </w:pPr>
+      <w:rPr>
+        <w:rFonts w:ascii="Courier New" w:hAnsi="Courier New" w:hint="default"/>
+        <w:sz w:val="20"/>
+      </w:rPr>
+    </w:lvl>
+    <w:lvl w:ilvl="2" w:tentative="1">
+      <w:start w:val="1"/>
+      <w:numFmt w:val="bullet"/>
+      <w:lvlText w:val=""/>
+      <w:lvlJc w:val="left"/>
+      <w:pPr>
+        <w:tabs>
+          <w:tab w:val="num" w:pos="2160"/>
+        </w:tabs>
+        <w:ind w:left="2160" w:hanging="360"/>
+      </w:pPr>
+      <w:rPr>
+        <w:rFonts w:ascii="Wingdings" w:hAnsi="Wingdings" w:hint="default"/>
+        <w:sz w:val="20"/>
+      </w:rPr>
+    </w:lvl>
+    <w:lvl w:ilvl="3" w:tentative="1">
+      <w:start w:val="1"/>
+      <w:numFmt w:val="bullet"/>
+      <w:lvlText w:val=""/>
+      <w:lvlJc w:val="left"/>
+      <w:pPr>
+        <w:tabs>
+          <w:tab w:val="num" w:pos="2880"/>
+        </w:tabs>
+        <w:ind w:left="2880" w:hanging="360"/>
+      </w:pPr>
+      <w:rPr>
+        <w:rFonts w:ascii="Wingdings" w:hAnsi="Wingdings" w:hint="default"/>
+        <w:sz w:val="20"/>
+      </w:rPr>
+    </w:lvl>
+    <w:lvl w:ilvl="4" w:tentative="1">
+      <w:start w:val="1"/>
+      <w:numFmt w:val="bullet"/>
+      <w:lvlText w:val=""/>
+      <w:lvlJc w:val="left"/>
+      <w:pPr>
+        <w:tabs>
+          <w:tab w:val="num" w:pos="3600"/>
+        </w:tabs>
+        <w:ind w:left="3600" w:hanging="360"/>
+      </w:pPr>
+      <w:rPr>
+        <w:rFonts w:ascii="Wingdings" w:hAnsi="Wingdings" w:hint="default"/>
+        <w:sz w:val="20"/>
+      </w:rPr>
+    </w:lvl>
+    <w:lvl w:ilvl="5" w:tentative="1">
+      <w:start w:val="1"/>
+      <w:numFmt w:val="bullet"/>
+      <w:lvlText w:val=""/>
+      <w:lvlJc w:val="left"/>
+      <w:pPr>
+        <w:tabs>
+          <w:tab w:val="num" w:pos="4320"/>
+        </w:tabs>
+        <w:ind w:left="4320" w:hanging="360"/>
+      </w:pPr>
+      <w:rPr>
+        <w:rFonts w:ascii="Wingdings" w:hAnsi="Wingdings" w:hint="default"/>
+        <w:sz w:val="20"/>
+      </w:rPr>
+    </w:lvl>
+    <w:lvl w:ilvl="6" w:tentative="1">
+      <w:start w:val="1"/>
+      <w:numFmt w:val="bullet"/>
+      <w:lvlText w:val=""/>
+      <w:lvlJc w:val="left"/>
+      <w:pPr>
+        <w:tabs>
+          <w:tab w:val="num" w:pos="5040"/>
+        </w:tabs>
+        <w:ind w:left="5040" w:hanging="360"/>
+      </w:pPr>
+      <w:rPr>
+        <w:rFonts w:ascii="Wingdings" w:hAnsi="Wingdings" w:hint="default"/>
+        <w:sz w:val="20"/>
+      </w:rPr>
+    </w:lvl>
+    <w:lvl w:ilvl="7" w:tentative="1">
+      <w:start w:val="1"/>
+      <w:numFmt w:val="bullet"/>
+      <w:lvlText w:val=""/>
+      <w:lvlJc w:val="left"/>
+      <w:pPr>
+        <w:tabs>
+          <w:tab w:val="num" w:pos="5760"/>
+        </w:tabs>
+        <w:ind w:left="5760" w:hanging="360"/>
+      </w:pPr>
+      <w:rPr>
+        <w:rFonts w:ascii="Wingdings" w:hAnsi="Wingdings" w:hint="default"/>
+        <w:sz w:val="20"/>
+      </w:rPr>
+    </w:lvl>
+    <w:lvl w:ilvl="8" w:tentative="1">
+      <w:start w:val="1"/>
+      <w:numFmt w:val="bullet"/>
+      <w:lvlText w:val=""/>
+      <w:lvlJc w:val="left"/>
+      <w:pPr>
+        <w:tabs>
+          <w:tab w:val="num" w:pos="6480"/>
+        </w:tabs>
+        <w:ind w:left="6480" w:hanging="360"/>
+      </w:pPr>
+      <w:rPr>
+        <w:rFonts w:ascii="Wingdings" w:hAnsi="Wingdings" w:hint="default"/>
+        <w:sz w:val="20"/>
+      </w:rPr>
+    </w:lvl>
+  </w:abstractNum>
+  <w:abstractNum w:abstractNumId="3" w15:restartNumberingAfterBreak="0">
+    <w:nsid w:val="195B7541"/>
+    <w:multiLevelType w:val="multilevel"/>
+    <w:tmpl w:val="1B6A022E"/>
+    <w:lvl w:ilvl="0">
+      <w:start w:val="1"/>
+      <w:numFmt w:val="bullet"/>
+      <w:lvlText w:val=""/>
+      <w:lvlJc w:val="left"/>
+      <w:pPr>
+        <w:tabs>
+          <w:tab w:val="num" w:pos="720"/>
+        </w:tabs>
+        <w:ind w:left="720" w:hanging="360"/>
+      </w:pPr>
+      <w:rPr>
+        <w:rFonts w:ascii="Symbol" w:hAnsi="Symbol" w:hint="default"/>
+        <w:sz w:val="20"/>
+      </w:rPr>
+    </w:lvl>
+    <w:lvl w:ilvl="1" w:tentative="1">
+      <w:start w:val="1"/>
+      <w:numFmt w:val="bullet"/>
+      <w:lvlText w:val="o"/>
+      <w:lvlJc w:val="left"/>
+      <w:pPr>
+        <w:tabs>
+          <w:tab w:val="num" w:pos="1440"/>
+        </w:tabs>
+        <w:ind w:left="1440" w:hanging="360"/>
+      </w:pPr>
+      <w:rPr>
+        <w:rFonts w:ascii="Courier New" w:hAnsi="Courier New" w:hint="default"/>
+        <w:sz w:val="20"/>
+      </w:rPr>
+    </w:lvl>
+    <w:lvl w:ilvl="2" w:tentative="1">
+      <w:start w:val="1"/>
+      <w:numFmt w:val="bullet"/>
+      <w:lvlText w:val=""/>
+      <w:lvlJc w:val="left"/>
+      <w:pPr>
+        <w:tabs>
+          <w:tab w:val="num" w:pos="2160"/>
+        </w:tabs>
+        <w:ind w:left="2160" w:hanging="360"/>
+      </w:pPr>
+      <w:rPr>
+        <w:rFonts w:ascii="Wingdings" w:hAnsi="Wingdings" w:hint="default"/>
+        <w:sz w:val="20"/>
+      </w:rPr>
+    </w:lvl>
+    <w:lvl w:ilvl="3" w:tentative="1">
+      <w:start w:val="1"/>
+      <w:numFmt w:val="bullet"/>
+      <w:lvlText w:val=""/>
+      <w:lvlJc w:val="left"/>
+      <w:pPr>
+        <w:tabs>
+          <w:tab w:val="num" w:pos="2880"/>
+        </w:tabs>
+        <w:ind w:left="2880" w:hanging="360"/>
+      </w:pPr>
+      <w:rPr>
+        <w:rFonts w:ascii="Wingdings" w:hAnsi="Wingdings" w:hint="default"/>
+        <w:sz w:val="20"/>
+      </w:rPr>
+    </w:lvl>
+    <w:lvl w:ilvl="4" w:tentative="1">
+      <w:start w:val="1"/>
+      <w:numFmt w:val="bullet"/>
+      <w:lvlText w:val=""/>
+      <w:lvlJc w:val="left"/>
+      <w:pPr>
+        <w:tabs>
+          <w:tab w:val="num" w:pos="3600"/>
+        </w:tabs>
+        <w:ind w:left="3600" w:hanging="360"/>
+      </w:pPr>
+      <w:rPr>
+        <w:rFonts w:ascii="Wingdings" w:hAnsi="Wingdings" w:hint="default"/>
+        <w:sz w:val="20"/>
+      </w:rPr>
+    </w:lvl>
+    <w:lvl w:ilvl="5" w:tentative="1">
+      <w:start w:val="1"/>
+      <w:numFmt w:val="bullet"/>
+      <w:lvlText w:val=""/>
+      <w:lvlJc w:val="left"/>
+      <w:pPr>
+        <w:tabs>
+          <w:tab w:val="num" w:pos="4320"/>
+        </w:tabs>
+        <w:ind w:left="4320" w:hanging="360"/>
+      </w:pPr>
+      <w:rPr>
+        <w:rFonts w:ascii="Wingdings" w:hAnsi="Wingdings" w:hint="default"/>
+        <w:sz w:val="20"/>
+      </w:rPr>
+    </w:lvl>
+    <w:lvl w:ilvl="6" w:tentative="1">
+      <w:start w:val="1"/>
+      <w:numFmt w:val="bullet"/>
+      <w:lvlText w:val=""/>
+      <w:lvlJc w:val="left"/>
+      <w:pPr>
+        <w:tabs>
+          <w:tab w:val="num" w:pos="5040"/>
+        </w:tabs>
+        <w:ind w:left="5040" w:hanging="360"/>
+      </w:pPr>
+      <w:rPr>
+        <w:rFonts w:ascii="Wingdings" w:hAnsi="Wingdings" w:hint="default"/>
+        <w:sz w:val="20"/>
+      </w:rPr>
+    </w:lvl>
+    <w:lvl w:ilvl="7" w:tentative="1">
+      <w:start w:val="1"/>
+      <w:numFmt w:val="bullet"/>
+      <w:lvlText w:val=""/>
+      <w:lvlJc w:val="left"/>
+      <w:pPr>
+        <w:tabs>
+          <w:tab w:val="num" w:pos="5760"/>
+        </w:tabs>
+        <w:ind w:left="5760" w:hanging="360"/>
+      </w:pPr>
+      <w:rPr>
+        <w:rFonts w:ascii="Wingdings" w:hAnsi="Wingdings" w:hint="default"/>
+        <w:sz w:val="20"/>
+      </w:rPr>
+    </w:lvl>
+    <w:lvl w:ilvl="8" w:tentative="1">
+      <w:start w:val="1"/>
+      <w:numFmt w:val="bullet"/>
+      <w:lvlText w:val=""/>
+      <w:lvlJc w:val="left"/>
+      <w:pPr>
+        <w:tabs>
+          <w:tab w:val="num" w:pos="6480"/>
+        </w:tabs>
+        <w:ind w:left="6480" w:hanging="360"/>
+      </w:pPr>
+      <w:rPr>
+        <w:rFonts w:ascii="Wingdings" w:hAnsi="Wingdings" w:hint="default"/>
+        <w:sz w:val="20"/>
+      </w:rPr>
+    </w:lvl>
+  </w:abstractNum>
+  <w:abstractNum w:abstractNumId="4" w15:restartNumberingAfterBreak="0">
+    <w:nsid w:val="26EB3747"/>
+    <w:multiLevelType w:val="multilevel"/>
+    <w:tmpl w:val="B9A2078C"/>
+    <w:lvl w:ilvl="0">
+      <w:start w:val="1"/>
+      <w:numFmt w:val="bullet"/>
+      <w:lvlText w:val=""/>
+      <w:lvlJc w:val="left"/>
+      <w:pPr>
+        <w:tabs>
+          <w:tab w:val="num" w:pos="720"/>
+        </w:tabs>
+        <w:ind w:left="720" w:hanging="360"/>
+      </w:pPr>
+      <w:rPr>
+        <w:rFonts w:ascii="Symbol" w:hAnsi="Symbol" w:hint="default"/>
+        <w:sz w:val="20"/>
+      </w:rPr>
+    </w:lvl>
+    <w:lvl w:ilvl="1" w:tentative="1">
+      <w:start w:val="1"/>
+      <w:numFmt w:val="bullet"/>
+      <w:lvlText w:val="o"/>
+      <w:lvlJc w:val="left"/>
+      <w:pPr>
+        <w:tabs>
+          <w:tab w:val="num" w:pos="1440"/>
+        </w:tabs>
+        <w:ind w:left="1440" w:hanging="360"/>
+      </w:pPr>
+      <w:rPr>
+        <w:rFonts w:ascii="Courier New" w:hAnsi="Courier New" w:hint="default"/>
+        <w:sz w:val="20"/>
+      </w:rPr>
+    </w:lvl>
+    <w:lvl w:ilvl="2" w:tentative="1">
+      <w:start w:val="1"/>
+      <w:numFmt w:val="bullet"/>
+      <w:lvlText w:val=""/>
+      <w:lvlJc w:val="left"/>
+      <w:pPr>
+        <w:tabs>
+          <w:tab w:val="num" w:pos="2160"/>
+        </w:tabs>
+        <w:ind w:left="2160" w:hanging="360"/>
+      </w:pPr>
+      <w:rPr>
+        <w:rFonts w:ascii="Wingdings" w:hAnsi="Wingdings" w:hint="default"/>
+        <w:sz w:val="20"/>
+      </w:rPr>
+    </w:lvl>
+    <w:lvl w:ilvl="3" w:tentative="1">
+      <w:start w:val="1"/>
+      <w:numFmt w:val="bullet"/>
+      <w:lvlText w:val=""/>
+      <w:lvlJc w:val="left"/>
+      <w:pPr>
+        <w:tabs>
+          <w:tab w:val="num" w:pos="2880"/>
+        </w:tabs>
+        <w:ind w:left="2880" w:hanging="360"/>
+      </w:pPr>
+      <w:rPr>
+        <w:rFonts w:ascii="Wingdings" w:hAnsi="Wingdings" w:hint="default"/>
+        <w:sz w:val="20"/>
+      </w:rPr>
+    </w:lvl>
+    <w:lvl w:ilvl="4" w:tentative="1">
+      <w:start w:val="1"/>
+      <w:numFmt w:val="bullet"/>
+      <w:lvlText w:val=""/>
+      <w:lvlJc w:val="left"/>
+      <w:pPr>
+        <w:tabs>
+          <w:tab w:val="num" w:pos="3600"/>
+        </w:tabs>
+        <w:ind w:left="3600" w:hanging="360"/>
+      </w:pPr>
+      <w:rPr>
+        <w:rFonts w:ascii="Wingdings" w:hAnsi="Wingdings" w:hint="default"/>
+        <w:sz w:val="20"/>
+      </w:rPr>
+    </w:lvl>
+    <w:lvl w:ilvl="5" w:tentative="1">
+      <w:start w:val="1"/>
+      <w:numFmt w:val="bullet"/>
+      <w:lvlText w:val=""/>
+      <w:lvlJc w:val="left"/>
+      <w:pPr>
+        <w:tabs>
+          <w:tab w:val="num" w:pos="4320"/>
+        </w:tabs>
+        <w:ind w:left="4320" w:hanging="360"/>
+      </w:pPr>
+      <w:rPr>
+        <w:rFonts w:ascii="Wingdings" w:hAnsi="Wingdings" w:hint="default"/>
+        <w:sz w:val="20"/>
+      </w:rPr>
+    </w:lvl>
+    <w:lvl w:ilvl="6" w:tentative="1">
+      <w:start w:val="1"/>
+      <w:numFmt w:val="bullet"/>
+      <w:lvlText w:val=""/>
+      <w:lvlJc w:val="left"/>
+      <w:pPr>
+        <w:tabs>
+          <w:tab w:val="num" w:pos="5040"/>
+        </w:tabs>
+        <w:ind w:left="5040" w:hanging="360"/>
+      </w:pPr>
+      <w:rPr>
+        <w:rFonts w:ascii="Wingdings" w:hAnsi="Wingdings" w:hint="default"/>
+        <w:sz w:val="20"/>
+      </w:rPr>
+    </w:lvl>
+    <w:lvl w:ilvl="7" w:tentative="1">
+      <w:start w:val="1"/>
+      <w:numFmt w:val="bullet"/>
+      <w:lvlText w:val=""/>
+      <w:lvlJc w:val="left"/>
+      <w:pPr>
+        <w:tabs>
+          <w:tab w:val="num" w:pos="5760"/>
+        </w:tabs>
+        <w:ind w:left="5760" w:hanging="360"/>
+      </w:pPr>
+      <w:rPr>
+        <w:rFonts w:ascii="Wingdings" w:hAnsi="Wingdings" w:hint="default"/>
+        <w:sz w:val="20"/>
+      </w:rPr>
+    </w:lvl>
+    <w:lvl w:ilvl="8" w:tentative="1">
+      <w:start w:val="1"/>
+      <w:numFmt w:val="bullet"/>
+      <w:lvlText w:val=""/>
+      <w:lvlJc w:val="left"/>
+      <w:pPr>
+        <w:tabs>
+          <w:tab w:val="num" w:pos="6480"/>
+        </w:tabs>
+        <w:ind w:left="6480" w:hanging="360"/>
+      </w:pPr>
+      <w:rPr>
+        <w:rFonts w:ascii="Wingdings" w:hAnsi="Wingdings" w:hint="default"/>
+        <w:sz w:val="20"/>
+      </w:rPr>
+    </w:lvl>
+  </w:abstractNum>
+  <w:abstractNum w:abstractNumId="5" w15:restartNumberingAfterBreak="0">
+    <w:nsid w:val="27790CE3"/>
+    <w:multiLevelType w:val="multilevel"/>
+    <w:tmpl w:val="2A8A4952"/>
+    <w:lvl w:ilvl="0">
+      <w:start w:val="1"/>
+      <w:numFmt w:val="decimal"/>
+      <w:lvlText w:val="%1."/>
+      <w:lvlJc w:val="left"/>
+      <w:pPr>
+        <w:tabs>
+          <w:tab w:val="num" w:pos="720"/>
+        </w:tabs>
+        <w:ind w:left="720" w:hanging="360"/>
+      </w:pPr>
+    </w:lvl>
+    <w:lvl w:ilvl="1" w:tentative="1">
+      <w:start w:val="1"/>
+      <w:numFmt w:val="decimal"/>
+      <w:lvlText w:val="%2."/>
+      <w:lvlJc w:val="left"/>
+      <w:pPr>
+        <w:tabs>
+          <w:tab w:val="num" w:pos="1440"/>
+        </w:tabs>
+        <w:ind w:left="1440" w:hanging="360"/>
+      </w:pPr>
+    </w:lvl>
+    <w:lvl w:ilvl="2" w:tentative="1">
+      <w:start w:val="1"/>
+      <w:numFmt w:val="decimal"/>
+      <w:lvlText w:val="%3."/>
+      <w:lvlJc w:val="left"/>
+      <w:pPr>
+        <w:tabs>
+          <w:tab w:val="num" w:pos="2160"/>
+        </w:tabs>
+        <w:ind w:left="2160" w:hanging="360"/>
+      </w:pPr>
+    </w:lvl>
+    <w:lvl w:ilvl="3" w:tentative="1">
+      <w:start w:val="1"/>
+      <w:numFmt w:val="decimal"/>
+      <w:lvlText w:val="%4."/>
+      <w:lvlJc w:val="left"/>
+      <w:pPr>
+        <w:tabs>
+          <w:tab w:val="num" w:pos="2880"/>
+        </w:tabs>
+        <w:ind w:left="2880" w:hanging="360"/>
+      </w:pPr>
+    </w:lvl>
+    <w:lvl w:ilvl="4" w:tentative="1">
+      <w:start w:val="1"/>
+      <w:numFmt w:val="decimal"/>
+      <w:lvlText w:val="%5."/>
+      <w:lvlJc w:val="left"/>
+      <w:pPr>
+        <w:tabs>
+          <w:tab w:val="num" w:pos="3600"/>
+        </w:tabs>
+        <w:ind w:left="3600" w:hanging="360"/>
+      </w:pPr>
+    </w:lvl>
+    <w:lvl w:ilvl="5" w:tentative="1">
+      <w:start w:val="1"/>
+      <w:numFmt w:val="decimal"/>
+      <w:lvlText w:val="%6."/>
+      <w:lvlJc w:val="left"/>
+      <w:pPr>
+        <w:tabs>
+          <w:tab w:val="num" w:pos="4320"/>
+        </w:tabs>
+        <w:ind w:left="4320" w:hanging="360"/>
+      </w:pPr>
+    </w:lvl>
+    <w:lvl w:ilvl="6" w:tentative="1">
+      <w:start w:val="1"/>
+      <w:numFmt w:val="decimal"/>
+      <w:lvlText w:val="%7."/>
+      <w:lvlJc w:val="left"/>
+      <w:pPr>
+        <w:tabs>
+          <w:tab w:val="num" w:pos="5040"/>
+        </w:tabs>
+        <w:ind w:left="5040" w:hanging="360"/>
+      </w:pPr>
+    </w:lvl>
+    <w:lvl w:ilvl="7" w:tentative="1">
+      <w:start w:val="1"/>
+      <w:numFmt w:val="decimal"/>
+      <w:lvlText w:val="%8."/>
+      <w:lvlJc w:val="left"/>
+      <w:pPr>
+        <w:tabs>
+          <w:tab w:val="num" w:pos="5760"/>
+        </w:tabs>
+        <w:ind w:left="5760" w:hanging="360"/>
+      </w:pPr>
+    </w:lvl>
+    <w:lvl w:ilvl="8" w:tentative="1">
+      <w:start w:val="1"/>
+      <w:numFmt w:val="decimal"/>
+      <w:lvlText w:val="%9."/>
+      <w:lvlJc w:val="left"/>
+      <w:pPr>
+        <w:tabs>
+          <w:tab w:val="num" w:pos="6480"/>
+        </w:tabs>
+        <w:ind w:left="6480" w:hanging="360"/>
+      </w:pPr>
+    </w:lvl>
+  </w:abstractNum>
+  <w:abstractNum w:abstractNumId="6" w15:restartNumberingAfterBreak="0">
+    <w:nsid w:val="6A4108E7"/>
+    <w:multiLevelType w:val="multilevel"/>
+    <w:tmpl w:val="7CFA09B6"/>
+    <w:lvl w:ilvl="0">
+      <w:start w:val="1"/>
+      <w:numFmt w:val="bullet"/>
+      <w:lvlText w:val=""/>
+      <w:lvlJc w:val="left"/>
+      <w:pPr>
+        <w:tabs>
+          <w:tab w:val="num" w:pos="720"/>
+        </w:tabs>
+        <w:ind w:left="720" w:hanging="360"/>
+      </w:pPr>
+      <w:rPr>
+        <w:rFonts w:ascii="Symbol" w:hAnsi="Symbol" w:hint="default"/>
+        <w:sz w:val="20"/>
+      </w:rPr>
+    </w:lvl>
+    <w:lvl w:ilvl="1" w:tentative="1">
+      <w:start w:val="1"/>
+      <w:numFmt w:val="bullet"/>
+      <w:lvlText w:val="o"/>
+      <w:lvlJc w:val="left"/>
+      <w:pPr>
+        <w:tabs>
+          <w:tab w:val="num" w:pos="1440"/>
+        </w:tabs>
+        <w:ind w:left="1440" w:hanging="360"/>
+      </w:pPr>
+      <w:rPr>
+        <w:rFonts w:ascii="Courier New" w:hAnsi="Courier New" w:hint="default"/>
+        <w:sz w:val="20"/>
+      </w:rPr>
+    </w:lvl>
+    <w:lvl w:ilvl="2" w:tentative="1">
+      <w:start w:val="1"/>
+      <w:numFmt w:val="bullet"/>
+      <w:lvlText w:val=""/>
+      <w:lvlJc w:val="left"/>
+      <w:pPr>
+        <w:tabs>
+          <w:tab w:val="num" w:pos="2160"/>
+        </w:tabs>
+        <w:ind w:left="2160" w:hanging="360"/>
+      </w:pPr>
+      <w:rPr>
+        <w:rFonts w:ascii="Wingdings" w:hAnsi="Wingdings" w:hint="default"/>
+        <w:sz w:val="20"/>
+      </w:rPr>
+    </w:lvl>
+    <w:lvl w:ilvl="3" w:tentative="1">
+      <w:start w:val="1"/>
+      <w:numFmt w:val="bullet"/>
+      <w:lvlText w:val=""/>
+      <w:lvlJc w:val="left"/>
+      <w:pPr>
+        <w:tabs>
+          <w:tab w:val="num" w:pos="2880"/>
+        </w:tabs>
+        <w:ind w:left="2880" w:hanging="360"/>
+      </w:pPr>
+      <w:rPr>
+        <w:rFonts w:ascii="Wingdings" w:hAnsi="Wingdings" w:hint="default"/>
+        <w:sz w:val="20"/>
+      </w:rPr>
+    </w:lvl>
+    <w:lvl w:ilvl="4" w:tentative="1">
+      <w:start w:val="1"/>
+      <w:numFmt w:val="bullet"/>
+      <w:lvlText w:val=""/>
+      <w:lvlJc w:val="left"/>
+      <w:pPr>
+        <w:tabs>
+          <w:tab w:val="num" w:pos="3600"/>
+        </w:tabs>
+        <w:ind w:left="3600" w:hanging="360"/>
+      </w:pPr>
+      <w:rPr>
+        <w:rFonts w:ascii="Wingdings" w:hAnsi="Wingdings" w:hint="default"/>
+        <w:sz w:val="20"/>
+      </w:rPr>
+    </w:lvl>
+    <w:lvl w:ilvl="5" w:tentative="1">
+      <w:start w:val="1"/>
+      <w:numFmt w:val="bullet"/>
+      <w:lvlText w:val=""/>
+      <w:lvlJc w:val="left"/>
+      <w:pPr>
+        <w:tabs>
+          <w:tab w:val="num" w:pos="4320"/>
+        </w:tabs>
+        <w:ind w:left="4320" w:hanging="360"/>
+      </w:pPr>
+      <w:rPr>
+        <w:rFonts w:ascii="Wingdings" w:hAnsi="Wingdings" w:hint="default"/>
+        <w:sz w:val="20"/>
+      </w:rPr>
+    </w:lvl>
+    <w:lvl w:ilvl="6" w:tentative="1">
+      <w:start w:val="1"/>
+      <w:numFmt w:val="bullet"/>
+      <w:lvlText w:val=""/>
+      <w:lvlJc w:val="left"/>
+      <w:pPr>
+        <w:tabs>
+          <w:tab w:val="num" w:pos="5040"/>
+        </w:tabs>
+        <w:ind w:left="5040" w:hanging="360"/>
+      </w:pPr>
+      <w:rPr>
+        <w:rFonts w:ascii="Wingdings" w:hAnsi="Wingdings" w:hint="default"/>
+        <w:sz w:val="20"/>
+      </w:rPr>
+    </w:lvl>
+    <w:lvl w:ilvl="7" w:tentative="1">
+      <w:start w:val="1"/>
+      <w:numFmt w:val="bullet"/>
+      <w:lvlText w:val=""/>
+      <w:lvlJc w:val="left"/>
+      <w:pPr>
+        <w:tabs>
+          <w:tab w:val="num" w:pos="5760"/>
+        </w:tabs>
+        <w:ind w:left="5760" w:hanging="360"/>
+      </w:pPr>
+      <w:rPr>
+        <w:rFonts w:ascii="Wingdings" w:hAnsi="Wingdings" w:hint="default"/>
+        <w:sz w:val="20"/>
+      </w:rPr>
+    </w:lvl>
+    <w:lvl w:ilvl="8" w:tentative="1">
+      <w:start w:val="1"/>
+      <w:numFmt w:val="bullet"/>
+      <w:lvlText w:val=""/>
+      <w:lvlJc w:val="left"/>
+      <w:pPr>
+        <w:tabs>
+          <w:tab w:val="num" w:pos="6480"/>
+        </w:tabs>
+        <w:ind w:left="6480" w:hanging="360"/>
+      </w:pPr>
+      <w:rPr>
+        <w:rFonts w:ascii="Wingdings" w:hAnsi="Wingdings" w:hint="default"/>
+        <w:sz w:val="20"/>
+      </w:rPr>
+    </w:lvl>
+  </w:abstractNum>
+  <w:abstractNum w:abstractNumId="7" w15:restartNumberingAfterBreak="0">
+    <w:nsid w:val="722F4213"/>
+    <w:multiLevelType w:val="multilevel"/>
+    <w:tmpl w:val="221AADB2"/>
+    <w:lvl w:ilvl="0">
+      <w:start w:val="1"/>
+      <w:numFmt w:val="bullet"/>
+      <w:lvlText w:val=""/>
+      <w:lvlJc w:val="left"/>
+      <w:pPr>
+        <w:tabs>
+          <w:tab w:val="num" w:pos="720"/>
+        </w:tabs>
+        <w:ind w:left="720" w:hanging="360"/>
+      </w:pPr>
+      <w:rPr>
+        <w:rFonts w:ascii="Symbol" w:hAnsi="Symbol" w:hint="default"/>
+        <w:sz w:val="20"/>
+      </w:rPr>
+    </w:lvl>
+    <w:lvl w:ilvl="1" w:tentative="1">
+      <w:start w:val="1"/>
+      <w:numFmt w:val="bullet"/>
+      <w:lvlText w:val="o"/>
+      <w:lvlJc w:val="left"/>
+      <w:pPr>
+        <w:tabs>
+          <w:tab w:val="num" w:pos="1440"/>
+        </w:tabs>
+        <w:ind w:left="1440" w:hanging="360"/>
+      </w:pPr>
+      <w:rPr>
+        <w:rFonts w:ascii="Courier New" w:hAnsi="Courier New" w:hint="default"/>
+        <w:sz w:val="20"/>
+      </w:rPr>
+    </w:lvl>
+    <w:lvl w:ilvl="2" w:tentative="1">
+      <w:start w:val="1"/>
+      <w:numFmt w:val="bullet"/>
+      <w:lvlText w:val=""/>
+      <w:lvlJc w:val="left"/>
+      <w:pPr>
+        <w:tabs>
+          <w:tab w:val="num" w:pos="2160"/>
+        </w:tabs>
+        <w:ind w:left="2160" w:hanging="360"/>
+      </w:pPr>
+      <w:rPr>
+        <w:rFonts w:ascii="Wingdings" w:hAnsi="Wingdings" w:hint="default"/>
+        <w:sz w:val="20"/>
+      </w:rPr>
+    </w:lvl>
+    <w:lvl w:ilvl="3" w:tentative="1">
+      <w:start w:val="1"/>
+      <w:numFmt w:val="bullet"/>
+      <w:lvlText w:val=""/>
+      <w:lvlJc w:val="left"/>
+      <w:pPr>
+        <w:tabs>
+          <w:tab w:val="num" w:pos="2880"/>
+        </w:tabs>
+        <w:ind w:left="2880" w:hanging="360"/>
+      </w:pPr>
+      <w:rPr>
+        <w:rFonts w:ascii="Wingdings" w:hAnsi="Wingdings" w:hint="default"/>
+        <w:sz w:val="20"/>
+      </w:rPr>
+    </w:lvl>
+    <w:lvl w:ilvl="4" w:tentative="1">
+      <w:start w:val="1"/>
+      <w:numFmt w:val="bullet"/>
+      <w:lvlText w:val=""/>
+      <w:lvlJc w:val="left"/>
+      <w:pPr>
+        <w:tabs>
+          <w:tab w:val="num" w:pos="3600"/>
+        </w:tabs>
+        <w:ind w:left="3600" w:hanging="360"/>
+      </w:pPr>
+      <w:rPr>
+        <w:rFonts w:ascii="Wingdings" w:hAnsi="Wingdings" w:hint="default"/>
+        <w:sz w:val="20"/>
+      </w:rPr>
+    </w:lvl>
+    <w:lvl w:ilvl="5" w:tentative="1">
+      <w:start w:val="1"/>
+      <w:numFmt w:val="bullet"/>
+      <w:lvlText w:val=""/>
+      <w:lvlJc w:val="left"/>
+      <w:pPr>
+        <w:tabs>
+          <w:tab w:val="num" w:pos="4320"/>
+        </w:tabs>
+        <w:ind w:left="4320" w:hanging="360"/>
+      </w:pPr>
+      <w:rPr>
+        <w:rFonts w:ascii="Wingdings" w:hAnsi="Wingdings" w:hint="default"/>
+        <w:sz w:val="20"/>
+      </w:rPr>
+    </w:lvl>
+    <w:lvl w:ilvl="6" w:tentative="1">
+      <w:start w:val="1"/>
+      <w:numFmt w:val="bullet"/>
+      <w:lvlText w:val=""/>
+      <w:lvlJc w:val="left"/>
+      <w:pPr>
+        <w:tabs>
+          <w:tab w:val="num" w:pos="5040"/>
+        </w:tabs>
+        <w:ind w:left="5040" w:hanging="360"/>
+      </w:pPr>
+      <w:rPr>
+        <w:rFonts w:ascii="Wingdings" w:hAnsi="Wingdings" w:hint="default"/>
+        <w:sz w:val="20"/>
+      </w:rPr>
+    </w:lvl>
+    <w:lvl w:ilvl="7" w:tentative="1">
+      <w:start w:val="1"/>
+      <w:numFmt w:val="bullet"/>
+      <w:lvlText w:val=""/>
+      <w:lvlJc w:val="left"/>
+      <w:pPr>
+        <w:tabs>
+          <w:tab w:val="num" w:pos="5760"/>
+        </w:tabs>
+        <w:ind w:left="5760" w:hanging="360"/>
+      </w:pPr>
+      <w:rPr>
+        <w:rFonts w:ascii="Wingdings" w:hAnsi="Wingdings" w:hint="default"/>
+        <w:sz w:val="20"/>
+      </w:rPr>
+    </w:lvl>
+    <w:lvl w:ilvl="8" w:tentative="1">
+      <w:start w:val="1"/>
+      <w:numFmt w:val="bullet"/>
+      <w:lvlText w:val=""/>
+      <w:lvlJc w:val="left"/>
+      <w:pPr>
+        <w:tabs>
+          <w:tab w:val="num" w:pos="6480"/>
+        </w:tabs>
+        <w:ind w:left="6480" w:hanging="360"/>
+      </w:pPr>
+      <w:rPr>
+        <w:rFonts w:ascii="Wingdings" w:hAnsi="Wingdings" w:hint="default"/>
+        <w:sz w:val="20"/>
+      </w:rPr>
+    </w:lvl>
+  </w:abstractNum>
+  <w:abstractNum w:abstractNumId="8" w15:restartNumberingAfterBreak="0">
+    <w:nsid w:val="7BDE4E63"/>
+    <w:multiLevelType w:val="multilevel"/>
+    <w:tmpl w:val="EE7CC2D2"/>
+    <w:lvl w:ilvl="0">
+      <w:start w:val="1"/>
+      <w:numFmt w:val="bullet"/>
+      <w:lvlText w:val=""/>
+      <w:lvlJc w:val="left"/>
+      <w:pPr>
+        <w:tabs>
+          <w:tab w:val="num" w:pos="720"/>
+        </w:tabs>
+        <w:ind w:left="720" w:hanging="360"/>
+      </w:pPr>
+      <w:rPr>
+        <w:rFonts w:ascii="Symbol" w:hAnsi="Symbol" w:hint="default"/>
+        <w:sz w:val="20"/>
+      </w:rPr>
+    </w:lvl>
+    <w:lvl w:ilvl="1" w:tentative="1">
+      <w:start w:val="1"/>
+      <w:numFmt w:val="bullet"/>
+      <w:lvlText w:val="o"/>
+      <w:lvlJc w:val="left"/>
+      <w:pPr>
+        <w:tabs>
+          <w:tab w:val="num" w:pos="1440"/>
+        </w:tabs>
+        <w:ind w:left="1440" w:hanging="360"/>
+      </w:pPr>
+      <w:rPr>
+        <w:rFonts w:ascii="Courier New" w:hAnsi="Courier New" w:hint="default"/>
+        <w:sz w:val="20"/>
+      </w:rPr>
+    </w:lvl>
+    <w:lvl w:ilvl="2" w:tentative="1">
+      <w:start w:val="1"/>
+      <w:numFmt w:val="bullet"/>
+      <w:lvlText w:val=""/>
+      <w:lvlJc w:val="left"/>
+      <w:pPr>
+        <w:tabs>
+          <w:tab w:val="num" w:pos="2160"/>
+        </w:tabs>
+        <w:ind w:left="2160" w:hanging="360"/>
+      </w:pPr>
+      <w:rPr>
+        <w:rFonts w:ascii="Wingdings" w:hAnsi="Wingdings" w:hint="default"/>
+        <w:sz w:val="20"/>
+      </w:rPr>
+    </w:lvl>
+    <w:lvl w:ilvl="3" w:tentative="1">
+      <w:start w:val="1"/>
+      <w:numFmt w:val="bullet"/>
+      <w:lvlText w:val=""/>
+      <w:lvlJc w:val="left"/>
+      <w:pPr>
+        <w:tabs>
+          <w:tab w:val="num" w:pos="2880"/>
+        </w:tabs>
+        <w:ind w:left="2880" w:hanging="360"/>
+      </w:pPr>
+      <w:rPr>
+        <w:rFonts w:ascii="Wingdings" w:hAnsi="Wingdings" w:hint="default"/>
+        <w:sz w:val="20"/>
+      </w:rPr>
+    </w:lvl>
+    <w:lvl w:ilvl="4" w:tentative="1">
+      <w:start w:val="1"/>
+      <w:numFmt w:val="bullet"/>
+      <w:lvlText w:val=""/>
+      <w:lvlJc w:val="left"/>
+      <w:pPr>
+        <w:tabs>
+          <w:tab w:val="num" w:pos="3600"/>
+        </w:tabs>
+        <w:ind w:left="3600" w:hanging="360"/>
+      </w:pPr>
+      <w:rPr>
+        <w:rFonts w:ascii="Wingdings" w:hAnsi="Wingdings" w:hint="default"/>
+        <w:sz w:val="20"/>
+      </w:rPr>
+    </w:lvl>
+    <w:lvl w:ilvl="5" w:tentative="1">
+      <w:start w:val="1"/>
+      <w:numFmt w:val="bullet"/>
+      <w:lvlText w:val=""/>
+      <w:lvlJc w:val="left"/>
+      <w:pPr>
+        <w:tabs>
+          <w:tab w:val="num" w:pos="4320"/>
+        </w:tabs>
+        <w:ind w:left="4320" w:hanging="360"/>
+      </w:pPr>
+      <w:rPr>
+        <w:rFonts w:ascii="Wingdings" w:hAnsi="Wingdings" w:hint="default"/>
+        <w:sz w:val="20"/>
+      </w:rPr>
+    </w:lvl>
+    <w:lvl w:ilvl="6" w:tentative="1">
+      <w:start w:val="1"/>
+      <w:numFmt w:val="bullet"/>
+      <w:lvlText w:val=""/>
+      <w:lvlJc w:val="left"/>
+      <w:pPr>
+        <w:tabs>
+          <w:tab w:val="num" w:pos="5040"/>
+        </w:tabs>
+        <w:ind w:left="5040" w:hanging="360"/>
+      </w:pPr>
+      <w:rPr>
+        <w:rFonts w:ascii="Wingdings" w:hAnsi="Wingdings" w:hint="default"/>
+        <w:sz w:val="20"/>
+      </w:rPr>
+    </w:lvl>
+    <w:lvl w:ilvl="7" w:tentative="1">
+      <w:start w:val="1"/>
+      <w:numFmt w:val="bullet"/>
+      <w:lvlText w:val=""/>
+      <w:lvlJc w:val="left"/>
+      <w:pPr>
+        <w:tabs>
+          <w:tab w:val="num" w:pos="5760"/>
+        </w:tabs>
+        <w:ind w:left="5760" w:hanging="360"/>
+      </w:pPr>
+      <w:rPr>
+        <w:rFonts w:ascii="Wingdings" w:hAnsi="Wingdings" w:hint="default"/>
+        <w:sz w:val="20"/>
+      </w:rPr>
+    </w:lvl>
+    <w:lvl w:ilvl="8" w:tentative="1">
+      <w:start w:val="1"/>
+      <w:numFmt w:val="bullet"/>
+      <w:lvlText w:val=""/>
+      <w:lvlJc w:val="left"/>
+      <w:pPr>
+        <w:tabs>
+          <w:tab w:val="num" w:pos="6480"/>
+        </w:tabs>
+        <w:ind w:left="6480" w:hanging="360"/>
+      </w:pPr>
+      <w:rPr>
+        <w:rFonts w:ascii="Wingdings" w:hAnsi="Wingdings" w:hint="default"/>
+        <w:sz w:val="20"/>
+      </w:rPr>
+    </w:lvl>
+  </w:abstractNum>
+  <w:num w:numId="1">
+    <w:abstractNumId w:val="6"/>
+  </w:num>
+  <w:num w:numId="2">
+    <w:abstractNumId w:val="4"/>
+  </w:num>
+  <w:num w:numId="3">
+    <w:abstractNumId w:val="2"/>
+  </w:num>
+  <w:num w:numId="4">
+    <w:abstractNumId w:val="1"/>
+  </w:num>
+  <w:num w:numId="5">
+    <w:abstractNumId w:val="3"/>
+  </w:num>
+  <w:num w:numId="6">
+    <w:abstractNumId w:val="7"/>
+  </w:num>
+  <w:num w:numId="7">
+    <w:abstractNumId w:val="8"/>
+  </w:num>
+  <w:num w:numId="8">
+    <w:abstractNumId w:val="0"/>
+  </w:num>
+  <w:num w:numId="9">
+    <w:abstractNumId w:val="5"/>
+  </w:num>
+</w:numbering>
 </file>
 
 <file path=word/styles.xml><?xml version="1.0" encoding="utf-8"?>
@@ -923,6 +9145,92 @@
     <w:semiHidden/>
     <w:unhideWhenUsed/>
   </w:style>
+  <w:style w:type="character" w:styleId="a3">
+    <w:name w:val="Strong"/>
+    <w:basedOn w:val="a0"/>
+    <w:uiPriority w:val="22"/>
+    <w:qFormat/>
+    <w:rsid w:val="00604DED"/>
+    <w:rPr>
+      <w:b/>
+      <w:bCs/>
+    </w:rPr>
+  </w:style>
+  <w:style w:type="character" w:styleId="HTML">
+    <w:name w:val="HTML Code"/>
+    <w:basedOn w:val="a0"/>
+    <w:uiPriority w:val="99"/>
+    <w:semiHidden/>
+    <w:unhideWhenUsed/>
+    <w:rsid w:val="00604DED"/>
+    <w:rPr>
+      <w:rFonts w:ascii="Courier New" w:eastAsia="Times New Roman" w:hAnsi="Courier New" w:cs="Courier New"/>
+      <w:sz w:val="20"/>
+      <w:szCs w:val="20"/>
+    </w:rPr>
+  </w:style>
+  <w:style w:type="paragraph" w:styleId="a4">
+    <w:name w:val="Normal (Web)"/>
+    <w:basedOn w:val="a"/>
+    <w:uiPriority w:val="99"/>
+    <w:unhideWhenUsed/>
+    <w:rsid w:val="00B27E16"/>
+    <w:pPr>
+      <w:spacing w:before="100" w:beforeAutospacing="1" w:after="100" w:afterAutospacing="1" w:line="240" w:lineRule="auto"/>
+    </w:pPr>
+    <w:rPr>
+      <w:rFonts w:ascii="Times New Roman" w:eastAsia="Times New Roman" w:hAnsi="Times New Roman" w:cs="Times New Roman"/>
+      <w:sz w:val="24"/>
+      <w:szCs w:val="24"/>
+      <w:lang w:eastAsia="uk-UA"/>
+    </w:rPr>
+  </w:style>
+  <w:style w:type="paragraph" w:styleId="a5">
+    <w:name w:val="List Paragraph"/>
+    <w:basedOn w:val="a"/>
+    <w:uiPriority w:val="34"/>
+    <w:qFormat/>
+    <w:rsid w:val="001539EA"/>
+    <w:pPr>
+      <w:ind w:left="720"/>
+      <w:contextualSpacing/>
+    </w:pPr>
+  </w:style>
+  <w:style w:type="character" w:customStyle="1" w:styleId="citation-167">
+    <w:name w:val="citation-167"/>
+    <w:basedOn w:val="a0"/>
+    <w:rsid w:val="0079067A"/>
+  </w:style>
+  <w:style w:type="character" w:customStyle="1" w:styleId="citation-166">
+    <w:name w:val="citation-166"/>
+    <w:basedOn w:val="a0"/>
+    <w:rsid w:val="0079067A"/>
+  </w:style>
+  <w:style w:type="character" w:customStyle="1" w:styleId="citation-165">
+    <w:name w:val="citation-165"/>
+    <w:basedOn w:val="a0"/>
+    <w:rsid w:val="0079067A"/>
+  </w:style>
+  <w:style w:type="character" w:customStyle="1" w:styleId="citation-164">
+    <w:name w:val="citation-164"/>
+    <w:basedOn w:val="a0"/>
+    <w:rsid w:val="0079067A"/>
+  </w:style>
+  <w:style w:type="character" w:customStyle="1" w:styleId="citation-163">
+    <w:name w:val="citation-163"/>
+    <w:basedOn w:val="a0"/>
+    <w:rsid w:val="0079067A"/>
+  </w:style>
+  <w:style w:type="character" w:customStyle="1" w:styleId="citation-162">
+    <w:name w:val="citation-162"/>
+    <w:basedOn w:val="a0"/>
+    <w:rsid w:val="0079067A"/>
+  </w:style>
+  <w:style w:type="character" w:customStyle="1" w:styleId="citation-161">
+    <w:name w:val="citation-161"/>
+    <w:basedOn w:val="a0"/>
+    <w:rsid w:val="0079067A"/>
+  </w:style>
 </w:styles>
 </file>
 
